--- a/Thesis - Daan Luttik - MBA.docx
+++ b/Thesis - Daan Luttik - MBA.docx
@@ -548,7 +548,7 @@
       <w:pPr>
         <w:pStyle w:val="Heading1"/>
       </w:pPr>
-      <w:bookmarkStart w:id="2" w:name="_Toc233106439"/>
+      <w:bookmarkStart w:id="2" w:name="_Toc234521757"/>
       <w:r>
         <w:lastRenderedPageBreak/>
         <w:t>Foreword</w:t>
@@ -643,20 +643,56 @@
         <w:rPr>
           <w:lang w:val="en-US"/>
         </w:rPr>
-        <w:t>Also I want to thank all of my classmates for giving me such a great time during and outside of the module. And a very special thanks for my peer group, I love how we have supported each other. Another special thanks goes out to my family and friends, to those who I have disregarded because I was too busy and those who supported me without expecting anything in return. I could not have made it through these busy years without having all of these special people around me to support me.</w:t>
-      </w:r>
-    </w:p>
-    <w:p>
-      <w:pPr>
-        <w:rPr>
-          <w:lang w:val="en-US"/>
-        </w:rPr>
-      </w:pPr>
-      <w:r>
-        <w:rPr>
-          <w:lang w:val="en-US"/>
-        </w:rPr>
-        <w:t>Lastly, I want to give a very special thanks to my supervisor Stefanie Beninger. During the module she provided it was clear to me that she was the perfect fit for this research. I want to thank you for your time and effort. And for the patience with all of the questions regarding your preferences, and the “are you sure” questions after you noted your preferences, I think it greatly improved my work.</w:t>
+        <w:t>Also</w:t>
+      </w:r>
+      <w:r>
+        <w:rPr>
+          <w:lang w:val="en-US"/>
+        </w:rPr>
+        <w:t>,</w:t>
+      </w:r>
+      <w:r>
+        <w:rPr>
+          <w:lang w:val="en-US"/>
+        </w:rPr>
+        <w:t xml:space="preserve"> I want to thank all of my classmates for giving me such a great time during and outside of the module. And a very special thanks for my peer group, I love how we have supported each other. Another special thanks goes out to my family and friends, to those who I have disregarded because I was too busy</w:t>
+      </w:r>
+      <w:r>
+        <w:rPr>
+          <w:lang w:val="en-US"/>
+        </w:rPr>
+        <w:t>,</w:t>
+      </w:r>
+      <w:r>
+        <w:rPr>
+          <w:lang w:val="en-US"/>
+        </w:rPr>
+        <w:t xml:space="preserve"> and those who supported me without expecting anything in return. I could not have made it through these busy years without having all of these special people around me to support me.</w:t>
+      </w:r>
+    </w:p>
+    <w:p>
+      <w:pPr>
+        <w:rPr>
+          <w:lang w:val="en-US"/>
+        </w:rPr>
+      </w:pPr>
+      <w:r>
+        <w:rPr>
+          <w:lang w:val="en-US"/>
+        </w:rPr>
+        <w:t>Lastly, I want to give a very special thanks to my supervisor Stefanie Beninger. During the module</w:t>
+      </w:r>
+      <w:r>
+        <w:rPr>
+          <w:lang w:val="en-US"/>
+        </w:rPr>
+        <w:t>,</w:t>
+      </w:r>
+      <w:r>
+        <w:rPr>
+          <w:lang w:val="en-US"/>
+        </w:rPr>
+        <w:t xml:space="preserve"> she provided it was clear to me that she was the perfect fit for this research. I want to thank you for your time and effort. And for the patience with all of the questions regarding your preferences, and the “are you sure” questions after you noted your preferences, I think it greatly improved my work.</w:t>
       </w:r>
       <w:r>
         <w:rPr>
@@ -726,7 +762,7 @@
           <w:r>
             <w:fldChar w:fldCharType="separate"/>
           </w:r>
-          <w:hyperlink w:anchor="_Toc233106439" w:history="1">
+          <w:hyperlink w:anchor="_Toc234521757" w:history="1">
             <w:r>
               <w:rPr>
                 <w:rStyle w:val="Hyperlink"/>
@@ -753,7 +789,7 @@
                 <w:noProof/>
                 <w:webHidden/>
               </w:rPr>
-              <w:instrText xml:space="preserve"> PAGEREF _Toc233106439 \h </w:instrText>
+              <w:instrText xml:space="preserve"> PAGEREF _Toc234521757 \h </w:instrText>
             </w:r>
             <w:r>
               <w:rPr>
@@ -800,7 +836,7 @@
               <w14:ligatures w14:val="standardContextual"/>
             </w:rPr>
           </w:pPr>
-          <w:hyperlink w:anchor="_Toc233106440" w:history="1">
+          <w:hyperlink w:anchor="_Toc234521758" w:history="1">
             <w:r>
               <w:rPr>
                 <w:rStyle w:val="Hyperlink"/>
@@ -827,7 +863,7 @@
                 <w:noProof/>
                 <w:webHidden/>
               </w:rPr>
-              <w:instrText xml:space="preserve"> PAGEREF _Toc233106440 \h </w:instrText>
+              <w:instrText xml:space="preserve"> PAGEREF _Toc234521758 \h </w:instrText>
             </w:r>
             <w:r>
               <w:rPr>
@@ -874,7 +910,7 @@
               <w14:ligatures w14:val="standardContextual"/>
             </w:rPr>
           </w:pPr>
-          <w:hyperlink w:anchor="_Toc233106441" w:history="1">
+          <w:hyperlink w:anchor="_Toc234521759" w:history="1">
             <w:r>
               <w:rPr>
                 <w:rStyle w:val="Hyperlink"/>
@@ -901,7 +937,7 @@
                 <w:noProof/>
                 <w:webHidden/>
               </w:rPr>
-              <w:instrText xml:space="preserve"> PAGEREF _Toc233106441 \h </w:instrText>
+              <w:instrText xml:space="preserve"> PAGEREF _Toc234521759 \h </w:instrText>
             </w:r>
             <w:r>
               <w:rPr>
@@ -949,7 +985,7 @@
               <w14:ligatures w14:val="standardContextual"/>
             </w:rPr>
           </w:pPr>
-          <w:hyperlink w:anchor="_Toc233106442" w:history="1">
+          <w:hyperlink w:anchor="_Toc234521760" w:history="1">
             <w:r>
               <w:rPr>
                 <w:rStyle w:val="Hyperlink"/>
@@ -995,7 +1031,7 @@
                 <w:noProof/>
                 <w:webHidden/>
               </w:rPr>
-              <w:instrText xml:space="preserve"> PAGEREF _Toc233106442 \h </w:instrText>
+              <w:instrText xml:space="preserve"> PAGEREF _Toc234521760 \h </w:instrText>
             </w:r>
             <w:r>
               <w:rPr>
@@ -1043,7 +1079,7 @@
               <w14:ligatures w14:val="standardContextual"/>
             </w:rPr>
           </w:pPr>
-          <w:hyperlink w:anchor="_Toc233106443" w:history="1">
+          <w:hyperlink w:anchor="_Toc234521761" w:history="1">
             <w:r>
               <w:rPr>
                 <w:rStyle w:val="Hyperlink"/>
@@ -1089,7 +1125,7 @@
                 <w:noProof/>
                 <w:webHidden/>
               </w:rPr>
-              <w:instrText xml:space="preserve"> PAGEREF _Toc233106443 \h </w:instrText>
+              <w:instrText xml:space="preserve"> PAGEREF _Toc234521761 \h </w:instrText>
             </w:r>
             <w:r>
               <w:rPr>
@@ -1137,7 +1173,7 @@
               <w14:ligatures w14:val="standardContextual"/>
             </w:rPr>
           </w:pPr>
-          <w:hyperlink w:anchor="_Toc233106444" w:history="1">
+          <w:hyperlink w:anchor="_Toc234521762" w:history="1">
             <w:r>
               <w:rPr>
                 <w:rStyle w:val="Hyperlink"/>
@@ -1185,7 +1221,7 @@
                 <w:noProof/>
                 <w:webHidden/>
               </w:rPr>
-              <w:instrText xml:space="preserve"> PAGEREF _Toc233106444 \h </w:instrText>
+              <w:instrText xml:space="preserve"> PAGEREF _Toc234521762 \h </w:instrText>
             </w:r>
             <w:r>
               <w:rPr>
@@ -1233,7 +1269,7 @@
               <w14:ligatures w14:val="standardContextual"/>
             </w:rPr>
           </w:pPr>
-          <w:hyperlink w:anchor="_Toc233106445" w:history="1">
+          <w:hyperlink w:anchor="_Toc234521763" w:history="1">
             <w:r>
               <w:rPr>
                 <w:rStyle w:val="Hyperlink"/>
@@ -1281,7 +1317,7 @@
                 <w:noProof/>
                 <w:webHidden/>
               </w:rPr>
-              <w:instrText xml:space="preserve"> PAGEREF _Toc233106445 \h </w:instrText>
+              <w:instrText xml:space="preserve"> PAGEREF _Toc234521763 \h </w:instrText>
             </w:r>
             <w:r>
               <w:rPr>
@@ -1329,7 +1365,7 @@
               <w14:ligatures w14:val="standardContextual"/>
             </w:rPr>
           </w:pPr>
-          <w:hyperlink w:anchor="_Toc233106446" w:history="1">
+          <w:hyperlink w:anchor="_Toc234521764" w:history="1">
             <w:r>
               <w:rPr>
                 <w:rStyle w:val="Hyperlink"/>
@@ -1377,7 +1413,7 @@
                 <w:noProof/>
                 <w:webHidden/>
               </w:rPr>
-              <w:instrText xml:space="preserve"> PAGEREF _Toc233106446 \h </w:instrText>
+              <w:instrText xml:space="preserve"> PAGEREF _Toc234521764 \h </w:instrText>
             </w:r>
             <w:r>
               <w:rPr>
@@ -1424,7 +1460,7 @@
               <w14:ligatures w14:val="standardContextual"/>
             </w:rPr>
           </w:pPr>
-          <w:hyperlink w:anchor="_Toc233106447" w:history="1">
+          <w:hyperlink w:anchor="_Toc234521765" w:history="1">
             <w:r>
               <w:rPr>
                 <w:rStyle w:val="Hyperlink"/>
@@ -1451,7 +1487,7 @@
                 <w:noProof/>
                 <w:webHidden/>
               </w:rPr>
-              <w:instrText xml:space="preserve"> PAGEREF _Toc233106447 \h </w:instrText>
+              <w:instrText xml:space="preserve"> PAGEREF _Toc234521765 \h </w:instrText>
             </w:r>
             <w:r>
               <w:rPr>
@@ -1499,7 +1535,7 @@
               <w14:ligatures w14:val="standardContextual"/>
             </w:rPr>
           </w:pPr>
-          <w:hyperlink w:anchor="_Toc233106448" w:history="1">
+          <w:hyperlink w:anchor="_Toc234521766" w:history="1">
             <w:r>
               <w:rPr>
                 <w:rStyle w:val="Hyperlink"/>
@@ -1547,7 +1583,7 @@
                 <w:noProof/>
                 <w:webHidden/>
               </w:rPr>
-              <w:instrText xml:space="preserve"> PAGEREF _Toc233106448 \h </w:instrText>
+              <w:instrText xml:space="preserve"> PAGEREF _Toc234521766 \h </w:instrText>
             </w:r>
             <w:r>
               <w:rPr>
@@ -1595,7 +1631,7 @@
               <w14:ligatures w14:val="standardContextual"/>
             </w:rPr>
           </w:pPr>
-          <w:hyperlink w:anchor="_Toc233106449" w:history="1">
+          <w:hyperlink w:anchor="_Toc234521767" w:history="1">
             <w:r>
               <w:rPr>
                 <w:rStyle w:val="Hyperlink"/>
@@ -1643,7 +1679,7 @@
                 <w:noProof/>
                 <w:webHidden/>
               </w:rPr>
-              <w:instrText xml:space="preserve"> PAGEREF _Toc233106449 \h </w:instrText>
+              <w:instrText xml:space="preserve"> PAGEREF _Toc234521767 \h </w:instrText>
             </w:r>
             <w:r>
               <w:rPr>
@@ -1691,7 +1727,7 @@
               <w14:ligatures w14:val="standardContextual"/>
             </w:rPr>
           </w:pPr>
-          <w:hyperlink w:anchor="_Toc233106450" w:history="1">
+          <w:hyperlink w:anchor="_Toc234521768" w:history="1">
             <w:r>
               <w:rPr>
                 <w:rStyle w:val="Hyperlink"/>
@@ -1739,7 +1775,7 @@
                 <w:noProof/>
                 <w:webHidden/>
               </w:rPr>
-              <w:instrText xml:space="preserve"> PAGEREF _Toc233106450 \h </w:instrText>
+              <w:instrText xml:space="preserve"> PAGEREF _Toc234521768 \h </w:instrText>
             </w:r>
             <w:r>
               <w:rPr>
@@ -1787,7 +1823,7 @@
               <w14:ligatures w14:val="standardContextual"/>
             </w:rPr>
           </w:pPr>
-          <w:hyperlink w:anchor="_Toc233106451" w:history="1">
+          <w:hyperlink w:anchor="_Toc234521769" w:history="1">
             <w:r>
               <w:rPr>
                 <w:rStyle w:val="Hyperlink"/>
@@ -1814,7 +1850,7 @@
                 <w:noProof/>
                 <w:lang w:val="en-US"/>
               </w:rPr>
-              <w:t>Intended sample and sample size</w:t>
+              <w:t>Sample and sample size</w:t>
             </w:r>
             <w:r>
               <w:rPr>
@@ -1835,7 +1871,7 @@
                 <w:noProof/>
                 <w:webHidden/>
               </w:rPr>
-              <w:instrText xml:space="preserve"> PAGEREF _Toc233106451 \h </w:instrText>
+              <w:instrText xml:space="preserve"> PAGEREF _Toc234521769 \h </w:instrText>
             </w:r>
             <w:r>
               <w:rPr>
@@ -1883,13 +1919,13 @@
               <w14:ligatures w14:val="standardContextual"/>
             </w:rPr>
           </w:pPr>
-          <w:hyperlink w:anchor="_Toc233106452" w:history="1">
+          <w:hyperlink w:anchor="_Toc234521770" w:history="1">
             <w:r>
               <w:rPr>
                 <w:rStyle w:val="Hyperlink"/>
                 <w:noProof/>
               </w:rPr>
-              <w:t>3.4</w:t>
+              <w:t>3.4.</w:t>
             </w:r>
             <w:r>
               <w:rPr>
@@ -1929,7 +1965,7 @@
                 <w:noProof/>
                 <w:webHidden/>
               </w:rPr>
-              <w:instrText xml:space="preserve"> PAGEREF _Toc233106452 \h </w:instrText>
+              <w:instrText xml:space="preserve"> PAGEREF _Toc234521770 \h </w:instrText>
             </w:r>
             <w:r>
               <w:rPr>
@@ -1977,7 +2013,7 @@
               <w14:ligatures w14:val="standardContextual"/>
             </w:rPr>
           </w:pPr>
-          <w:hyperlink w:anchor="_Toc233106453" w:history="1">
+          <w:hyperlink w:anchor="_Toc234521771" w:history="1">
             <w:r>
               <w:rPr>
                 <w:rStyle w:val="Hyperlink"/>
@@ -2023,7 +2059,7 @@
                 <w:noProof/>
                 <w:webHidden/>
               </w:rPr>
-              <w:instrText xml:space="preserve"> PAGEREF _Toc233106453 \h </w:instrText>
+              <w:instrText xml:space="preserve"> PAGEREF _Toc234521771 \h </w:instrText>
             </w:r>
             <w:r>
               <w:rPr>
@@ -2071,7 +2107,7 @@
               <w14:ligatures w14:val="standardContextual"/>
             </w:rPr>
           </w:pPr>
-          <w:hyperlink w:anchor="_Toc233106454" w:history="1">
+          <w:hyperlink w:anchor="_Toc234521772" w:history="1">
             <w:r>
               <w:rPr>
                 <w:rStyle w:val="Hyperlink"/>
@@ -2117,7 +2153,7 @@
                 <w:noProof/>
                 <w:webHidden/>
               </w:rPr>
-              <w:instrText xml:space="preserve"> PAGEREF _Toc233106454 \h </w:instrText>
+              <w:instrText xml:space="preserve"> PAGEREF _Toc234521772 \h </w:instrText>
             </w:r>
             <w:r>
               <w:rPr>
@@ -2165,7 +2201,7 @@
               <w14:ligatures w14:val="standardContextual"/>
             </w:rPr>
           </w:pPr>
-          <w:hyperlink w:anchor="_Toc233106455" w:history="1">
+          <w:hyperlink w:anchor="_Toc234521773" w:history="1">
             <w:r>
               <w:rPr>
                 <w:rStyle w:val="Hyperlink"/>
@@ -2211,7 +2247,7 @@
                 <w:noProof/>
                 <w:webHidden/>
               </w:rPr>
-              <w:instrText xml:space="preserve"> PAGEREF _Toc233106455 \h </w:instrText>
+              <w:instrText xml:space="preserve"> PAGEREF _Toc234521773 \h </w:instrText>
             </w:r>
             <w:r>
               <w:rPr>
@@ -2259,7 +2295,7 @@
               <w14:ligatures w14:val="standardContextual"/>
             </w:rPr>
           </w:pPr>
-          <w:hyperlink w:anchor="_Toc233106456" w:history="1">
+          <w:hyperlink w:anchor="_Toc234521774" w:history="1">
             <w:r>
               <w:rPr>
                 <w:rStyle w:val="Hyperlink"/>
@@ -2305,7 +2341,7 @@
                 <w:noProof/>
                 <w:webHidden/>
               </w:rPr>
-              <w:instrText xml:space="preserve"> PAGEREF _Toc233106456 \h </w:instrText>
+              <w:instrText xml:space="preserve"> PAGEREF _Toc234521774 \h </w:instrText>
             </w:r>
             <w:r>
               <w:rPr>
@@ -2353,7 +2389,7 @@
               <w14:ligatures w14:val="standardContextual"/>
             </w:rPr>
           </w:pPr>
-          <w:hyperlink w:anchor="_Toc233106457" w:history="1">
+          <w:hyperlink w:anchor="_Toc234521775" w:history="1">
             <w:r>
               <w:rPr>
                 <w:rStyle w:val="Hyperlink"/>
@@ -2399,7 +2435,7 @@
                 <w:noProof/>
                 <w:webHidden/>
               </w:rPr>
-              <w:instrText xml:space="preserve"> PAGEREF _Toc233106457 \h </w:instrText>
+              <w:instrText xml:space="preserve"> PAGEREF _Toc234521775 \h </w:instrText>
             </w:r>
             <w:r>
               <w:rPr>
@@ -2447,7 +2483,7 @@
               <w14:ligatures w14:val="standardContextual"/>
             </w:rPr>
           </w:pPr>
-          <w:hyperlink w:anchor="_Toc233106458" w:history="1">
+          <w:hyperlink w:anchor="_Toc234521776" w:history="1">
             <w:r>
               <w:rPr>
                 <w:rStyle w:val="Hyperlink"/>
@@ -2493,7 +2529,7 @@
                 <w:noProof/>
                 <w:webHidden/>
               </w:rPr>
-              <w:instrText xml:space="preserve"> PAGEREF _Toc233106458 \h </w:instrText>
+              <w:instrText xml:space="preserve"> PAGEREF _Toc234521776 \h </w:instrText>
             </w:r>
             <w:r>
               <w:rPr>
@@ -2541,7 +2577,7 @@
               <w14:ligatures w14:val="standardContextual"/>
             </w:rPr>
           </w:pPr>
-          <w:hyperlink w:anchor="_Toc233106459" w:history="1">
+          <w:hyperlink w:anchor="_Toc234521777" w:history="1">
             <w:r>
               <w:rPr>
                 <w:rStyle w:val="Hyperlink"/>
@@ -2587,7 +2623,7 @@
                 <w:noProof/>
                 <w:webHidden/>
               </w:rPr>
-              <w:instrText xml:space="preserve"> PAGEREF _Toc233106459 \h </w:instrText>
+              <w:instrText xml:space="preserve"> PAGEREF _Toc234521777 \h </w:instrText>
             </w:r>
             <w:r>
               <w:rPr>
@@ -2635,7 +2671,7 @@
               <w14:ligatures w14:val="standardContextual"/>
             </w:rPr>
           </w:pPr>
-          <w:hyperlink w:anchor="_Toc233106460" w:history="1">
+          <w:hyperlink w:anchor="_Toc234521778" w:history="1">
             <w:r>
               <w:rPr>
                 <w:rStyle w:val="Hyperlink"/>
@@ -2681,7 +2717,7 @@
                 <w:noProof/>
                 <w:webHidden/>
               </w:rPr>
-              <w:instrText xml:space="preserve"> PAGEREF _Toc233106460 \h </w:instrText>
+              <w:instrText xml:space="preserve"> PAGEREF _Toc234521778 \h </w:instrText>
             </w:r>
             <w:r>
               <w:rPr>
@@ -2729,7 +2765,7 @@
               <w14:ligatures w14:val="standardContextual"/>
             </w:rPr>
           </w:pPr>
-          <w:hyperlink w:anchor="_Toc233106461" w:history="1">
+          <w:hyperlink w:anchor="_Toc234521779" w:history="1">
             <w:r>
               <w:rPr>
                 <w:rStyle w:val="Hyperlink"/>
@@ -2775,7 +2811,7 @@
                 <w:noProof/>
                 <w:webHidden/>
               </w:rPr>
-              <w:instrText xml:space="preserve"> PAGEREF _Toc233106461 \h </w:instrText>
+              <w:instrText xml:space="preserve"> PAGEREF _Toc234521779 \h </w:instrText>
             </w:r>
             <w:r>
               <w:rPr>
@@ -2823,7 +2859,7 @@
               <w14:ligatures w14:val="standardContextual"/>
             </w:rPr>
           </w:pPr>
-          <w:hyperlink w:anchor="_Toc233106462" w:history="1">
+          <w:hyperlink w:anchor="_Toc234521780" w:history="1">
             <w:r>
               <w:rPr>
                 <w:rStyle w:val="Hyperlink"/>
@@ -2869,7 +2905,7 @@
                 <w:noProof/>
                 <w:webHidden/>
               </w:rPr>
-              <w:instrText xml:space="preserve"> PAGEREF _Toc233106462 \h </w:instrText>
+              <w:instrText xml:space="preserve"> PAGEREF _Toc234521780 \h </w:instrText>
             </w:r>
             <w:r>
               <w:rPr>
@@ -2917,7 +2953,7 @@
               <w14:ligatures w14:val="standardContextual"/>
             </w:rPr>
           </w:pPr>
-          <w:hyperlink w:anchor="_Toc233106463" w:history="1">
+          <w:hyperlink w:anchor="_Toc234521781" w:history="1">
             <w:r>
               <w:rPr>
                 <w:rStyle w:val="Hyperlink"/>
@@ -2963,7 +2999,7 @@
                 <w:noProof/>
                 <w:webHidden/>
               </w:rPr>
-              <w:instrText xml:space="preserve"> PAGEREF _Toc233106463 \h </w:instrText>
+              <w:instrText xml:space="preserve"> PAGEREF _Toc234521781 \h </w:instrText>
             </w:r>
             <w:r>
               <w:rPr>
@@ -3010,7 +3046,7 @@
               <w14:ligatures w14:val="standardContextual"/>
             </w:rPr>
           </w:pPr>
-          <w:hyperlink w:anchor="_Toc233106464" w:history="1">
+          <w:hyperlink w:anchor="_Toc234521782" w:history="1">
             <w:r>
               <w:rPr>
                 <w:rStyle w:val="Hyperlink"/>
@@ -3037,7 +3073,7 @@
                 <w:noProof/>
                 <w:webHidden/>
               </w:rPr>
-              <w:instrText xml:space="preserve"> PAGEREF _Toc233106464 \h </w:instrText>
+              <w:instrText xml:space="preserve"> PAGEREF _Toc234521782 \h </w:instrText>
             </w:r>
             <w:r>
               <w:rPr>
@@ -3085,7 +3121,7 @@
               <w14:ligatures w14:val="standardContextual"/>
             </w:rPr>
           </w:pPr>
-          <w:hyperlink w:anchor="_Toc233106465" w:history="1">
+          <w:hyperlink w:anchor="_Toc234521783" w:history="1">
             <w:r>
               <w:rPr>
                 <w:rStyle w:val="Hyperlink"/>
@@ -3133,7 +3169,7 @@
                 <w:noProof/>
                 <w:webHidden/>
               </w:rPr>
-              <w:instrText xml:space="preserve"> PAGEREF _Toc233106465 \h </w:instrText>
+              <w:instrText xml:space="preserve"> PAGEREF _Toc234521783 \h </w:instrText>
             </w:r>
             <w:r>
               <w:rPr>
@@ -3180,7 +3216,7 @@
               <w14:ligatures w14:val="standardContextual"/>
             </w:rPr>
           </w:pPr>
-          <w:hyperlink w:anchor="_Toc233106466" w:history="1">
+          <w:hyperlink w:anchor="_Toc234521784" w:history="1">
             <w:r>
               <w:rPr>
                 <w:rStyle w:val="Hyperlink"/>
@@ -3207,7 +3243,7 @@
                 <w:noProof/>
                 <w:webHidden/>
               </w:rPr>
-              <w:instrText xml:space="preserve"> PAGEREF _Toc233106466 \h </w:instrText>
+              <w:instrText xml:space="preserve"> PAGEREF _Toc234521784 \h </w:instrText>
             </w:r>
             <w:r>
               <w:rPr>
@@ -3254,7 +3290,7 @@
               <w14:ligatures w14:val="standardContextual"/>
             </w:rPr>
           </w:pPr>
-          <w:hyperlink w:anchor="_Toc233106467" w:history="1">
+          <w:hyperlink w:anchor="_Toc234521785" w:history="1">
             <w:r>
               <w:rPr>
                 <w:rStyle w:val="Hyperlink"/>
@@ -3281,7 +3317,7 @@
                 <w:noProof/>
                 <w:webHidden/>
               </w:rPr>
-              <w:instrText xml:space="preserve"> PAGEREF _Toc233106467 \h </w:instrText>
+              <w:instrText xml:space="preserve"> PAGEREF _Toc234521785 \h </w:instrText>
             </w:r>
             <w:r>
               <w:rPr>
@@ -3328,13 +3364,13 @@
               <w14:ligatures w14:val="standardContextual"/>
             </w:rPr>
           </w:pPr>
-          <w:hyperlink w:anchor="_Toc233106468" w:history="1">
+          <w:hyperlink w:anchor="_Toc234521786" w:history="1">
             <w:r>
               <w:rPr>
                 <w:rStyle w:val="Hyperlink"/>
                 <w:noProof/>
               </w:rPr>
-              <w:t>Navigating: acting on the conditions</w:t>
+              <w:t>Auditing and steering: proactive navigation of the internal conditions</w:t>
             </w:r>
             <w:r>
               <w:rPr>
@@ -3355,7 +3391,7 @@
                 <w:noProof/>
                 <w:webHidden/>
               </w:rPr>
-              <w:instrText xml:space="preserve"> PAGEREF _Toc233106468 \h </w:instrText>
+              <w:instrText xml:space="preserve"> PAGEREF _Toc234521786 \h </w:instrText>
             </w:r>
             <w:r>
               <w:rPr>
@@ -3402,7 +3438,7 @@
               <w14:ligatures w14:val="standardContextual"/>
             </w:rPr>
           </w:pPr>
-          <w:hyperlink w:anchor="_Toc233106469" w:history="1">
+          <w:hyperlink w:anchor="_Toc234521787" w:history="1">
             <w:r>
               <w:rPr>
                 <w:rStyle w:val="Hyperlink"/>
@@ -3429,7 +3465,7 @@
                 <w:noProof/>
                 <w:webHidden/>
               </w:rPr>
-              <w:instrText xml:space="preserve"> PAGEREF _Toc233106469 \h </w:instrText>
+              <w:instrText xml:space="preserve"> PAGEREF _Toc234521787 \h </w:instrText>
             </w:r>
             <w:r>
               <w:rPr>
@@ -3476,7 +3512,7 @@
               <w14:ligatures w14:val="standardContextual"/>
             </w:rPr>
           </w:pPr>
-          <w:hyperlink w:anchor="_Toc233106470" w:history="1">
+          <w:hyperlink w:anchor="_Toc234521788" w:history="1">
             <w:r>
               <w:rPr>
                 <w:rStyle w:val="Hyperlink"/>
@@ -3503,7 +3539,7 @@
                 <w:noProof/>
                 <w:webHidden/>
               </w:rPr>
-              <w:instrText xml:space="preserve"> PAGEREF _Toc233106470 \h </w:instrText>
+              <w:instrText xml:space="preserve"> PAGEREF _Toc234521788 \h </w:instrText>
             </w:r>
             <w:r>
               <w:rPr>
@@ -3550,7 +3586,7 @@
       <w:pPr>
         <w:pStyle w:val="Heading1"/>
       </w:pPr>
-      <w:bookmarkStart w:id="3" w:name="_Toc233106440"/>
+      <w:bookmarkStart w:id="3" w:name="_Toc234521758"/>
       <w:r>
         <w:lastRenderedPageBreak/>
         <w:t>Executive Summary</w:t>
@@ -3558,7 +3594,6 @@
       <w:bookmarkEnd w:id="3"/>
     </w:p>
     <w:p>
-      <w:commentRangeStart w:id="4"/>
       <w:r>
         <w:t>Generative AI has become central to marketing, which together with sales is projected to capture roughly a third of AI’s economic value (Mayer et al., 2025). Yet most marketing AI still works as a question-and-answer tool</w:t>
       </w:r>
@@ -3597,7 +3632,7 @@
         <w:t xml:space="preserve"> This study answers that question empirically using constructivist grounded theory (Charmaz, 2014).</w:t>
       </w:r>
       <w:r>
-        <w:t xml:space="preserve"> And in doing so</w:t>
+        <w:t xml:space="preserve"> In doing so</w:t>
       </w:r>
       <w:r>
         <w:t>,</w:t>
@@ -3672,30 +3707,39 @@
       <w:r>
         <w:t xml:space="preserve"> principles regarding how marketing managers respond to this rapidly changing field are likely to be more durable.</w:t>
       </w:r>
-      <w:commentRangeEnd w:id="4"/>
+    </w:p>
+    <w:p>
+      <w:pPr>
+        <w:pStyle w:val="Heading1"/>
+      </w:pPr>
+      <w:bookmarkStart w:id="4" w:name="_Toc234521759"/>
+      <w:r>
+        <w:lastRenderedPageBreak/>
+        <w:t xml:space="preserve">1.       </w:t>
+      </w:r>
+      <w:commentRangeStart w:id="5"/>
+      <w:r>
+        <w:t>Introduction</w:t>
+      </w:r>
+      <w:bookmarkEnd w:id="4"/>
+      <w:commentRangeEnd w:id="5"/>
       <w:r>
         <w:rPr>
           <w:rStyle w:val="CommentReference"/>
           <w:sz w:val="22"/>
           <w:szCs w:val="22"/>
         </w:rPr>
-        <w:commentReference w:id="4"/>
-      </w:r>
-    </w:p>
-    <w:p>
-      <w:pPr>
-        <w:pStyle w:val="Heading1"/>
-      </w:pPr>
-      <w:bookmarkStart w:id="5" w:name="_Toc233106441"/>
-      <w:r>
-        <w:lastRenderedPageBreak/>
-        <w:t xml:space="preserve">1.       </w:t>
+        <w:commentReference w:id="5"/>
+      </w:r>
+    </w:p>
+    <w:p>
+      <w:r>
+        <w:t xml:space="preserve">Generative artificial intelligence (GenAI) has rapidly become a central concern for marketing. Generative AI is a form of computer intelligence that can produce various forms of output, including text and images, based on patterns learned during training (Grewal et al., 2025). The use of GenAI presents significant business potential, and the field of marketing and sales may be the largest opportunity, representing about </w:t>
       </w:r>
       <w:commentRangeStart w:id="6"/>
       <w:r>
-        <w:t>Introduction</w:t>
-      </w:r>
-      <w:bookmarkEnd w:id="5"/>
+        <w:t>one-third of the estimated $4.4 trillion in annual productivity growth</w:t>
+      </w:r>
       <w:commentRangeEnd w:id="6"/>
       <w:r>
         <w:rPr>
@@ -3705,10 +3749,8 @@
         </w:rPr>
         <w:commentReference w:id="6"/>
       </w:r>
-    </w:p>
-    <w:p>
-      <w:r>
-        <w:t xml:space="preserve">Generative artificial intelligence (GenAI) has rapidly become a central concern for marketing. Generative AI is a form of computer intelligence that can produce various forms of output, including text and images, based on patterns learned during training (Grewal et al., 2025).  The use of GenAI presents significant business potential, and the field of marketing and sales may be the largest opportunity, representing about one-third of the estimated $4.4 trillion in annual productivity growth that might result from GenAI (Mayer et al., 2025). </w:t>
+      <w:r>
+        <w:t xml:space="preserve"> that might result from GenAI (Mayer et al., 2025). </w:t>
       </w:r>
     </w:p>
     <w:p>
@@ -3774,7 +3816,7 @@
         <w:rPr>
           <w:lang w:val="en-US"/>
         </w:rPr>
-        <w:t xml:space="preserve">These technological developments might enable marketers to leverage agentic AI for this large amount of daily tasks not yet affected by AI, which in turn might unlock the large productivity gains mentioned by Mayer et al. (2025). However, the use of agentic AI in marketing remains largely empirically unexplored, and many researchers are calling for research on agentic AI within the marketing field (Kim, 2025) </w:t>
+        <w:t xml:space="preserve">These technological developments might enable marketers to leverage agentic AI for this large number of daily tasks not yet affected by AI, which in turn might unlock the large productivity gains mentioned by Mayer et al. (2025). However, the use of agentic AI in marketing remains largely empirically unexplored, and many researchers are calling for research on agentic AI within the marketing field (Kim, 2025) </w:t>
       </w:r>
       <w:commentRangeStart w:id="9"/>
       <w:r>
@@ -3906,7 +3948,7 @@
           <w:bCs/>
           <w:lang w:val="en-US"/>
         </w:rPr>
-        <w:t xml:space="preserve">  </w:t>
+        <w:t xml:space="preserve"> </w:t>
       </w:r>
       <w:r>
         <w:rPr>
@@ -3921,7 +3963,19 @@
         <w:rPr>
           <w:lang w:val="en-US"/>
         </w:rPr>
-        <w:t xml:space="preserve"> exploratory nature reflects the field, which is still emerging and in which academic understanding and practical guidance remain underdeveloped. To guide the research, the following sub-questions are used:</w:t>
+        <w:t xml:space="preserve"> exploratory</w:t>
+      </w:r>
+      <w:r>
+        <w:rPr>
+          <w:lang w:val="en-US"/>
+        </w:rPr>
+        <w:t xml:space="preserve"> </w:t>
+      </w:r>
+      <w:r>
+        <w:rPr>
+          <w:lang w:val="en-US"/>
+        </w:rPr>
+        <w:t xml:space="preserve"> nature reflects the field, which is still emerging and in which academic understanding and practical guidance remain underdeveloped. To guide the research, the following sub-questions are used:</w:t>
       </w:r>
       <w:commentRangeEnd w:id="14"/>
       <w:r>
@@ -4097,7 +4151,7 @@
       <w:commentRangeStart w:id="23"/>
       <w:commentRangeStart w:id="24"/>
       <w:r>
-        <w:t xml:space="preserve">This study deliberately focuses on agentic AI because of its ability to act autonomously. Within his call to research Kim (2025) notes the ability of agentic AI to integrate data, make decisions, and execute campaigns autonomously, which seems to align with the untapped potential that Brinker and Riemersma (2025) describe. This is where understanding is thinnest. </w:t>
+        <w:t xml:space="preserve">This study deliberately focuses on agentic AI because of its ability to act autonomously. Within his call for research, Kim (2025) notes the ability of agentic AI to integrate data, make decisions, and execute campaigns autonomously, which seems to align with the untapped potential that Brinker and Riemersma (2025) describe. This is where understanding is thinnest. </w:t>
       </w:r>
       <w:commentRangeEnd w:id="24"/>
       <w:r>
@@ -4121,7 +4175,7 @@
     <w:p>
       <w:commentRangeStart w:id="25"/>
       <w:r>
-        <w:t>Existing accounts of digital transformation offer a useful starting point regarding how to adopt these new techniques, since the rollout of AI can be read as a new wave of such transformations like those described by Holmström (2022); but they were not written for technologies that act with this degree of autonomy and evolve this quickly, and so cannot be assumed to transfer wholesale.</w:t>
+        <w:t>Existing accounts of digital transformation offer a useful starting point regarding how to adopt these new techniques, since the rollout of AI can be read as a new wave of such transformations like those described by Holmström (2022), but they were not written for technologies that act with this degree of autonomy and evolve this quickly, and so cannot be assumed to transfer wholesale.</w:t>
       </w:r>
       <w:commentRangeEnd w:id="25"/>
       <w:r>
@@ -4135,7 +4189,7 @@
     </w:p>
     <w:p>
       <w:r>
-        <w:t>This study makes both theoretical and practical contributions. Theoretically, it offers one of the first grounded empirical accounts of how marketing managers create value with agentic AI. Its central contribution is a model of managerial value creation that links observing the external conditions, navigating the organizational context, applying agentic AI, and obtaining the resulting value creation. Furthermore, this study describes where beneficial or counter-productive conditions and managerial behaviors align with those observed in earlier work within the related fields of GenAI and digital transformation</w:t>
+        <w:t>This study makes both theoretical and practical contributions. Theoretically, it offers one of the first grounded empirical accounts of how marketing managers create value with agentic AI. Its central contribution is a model of managerial value creation that links observing the external conditions, navigating the organizational context, applying agentic AI, and obtaining the resulting value outcomes. Furthermore, this study describes where beneficial or counter-productive conditions and managerial behaviors align with those observed in earlier work within the related fields of GenAI and digital transformation.</w:t>
       </w:r>
     </w:p>
     <w:p>
@@ -4220,7 +4274,7 @@
       <w:pPr>
         <w:pStyle w:val="Heading1"/>
       </w:pPr>
-      <w:bookmarkStart w:id="29" w:name="_Toc233106442"/>
+      <w:bookmarkStart w:id="29" w:name="_Toc234521760"/>
       <w:r>
         <w:lastRenderedPageBreak/>
         <w:t xml:space="preserve">2. </w:t>
@@ -4247,7 +4301,7 @@
           <w:iCs/>
         </w:rPr>
       </w:pPr>
-      <w:bookmarkStart w:id="30" w:name="_Toc233106443"/>
+      <w:bookmarkStart w:id="30" w:name="_Toc234521761"/>
       <w:r>
         <w:t xml:space="preserve">2.1. </w:t>
       </w:r>
@@ -4637,7 +4691,7 @@
         <w:rPr>
           <w:lang w:val="en-US"/>
         </w:rPr>
-        <w:t>But the real breakthrough came with the paper “Attention is All You Need” (Vaswani et al., 2017), which introduced the Transformer model</w:t>
+        <w:t>However, the real breakthrough came with the paper “Attention is All You Need” (Vaswani et al., 2017), which introduced the Transformer model</w:t>
       </w:r>
       <w:r>
         <w:rPr>
@@ -4696,7 +4750,7 @@
         <w:rPr>
           <w:lang w:val="en-US"/>
         </w:rPr>
-        <w:t>) and pretrained models became more prevalent. One of the best-known models from before ChatGPT was BERT in 2018 (Devlin et al., 2019), this model was often applied to categorize text or apply sentiment analysis (</w:t>
+        <w:t>) and pretrained models became more prevalent. One of the best-known models from before ChatGPT was BERT in 2018 (Devlin et al., 2019); this model was often applied to categorize text or apply sentiment analysis (</w:t>
       </w:r>
       <w:r>
         <w:rPr>
@@ -4844,7 +4898,7 @@
         </w:rPr>
       </w:pPr>
       <w:r>
-        <w:t xml:space="preserve">Furthermore, while BERT focused on classification (Devlin et al., 2019), GPT focuses on generation; the ability to generate </w:t>
+        <w:t xml:space="preserve">Furthermore, while BERT focuses on classification (Devlin et al., 2019), GPT focuses on generation; the ability to generate </w:t>
       </w:r>
       <w:commentRangeStart w:id="49"/>
       <w:r>
@@ -5131,80 +5185,54 @@
         <w:rPr>
           <w:lang w:val="en-US"/>
         </w:rPr>
-        <w:t xml:space="preserve"> framework, introduced by Yao et al. (2023), which showed how LLMs could combine reasoning (Re) and acting (Act) in an iterative process, leveraging the results of an action to consider what a next step might be. The ability to consider actions and affect external systems enabled AI agents to act on behalf of the user and affect business applications (Hughes et al., 2025). This ability to act results in a situation where an AI agent can work within systems at the behest of the user (Hughes et al., 2025).</w:t>
-      </w:r>
-      <w:commentRangeEnd w:id="54"/>
+        <w:t xml:space="preserve"> framework, introduced by Yao et al. (2023), which showed how LLMs could combine reasoning (Re) and acting (Act) in an iterative process, leveraging the results of an action to consider what a next step might be. The ability to consider actions and affect external systems enabled AI agents to act on behalf of the user and </w:t>
+      </w:r>
+      <w:commentRangeStart w:id="57"/>
+      <w:r>
+        <w:rPr>
+          <w:lang w:val="en-US"/>
+        </w:rPr>
+        <w:t>affect business applications</w:t>
+      </w:r>
+      <w:commentRangeEnd w:id="57"/>
       <w:r>
         <w:rPr>
           <w:rStyle w:val="CommentReference"/>
           <w:sz w:val="22"/>
           <w:szCs w:val="22"/>
-        </w:rPr>
-        <w:commentReference w:id="54"/>
-      </w:r>
-    </w:p>
-    <w:p>
-      <w:r>
-        <w:rPr>
-          <w:lang w:val="en-US"/>
-        </w:rPr>
-        <w:t>After the ReAct framework, many innovations, standards, and implementations that have built on this concept have improved the quality and availability of</w:t>
-      </w:r>
-      <w:commentRangeStart w:id="57"/>
-      <w:r>
-        <w:rPr>
-          <w:lang w:val="en-US"/>
-        </w:rPr>
-        <w:t xml:space="preserve"> AI agents. </w:t>
-      </w:r>
-      <w:commentRangeEnd w:id="57"/>
+          <w:lang w:val="en-US"/>
+        </w:rPr>
+        <w:commentReference w:id="57"/>
+      </w:r>
+      <w:r>
+        <w:rPr>
+          <w:lang w:val="en-US"/>
+        </w:rPr>
+        <w:t xml:space="preserve"> (Hughes et al., 2025).</w:t>
+      </w:r>
+      <w:commentRangeEnd w:id="54"/>
       <w:r>
         <w:rPr>
           <w:rStyle w:val="CommentReference"/>
           <w:sz w:val="22"/>
           <w:szCs w:val="22"/>
-          <w:lang w:val="en-US"/>
-        </w:rPr>
-        <w:commentReference w:id="57"/>
-      </w:r>
-      <w:r>
-        <w:rPr>
-          <w:lang w:val="en-US"/>
-        </w:rPr>
-        <w:t>This includes technical means like planning and external memory, early implementations like function calling in OpenAI (OpenAI, 2023), and the release of standards like the Model Context Protocol (</w:t>
-      </w:r>
-      <w:r>
-        <w:rPr>
-          <w:highlight w:val="white"/>
-          <w:lang w:val="en-US"/>
-        </w:rPr>
-        <w:t xml:space="preserve">Anthropic, 2024) </w:t>
-      </w:r>
-      <w:r>
-        <w:rPr>
-          <w:lang w:val="en-US"/>
-        </w:rPr>
-        <w:t>and Skills standards (</w:t>
-      </w:r>
-      <w:r>
-        <w:rPr>
-          <w:highlight w:val="white"/>
-          <w:lang w:val="en-US"/>
-        </w:rPr>
-        <w:t>Anthropic, 2025)</w:t>
-      </w:r>
-      <w:r>
-        <w:rPr>
-          <w:lang w:val="en-US"/>
-        </w:rPr>
-        <w:t xml:space="preserve">. These standards have created a situation where specific agentic capabilities, like task execution, have become common in consumer-grade AI </w:t>
+        </w:rPr>
+        <w:commentReference w:id="54"/>
+      </w:r>
+    </w:p>
+    <w:p>
+      <w:r>
+        <w:rPr>
+          <w:lang w:val="en-US"/>
+        </w:rPr>
+        <w:t>After the ReAct framework, many innovations, standards, and implementations that have built on this concept have improved the quality and availability of</w:t>
       </w:r>
       <w:commentRangeStart w:id="58"/>
       <w:r>
         <w:rPr>
           <w:lang w:val="en-US"/>
         </w:rPr>
-        <w:t>software</w:t>
+        <w:t xml:space="preserve"> AI agents. </w:t>
       </w:r>
       <w:commentRangeEnd w:id="58"/>
       <w:r>
@@ -5220,6 +5248,55 @@
         <w:rPr>
           <w:lang w:val="en-US"/>
         </w:rPr>
+        <w:t>This includes technical means like planning and external memory, early implementations like function calling in OpenAI (OpenAI, 2023), and the release of standards like the Model Context Protocol (</w:t>
+      </w:r>
+      <w:r>
+        <w:rPr>
+          <w:highlight w:val="white"/>
+          <w:lang w:val="en-US"/>
+        </w:rPr>
+        <w:t xml:space="preserve">Anthropic, 2024) </w:t>
+      </w:r>
+      <w:r>
+        <w:rPr>
+          <w:lang w:val="en-US"/>
+        </w:rPr>
+        <w:t>and Skills standards (</w:t>
+      </w:r>
+      <w:r>
+        <w:rPr>
+          <w:highlight w:val="white"/>
+          <w:lang w:val="en-US"/>
+        </w:rPr>
+        <w:t>Anthropic, 2025)</w:t>
+      </w:r>
+      <w:r>
+        <w:rPr>
+          <w:lang w:val="en-US"/>
+        </w:rPr>
+        <w:t xml:space="preserve">. These standards have created a situation where specific agentic capabilities, like task execution, have become common in consumer-grade AI </w:t>
+      </w:r>
+      <w:commentRangeStart w:id="59"/>
+      <w:r>
+        <w:rPr>
+          <w:lang w:val="en-US"/>
+        </w:rPr>
+        <w:t>software</w:t>
+      </w:r>
+      <w:commentRangeEnd w:id="59"/>
+      <w:r>
+        <w:rPr>
+          <w:rStyle w:val="CommentReference"/>
+          <w:sz w:val="22"/>
+          <w:szCs w:val="22"/>
+          <w:lang w:val="en-US"/>
+        </w:rPr>
+        <w:commentReference w:id="59"/>
+      </w:r>
+      <w:r>
+        <w:rPr>
+          <w:lang w:val="en-US"/>
+        </w:rPr>
         <w:t>. For instance, the skills standard is now supported in tools like Claude and ChatGPT (</w:t>
       </w:r>
       <w:r>
@@ -5251,7 +5328,7 @@
         </w:rPr>
         <w:t xml:space="preserve">tool </w:t>
       </w:r>
-      <w:commentRangeStart w:id="59"/>
+      <w:commentRangeStart w:id="60"/>
       <w:r>
         <w:rPr>
           <w:i/>
@@ -5260,7 +5337,7 @@
         </w:rPr>
         <w:t>calling</w:t>
       </w:r>
-      <w:commentRangeEnd w:id="59"/>
+      <w:commentRangeEnd w:id="60"/>
       <w:r>
         <w:rPr>
           <w:rStyle w:val="CommentReference"/>
@@ -5268,7 +5345,7 @@
           <w:szCs w:val="22"/>
           <w:lang w:val="en-US"/>
         </w:rPr>
-        <w:commentReference w:id="59"/>
+        <w:commentReference w:id="60"/>
       </w:r>
       <w:r>
         <w:rPr>
@@ -5281,45 +5358,48 @@
       <w:r>
         <w:t>This allows AI to not only be usable for content generation and for brainstorming but also to interact with traditional software (Hughes et al., 2025). This, in turn, provides the basis for a world where marketers can use AI with the systems they already use, like marketing automation platforms, customer relationship management</w:t>
       </w:r>
-      <w:commentRangeStart w:id="60"/>
+      <w:commentRangeStart w:id="61"/>
       <w:r>
         <w:t xml:space="preserve"> </w:t>
       </w:r>
-      <w:commentRangeEnd w:id="60"/>
+      <w:commentRangeEnd w:id="61"/>
       <w:r>
         <w:rPr>
           <w:rStyle w:val="CommentReference"/>
           <w:sz w:val="22"/>
           <w:szCs w:val="22"/>
         </w:rPr>
-        <w:commentReference w:id="60"/>
+        <w:commentReference w:id="61"/>
       </w:r>
       <w:r>
         <w:t xml:space="preserve">systems, and the like (Hughes et al., </w:t>
       </w:r>
-      <w:commentRangeStart w:id="61"/>
-      <w:r>
-        <w:lastRenderedPageBreak/>
+      <w:commentRangeStart w:id="62"/>
+      <w:r>
         <w:t>2025</w:t>
       </w:r>
-      <w:commentRangeEnd w:id="61"/>
+      <w:commentRangeEnd w:id="62"/>
       <w:r>
         <w:rPr>
           <w:rStyle w:val="CommentReference"/>
           <w:sz w:val="22"/>
           <w:szCs w:val="22"/>
         </w:rPr>
-        <w:commentReference w:id="61"/>
-      </w:r>
-      <w:r>
-        <w:t>). Hughes et al. (2025) also note applications of agentic AI that are not specific to marketing, including improving and automating business processes and developing actionable insights through data analysis.</w:t>
+        <w:commentReference w:id="62"/>
+      </w:r>
+      <w:r>
+        <w:t xml:space="preserve">). Hughes et al. (2025) also note applications of agentic AI that are not specific to </w:t>
+      </w:r>
+      <w:r>
+        <w:lastRenderedPageBreak/>
+        <w:t>marketing, including improving and automating business processes and developing actionable insights through data analysis.</w:t>
       </w:r>
     </w:p>
     <w:p>
       <w:pPr>
         <w:pStyle w:val="Heading2"/>
       </w:pPr>
-      <w:bookmarkStart w:id="62" w:name="_Toc233106444"/>
+      <w:bookmarkStart w:id="63" w:name="_Toc234521762"/>
       <w:r>
         <w:rPr>
           <w:lang w:val="en-US"/>
@@ -5329,32 +5409,32 @@
       <w:r>
         <w:tab/>
       </w:r>
-      <w:commentRangeStart w:id="63"/>
       <w:commentRangeStart w:id="64"/>
+      <w:commentRangeStart w:id="65"/>
       <w:r>
         <w:rPr>
           <w:lang w:val="en-US"/>
         </w:rPr>
         <w:t>On Agentic AI</w:t>
       </w:r>
-      <w:bookmarkEnd w:id="62"/>
-      <w:commentRangeEnd w:id="63"/>
+      <w:bookmarkEnd w:id="63"/>
+      <w:commentRangeEnd w:id="64"/>
       <w:r>
         <w:rPr>
           <w:rStyle w:val="CommentReference"/>
           <w:sz w:val="22"/>
           <w:szCs w:val="22"/>
         </w:rPr>
-        <w:commentReference w:id="63"/>
-      </w:r>
-      <w:commentRangeEnd w:id="64"/>
+        <w:commentReference w:id="64"/>
+      </w:r>
+      <w:commentRangeEnd w:id="65"/>
       <w:r>
         <w:rPr>
           <w:rStyle w:val="CommentReference"/>
           <w:sz w:val="22"/>
           <w:szCs w:val="22"/>
         </w:rPr>
-        <w:commentReference w:id="64"/>
+        <w:commentReference w:id="65"/>
       </w:r>
     </w:p>
     <w:p>
@@ -5371,7 +5451,7 @@
         </w:rPr>
         <w:t xml:space="preserve">Bandi et al. (2025) identified 12 aspects where agentic AI might differ from traditional AI; its primary function was defined as “goal-oriented autonomous decision-making with multi-step workflow execution.” Moralles et al. (2026) note that literature converges on four primary characteristics: autonomy, goal-directedness, adaptivity, and proactivity. In one sentence, Moralles et al. (2026) define it as follows: “An agentic system not only acts independently but does so in pursuit of objectives it selects, constructs, or </w:t>
       </w:r>
-      <w:commentRangeStart w:id="65"/>
+      <w:commentRangeStart w:id="66"/>
       <w:r>
         <w:rPr>
           <w:highlight w:val="white"/>
@@ -5379,7 +5459,7 @@
         </w:rPr>
         <w:t>interprets</w:t>
       </w:r>
-      <w:commentRangeEnd w:id="65"/>
+      <w:commentRangeEnd w:id="66"/>
       <w:r>
         <w:rPr>
           <w:rStyle w:val="CommentReference"/>
@@ -5388,7 +5468,7 @@
           <w:highlight w:val="white"/>
           <w:lang w:val="en-US"/>
         </w:rPr>
-        <w:commentReference w:id="65"/>
+        <w:commentReference w:id="66"/>
       </w:r>
       <w:r>
         <w:rPr>
@@ -5408,22 +5488,22 @@
       <w:pPr>
         <w:ind w:firstLine="0"/>
       </w:pPr>
-      <w:commentRangeStart w:id="66"/>
+      <w:commentRangeStart w:id="67"/>
       <w:r>
         <w:rPr>
           <w:lang w:val="en-US"/>
         </w:rPr>
         <w:t>In this research, the definition from Moralles et al. (2026) is followed, which has been simplified in communications with interviewees to two key points</w:t>
       </w:r>
-      <w:commentRangeStart w:id="67"/>
       <w:commentRangeStart w:id="68"/>
+      <w:commentRangeStart w:id="69"/>
       <w:r>
         <w:rPr>
           <w:lang w:val="en-US"/>
         </w:rPr>
         <w:t>:</w:t>
       </w:r>
-      <w:commentRangeEnd w:id="67"/>
+      <w:commentRangeEnd w:id="68"/>
       <w:r>
         <w:rPr>
           <w:rStyle w:val="CommentReference"/>
@@ -5431,9 +5511,9 @@
           <w:szCs w:val="22"/>
           <w:lang w:val="en-US"/>
         </w:rPr>
-        <w:commentReference w:id="67"/>
-      </w:r>
-      <w:commentRangeEnd w:id="68"/>
+        <w:commentReference w:id="68"/>
+      </w:r>
+      <w:commentRangeEnd w:id="69"/>
       <w:r>
         <w:rPr>
           <w:rStyle w:val="CommentReference"/>
@@ -5441,27 +5521,27 @@
           <w:szCs w:val="22"/>
           <w:lang w:val="en-US"/>
         </w:rPr>
-        <w:commentReference w:id="68"/>
-      </w:r>
-      <w:r>
-        <w:rPr>
-          <w:lang w:val="en-US"/>
-        </w:rPr>
-        <w:t xml:space="preserve"> 1. The ability to act and 2. the ability to take steps in pursuit of an objective. </w:t>
-      </w:r>
-      <w:commentRangeEnd w:id="66"/>
+        <w:commentReference w:id="69"/>
+      </w:r>
+      <w:r>
+        <w:rPr>
+          <w:lang w:val="en-US"/>
+        </w:rPr>
+        <w:t xml:space="preserve"> 1. The ability to act and 2. The ability to take steps in pursuit of an objective. </w:t>
+      </w:r>
+      <w:commentRangeEnd w:id="67"/>
       <w:r>
         <w:rPr>
           <w:rStyle w:val="CommentReference"/>
           <w:sz w:val="22"/>
           <w:szCs w:val="22"/>
         </w:rPr>
-        <w:commentReference w:id="66"/>
-      </w:r>
-    </w:p>
-    <w:p>
-      <w:commentRangeStart w:id="70"/>
+        <w:commentReference w:id="67"/>
+      </w:r>
+    </w:p>
+    <w:p>
       <w:commentRangeStart w:id="71"/>
+      <w:commentRangeStart w:id="72"/>
       <w:r>
         <w:t xml:space="preserve">While </w:t>
       </w:r>
@@ -5474,7 +5554,7 @@
       <w:r>
         <w:t xml:space="preserve"> academic research has examined how agentic AI is used within marketing in practice. </w:t>
       </w:r>
-      <w:commentRangeEnd w:id="70"/>
+      <w:commentRangeEnd w:id="71"/>
       <w:r>
         <w:rPr>
           <w:rStyle w:val="CommentReference"/>
@@ -5482,9 +5562,9 @@
           <w:szCs w:val="22"/>
           <w:lang w:val="en-US"/>
         </w:rPr>
-        <w:commentReference w:id="70"/>
-      </w:r>
-      <w:commentRangeEnd w:id="71"/>
+        <w:commentReference w:id="71"/>
+      </w:r>
+      <w:commentRangeEnd w:id="72"/>
       <w:r>
         <w:rPr>
           <w:rStyle w:val="CommentReference"/>
@@ -5492,7 +5572,7 @@
           <w:szCs w:val="22"/>
           <w:lang w:val="en-US"/>
         </w:rPr>
-        <w:commentReference w:id="71"/>
+        <w:commentReference w:id="72"/>
       </w:r>
       <w:r>
         <w:rPr>
@@ -5500,21 +5580,21 @@
         </w:rPr>
         <w:t xml:space="preserve">There are, however, many calls for research on this topic. Mogaji and Jain (2024) and Jain et al. (2024) call for further research on how generative AI is changing consumer behavior, marketing practice, and policy. Kim (2025) makes a more specific call for research into advertising in the age of agentic AI. These calls are consistent with the gap identified in this thesis: academic literature has begun to address generative AI in marketing but has not yet developed sufficient empirical understanding of </w:t>
       </w:r>
-      <w:commentRangeStart w:id="72"/>
+      <w:commentRangeStart w:id="73"/>
       <w:r>
         <w:rPr>
           <w:lang w:val="en-US"/>
         </w:rPr>
         <w:t>how marketing managers create value with agentic systems beyond content generation.</w:t>
       </w:r>
-      <w:commentRangeEnd w:id="72"/>
+      <w:commentRangeEnd w:id="73"/>
       <w:r>
         <w:rPr>
           <w:rStyle w:val="CommentReference"/>
           <w:sz w:val="22"/>
           <w:szCs w:val="22"/>
         </w:rPr>
-        <w:commentReference w:id="72"/>
+        <w:commentReference w:id="73"/>
       </w:r>
     </w:p>
     <w:p>
@@ -5585,7 +5665,7 @@
         <w:t xml:space="preserve">Lastly, </w:t>
       </w:r>
       <w:r>
-        <w:t xml:space="preserve">Hasselwander et al. (2026) describe a key direction in which Agentic AI is evolving. Increasingly more functionality and services are exposed through agentic AI systems, this results in a broadly applicable agentic AI system that they call the AI super assistant (Hasselwander et al., 2026). Systems like these might upend </w:t>
+        <w:t xml:space="preserve">Hasselwander et al. (2026) describe a key direction in which agentic AI is evolving. Increasingly more functionality and services are exposed through agentic AI systems, this results in a broadly applicable agentic AI system that they call the AI super assistant (Hasselwander et al., 2026). Systems like these might upend </w:t>
       </w:r>
       <w:r>
         <w:t xml:space="preserve">how one might execute </w:t>
@@ -5598,7 +5678,7 @@
       <w:pPr>
         <w:pStyle w:val="Heading2"/>
       </w:pPr>
-      <w:bookmarkStart w:id="73" w:name="_Toc233106445"/>
+      <w:bookmarkStart w:id="74" w:name="_Toc234521763"/>
       <w:r>
         <w:rPr>
           <w:lang w:val="en-US"/>
@@ -5614,7 +5694,7 @@
         </w:rPr>
         <w:t>Value theory and value creation with agentic AI</w:t>
       </w:r>
-      <w:bookmarkEnd w:id="73"/>
+      <w:bookmarkEnd w:id="74"/>
     </w:p>
     <w:p>
       <w:r>
@@ -5623,14 +5703,14 @@
         </w:rPr>
         <w:t xml:space="preserve">Because the central research question asks how marketing managers create value, the thesis requires a clear but flexible understanding of value. </w:t>
       </w:r>
-      <w:commentRangeStart w:id="74"/>
+      <w:commentRangeStart w:id="75"/>
       <w:r>
         <w:rPr>
           <w:lang w:val="en-US"/>
         </w:rPr>
         <w:t>Marketing</w:t>
       </w:r>
-      <w:commentRangeEnd w:id="74"/>
+      <w:commentRangeEnd w:id="75"/>
       <w:r>
         <w:rPr>
           <w:rStyle w:val="CommentReference"/>
@@ -5638,7 +5718,7 @@
           <w:szCs w:val="22"/>
           <w:lang w:val="en-US"/>
         </w:rPr>
-        <w:commentReference w:id="74"/>
+        <w:commentReference w:id="75"/>
       </w:r>
       <w:r>
         <w:rPr>
@@ -5699,7 +5779,7 @@
       </w:r>
     </w:p>
     <w:p>
-      <w:bookmarkStart w:id="75" w:name="OLE_LINK18"/>
+      <w:bookmarkStart w:id="76" w:name="OLE_LINK18"/>
       <w:r>
         <w:t xml:space="preserve">An example of how this context can apply to AI is </w:t>
       </w:r>
@@ -5721,15 +5801,15 @@
       <w:r>
         <w:t xml:space="preserve"> note that when using GenAI for creative work, individual creativity goes up (benefit); however, it also reduces collective novelty (cost).</w:t>
       </w:r>
-      <w:bookmarkStart w:id="76" w:name="OLE_LINK10"/>
+      <w:bookmarkStart w:id="77" w:name="OLE_LINK10"/>
     </w:p>
     <w:p>
       <w:pPr>
         <w:pStyle w:val="Heading2"/>
       </w:pPr>
-      <w:bookmarkStart w:id="77" w:name="_Toc233106446"/>
-      <w:bookmarkEnd w:id="75"/>
-      <w:commentRangeStart w:id="78"/>
+      <w:bookmarkStart w:id="78" w:name="_Toc234521764"/>
+      <w:bookmarkEnd w:id="76"/>
+      <w:commentRangeStart w:id="79"/>
       <w:r>
         <w:rPr>
           <w:lang w:val="en-US"/>
@@ -5745,25 +5825,25 @@
         </w:rPr>
         <w:t>Learnings from earlier waves of digital transformation</w:t>
       </w:r>
-      <w:bookmarkEnd w:id="77"/>
-      <w:commentRangeEnd w:id="78"/>
+      <w:bookmarkEnd w:id="78"/>
+      <w:commentRangeEnd w:id="79"/>
       <w:r>
         <w:rPr>
           <w:rStyle w:val="CommentReference"/>
           <w:sz w:val="22"/>
           <w:szCs w:val="22"/>
         </w:rPr>
-        <w:commentReference w:id="78"/>
-      </w:r>
-    </w:p>
-    <w:p>
-      <w:pPr>
-        <w:rPr>
-          <w:lang w:val="en-US"/>
-        </w:rPr>
-      </w:pPr>
-      <w:bookmarkStart w:id="79" w:name="OLE_LINK12"/>
-      <w:bookmarkEnd w:id="76"/>
+        <w:commentReference w:id="79"/>
+      </w:r>
+    </w:p>
+    <w:p>
+      <w:pPr>
+        <w:rPr>
+          <w:lang w:val="en-US"/>
+        </w:rPr>
+      </w:pPr>
+      <w:bookmarkStart w:id="80" w:name="OLE_LINK12"/>
+      <w:bookmarkEnd w:id="77"/>
       <w:r>
         <w:t>Fernandez-Vidal</w:t>
       </w:r>
@@ -5869,15 +5949,15 @@
           <w:color w:val="auto"/>
         </w:rPr>
       </w:pPr>
-      <w:bookmarkStart w:id="80" w:name="_Toc233106447"/>
-      <w:bookmarkEnd w:id="79"/>
+      <w:bookmarkStart w:id="81" w:name="_Toc234521765"/>
+      <w:bookmarkEnd w:id="80"/>
       <w:r>
         <w:rPr>
           <w:color w:val="auto"/>
         </w:rPr>
         <w:t>2.5. Synthesis: sensitizing concepts for the empirical study</w:t>
       </w:r>
-      <w:bookmarkEnd w:id="80"/>
+      <w:bookmarkEnd w:id="81"/>
     </w:p>
     <w:p>
       <w:r>
@@ -5886,14 +5966,14 @@
         </w:rPr>
         <w:t>The literature reviewed above suggests that agentic AI in marketing should be examined within the context that it operates in,</w:t>
       </w:r>
-      <w:commentRangeStart w:id="81"/>
+      <w:commentRangeStart w:id="82"/>
       <w:r>
         <w:rPr>
           <w:lang w:val="en-US"/>
         </w:rPr>
         <w:t xml:space="preserve"> </w:t>
       </w:r>
-      <w:commentRangeEnd w:id="81"/>
+      <w:commentRangeEnd w:id="82"/>
       <w:r>
         <w:rPr>
           <w:rStyle w:val="CommentReference"/>
@@ -5901,7 +5981,7 @@
           <w:szCs w:val="22"/>
           <w:lang w:val="en-US"/>
         </w:rPr>
-        <w:commentReference w:id="81"/>
+        <w:commentReference w:id="82"/>
       </w:r>
       <w:r>
         <w:rPr>
@@ -5909,23 +5989,23 @@
         </w:rPr>
         <w:t>rather than as a standalone technology.</w:t>
       </w:r>
-      <w:commentRangeStart w:id="82"/>
+      <w:commentRangeStart w:id="83"/>
       <w:r>
         <w:rPr>
           <w:lang w:val="en-US"/>
         </w:rPr>
         <w:t xml:space="preserve"> The technical literature explains why agentic AI is different: it can combine LLM reasoning, memory, tool use, and interaction to pursue goals across workflows. The marketing literature explains why the context matters: marketing already contains many AI-relevant activities, but value depends on the connection between technology, customer knowledge, operations, and strategic decision-making. The digital transformation literature explains why adoption is difficult: organizations must go beyond technical capabilities, considering contextual factors and shaping organizational factors before digital technologies reliably produce value. The value literature explains why the outcome is multidimensional: value may be operational, customer-related, strategic, or co-created, and it may be accompanied by value destruction.</w:t>
       </w:r>
-      <w:bookmarkStart w:id="83" w:name="_squzp6x0kd2d"/>
-      <w:bookmarkEnd w:id="83"/>
-      <w:commentRangeEnd w:id="82"/>
+      <w:bookmarkStart w:id="84" w:name="_squzp6x0kd2d"/>
+      <w:bookmarkEnd w:id="84"/>
+      <w:commentRangeEnd w:id="83"/>
       <w:r>
         <w:rPr>
           <w:rStyle w:val="CommentReference"/>
           <w:sz w:val="22"/>
           <w:szCs w:val="22"/>
         </w:rPr>
-        <w:commentReference w:id="82"/>
+        <w:commentReference w:id="83"/>
       </w:r>
     </w:p>
     <w:p>
@@ -5940,7 +6020,7 @@
           <w:lang w:val="en-US"/>
         </w:rPr>
       </w:pPr>
-      <w:bookmarkStart w:id="84" w:name="_Toc233106448"/>
+      <w:bookmarkStart w:id="85" w:name="_Toc234521766"/>
       <w:r>
         <w:rPr>
           <w:lang w:val="en-US"/>
@@ -5954,15 +6034,15 @@
         </w:rPr>
         <w:tab/>
       </w:r>
-      <w:commentRangeStart w:id="85"/>
+      <w:commentRangeStart w:id="86"/>
       <w:r>
         <w:rPr>
           <w:lang w:val="en-US"/>
         </w:rPr>
         <w:t>Methodology</w:t>
       </w:r>
-      <w:bookmarkEnd w:id="84"/>
-      <w:commentRangeEnd w:id="85"/>
+      <w:bookmarkEnd w:id="85"/>
+      <w:commentRangeEnd w:id="86"/>
       <w:r>
         <w:rPr>
           <w:rStyle w:val="CommentReference"/>
@@ -5970,7 +6050,7 @@
           <w:szCs w:val="22"/>
           <w:lang w:val="en-US"/>
         </w:rPr>
-        <w:commentReference w:id="85"/>
+        <w:commentReference w:id="86"/>
       </w:r>
     </w:p>
     <w:p>
@@ -5978,7 +6058,7 @@
         <w:pStyle w:val="Heading2"/>
         <w:spacing w:before="80"/>
       </w:pPr>
-      <w:bookmarkStart w:id="86" w:name="_Toc233106449"/>
+      <w:bookmarkStart w:id="87" w:name="_Toc234521767"/>
       <w:r>
         <w:rPr>
           <w:lang w:val="en-US"/>
@@ -5994,7 +6074,7 @@
         </w:rPr>
         <w:t>Research approach</w:t>
       </w:r>
-      <w:bookmarkEnd w:id="86"/>
+      <w:bookmarkEnd w:id="87"/>
     </w:p>
     <w:p>
       <w:r>
@@ -6029,39 +6109,85 @@
         <w:rPr>
           <w:lang w:val="en-US"/>
         </w:rPr>
-        <w:t xml:space="preserve">). In turn, these insights were collected and converted into theory. </w:t>
-      </w:r>
-    </w:p>
-    <w:p>
-      <w:r>
-        <w:rPr>
-          <w:lang w:val="en-US"/>
-        </w:rPr>
-        <w:t>Grounded theory has the researcher iterate and switch between the collection and analysis of qualitative data; this leads to surprises and sparks of ideas (Charmaz, 2006). These surprises and sparks of ideas are especially relevant in a new and evolving field like agentic AI, where the researchers do not yet have a robust understanding of where the most relevant insights might be found.</w:t>
-      </w:r>
-    </w:p>
-    <w:p>
-      <w:r>
-        <w:t>Blumer’s (19</w:t>
-      </w:r>
-      <w:r>
-        <w:t>86</w:t>
-      </w:r>
-      <w:r>
-        <w:t xml:space="preserve">) notion of sensitizing concepts </w:t>
-      </w:r>
-      <w:commentRangeStart w:id="87"/>
-      <w:r>
-        <w:t>was used to spark</w:t>
-      </w:r>
-      <w:commentRangeEnd w:id="87"/>
+        <w:t xml:space="preserve">). </w:t>
+      </w:r>
+      <w:commentRangeStart w:id="88"/>
+      <w:r>
+        <w:rPr>
+          <w:lang w:val="en-US"/>
+        </w:rPr>
+        <w:t>In turn, these insights were collected and converted into theory</w:t>
+      </w:r>
+      <w:commentRangeEnd w:id="88"/>
       <w:r>
         <w:rPr>
           <w:rStyle w:val="CommentReference"/>
           <w:sz w:val="22"/>
           <w:szCs w:val="22"/>
-        </w:rPr>
-        <w:commentReference w:id="87"/>
+          <w:lang w:val="en-US"/>
+        </w:rPr>
+        <w:commentReference w:id="88"/>
+      </w:r>
+      <w:r>
+        <w:rPr>
+          <w:lang w:val="en-US"/>
+        </w:rPr>
+        <w:t xml:space="preserve">. </w:t>
+      </w:r>
+    </w:p>
+    <w:p>
+      <w:r>
+        <w:rPr>
+          <w:lang w:val="en-US"/>
+        </w:rPr>
+        <w:t xml:space="preserve">Grounded theory has the researcher iterate and switch between the collection and analysis of qualitative data; this leads to surprises and sparks of ideas (Charmaz, 2006). These surprises and sparks of ideas are especially relevant in a new and evolving field like agentic AI, where </w:t>
+      </w:r>
+      <w:commentRangeStart w:id="89"/>
+      <w:r>
+        <w:rPr>
+          <w:lang w:val="en-US"/>
+        </w:rPr>
+        <w:t>the researchers do not yet have a robust understanding</w:t>
+      </w:r>
+      <w:commentRangeEnd w:id="89"/>
+      <w:r>
+        <w:rPr>
+          <w:rStyle w:val="CommentReference"/>
+          <w:sz w:val="22"/>
+          <w:szCs w:val="22"/>
+          <w:lang w:val="en-US"/>
+        </w:rPr>
+        <w:commentReference w:id="89"/>
+      </w:r>
+      <w:r>
+        <w:rPr>
+          <w:lang w:val="en-US"/>
+        </w:rPr>
+        <w:t xml:space="preserve"> of where the most relevant insights might be found.</w:t>
+      </w:r>
+    </w:p>
+    <w:p>
+      <w:r>
+        <w:t>Blumer’s (19</w:t>
+      </w:r>
+      <w:r>
+        <w:t>86</w:t>
+      </w:r>
+      <w:r>
+        <w:t xml:space="preserve">) notion of sensitizing concepts </w:t>
+      </w:r>
+      <w:commentRangeStart w:id="90"/>
+      <w:r>
+        <w:t>was used to spark</w:t>
+      </w:r>
+      <w:commentRangeEnd w:id="90"/>
+      <w:r>
+        <w:rPr>
+          <w:rStyle w:val="CommentReference"/>
+          <w:sz w:val="22"/>
+          <w:szCs w:val="22"/>
+        </w:rPr>
+        <w:commentReference w:id="90"/>
       </w:r>
       <w:r>
         <w:t xml:space="preserve"> ideas to pursue, as they can provide a relevant start to the research (Charmaz, </w:t>
@@ -6089,7 +6215,7 @@
         <w:pStyle w:val="Heading2"/>
         <w:spacing w:before="80"/>
       </w:pPr>
-      <w:bookmarkStart w:id="88" w:name="_Toc233106450"/>
+      <w:bookmarkStart w:id="91" w:name="_Toc234521768"/>
       <w:r>
         <w:rPr>
           <w:lang w:val="en-US"/>
@@ -6105,11 +6231,11 @@
         </w:rPr>
         <w:t>Data collection</w:t>
       </w:r>
-      <w:bookmarkEnd w:id="88"/>
-    </w:p>
-    <w:p>
-      <w:r>
-        <w:t xml:space="preserve">The process for data collection within constructivist grounded theory is flexible but well-defined. The process combines interviews with memo writing and coding (Charmaz, </w:t>
+      <w:bookmarkEnd w:id="91"/>
+    </w:p>
+    <w:p>
+      <w:r>
+        <w:t xml:space="preserve">The process for data collection within constructivist grounded theory is flexible but well-defined, combining interviews with memo writing and coding (Charmaz, </w:t>
       </w:r>
       <w:r>
         <w:rPr>
@@ -6119,27 +6245,27 @@
         <w:t>2014</w:t>
       </w:r>
       <w:r>
-        <w:t>)</w:t>
-      </w:r>
-    </w:p>
-    <w:p>
-      <w:r>
-        <w:rPr>
-          <w:lang w:val="en-US"/>
-        </w:rPr>
-        <w:t xml:space="preserve">The research employs in-depth interviews with two key stakeholder groups: 1. marketing managers, who bring the domain expertise and practical experience, and 2. AI experts who can add additional expert knowledge about the technical possibilities and limitations of agentic AI solutions. This dual perspective was chosen to get additional insights on both the technological possibilities and the current and planned use within marketing. The interaction between these </w:t>
+        <w:t>).</w:t>
+      </w:r>
+    </w:p>
+    <w:p>
+      <w:r>
+        <w:rPr>
+          <w:lang w:val="en-US"/>
+        </w:rPr>
+        <w:t xml:space="preserve">The research employed in-depth interviews with two key stakeholder groups: 1. marketing managers, who bring the domain expertise and practical experience, and 2. AI experts who can add additional expert knowledge about the technical possibilities and limitations of agentic AI solutions. This dual perspective was chosen to get additional insights on both the technological possibilities and the current and planned use within marketing. The </w:t>
       </w:r>
       <w:r>
         <w:rPr>
           <w:lang w:val="en-US"/>
         </w:rPr>
         <w:lastRenderedPageBreak/>
-        <w:t xml:space="preserve">perspectives can draw out insights that would otherwise be missed and further inform theory and practice. </w:t>
-      </w:r>
-    </w:p>
-    <w:p>
-      <w:r>
-        <w:t xml:space="preserve">In line with constructive grounded theory, a semi-structured interview was used (Charmaz, </w:t>
+        <w:t xml:space="preserve">interaction between these perspectives can draw out insights that would otherwise be missed and further inform theory and practice. </w:t>
+      </w:r>
+    </w:p>
+    <w:p>
+      <w:r>
+        <w:t xml:space="preserve">In line with constructivist grounded theory, a semi-structured interview was used (Charmaz, </w:t>
       </w:r>
       <w:r>
         <w:rPr>
@@ -6149,127 +6275,186 @@
         <w:t>2014</w:t>
       </w:r>
       <w:r>
-        <w:t>). To guide initial interviews, a semi-structured interview guide and protocol have been created (see Appendix A).</w:t>
-      </w:r>
-    </w:p>
-    <w:p>
-      <w:r>
-        <w:rPr>
-          <w:lang w:val="en-US"/>
-        </w:rPr>
-        <w:t>The process of iteratively collecting and analyzing data within constructive grounded theory starts with open, intensive interviews (Charmaz, 2014). Afterward, the data was analyzed through the coding process. In this process, statements from the interviews were categorized (Charmaz, 2014); this forms the basis for further analysis. Coding, in its three forms (initial, focused, and theoretical), forms the link between the interviews and the resulting theory (Charmaz, 2014).</w:t>
-      </w:r>
-      <w:r>
-        <w:rPr>
-          <w:lang w:val="en-US"/>
-        </w:rPr>
-        <w:t xml:space="preserve"> An overview of the coding process is found in Table 3, and a list of definitions for the theoretical codes is provided in Table 4.</w:t>
-      </w:r>
-    </w:p>
-    <w:p>
-      <w:r>
-        <w:rPr>
-          <w:lang w:val="en-US"/>
-        </w:rPr>
-        <w:t>Throughout the process, memos were written to capture the researcher</w:t>
-      </w:r>
-      <w:r>
-        <w:rPr>
-          <w:lang w:val="en-US"/>
-        </w:rPr>
-        <w:t>’</w:t>
-      </w:r>
-      <w:r>
-        <w:rPr>
-          <w:lang w:val="en-US"/>
-        </w:rPr>
-        <w:t>s thoughts (Charmaz, 2014). Once tentative categories were established using the coding process, theoretical sampling was applied, i.e.</w:t>
-      </w:r>
-      <w:r>
-        <w:rPr>
-          <w:lang w:val="en-US"/>
-        </w:rPr>
-        <w:t>,</w:t>
-      </w:r>
-      <w:r>
-        <w:rPr>
-          <w:lang w:val="en-US"/>
-        </w:rPr>
-        <w:t xml:space="preserve"> instead of sampling for population representativeness, specific data is sought to elaborate and refine the properties of their emerging categories (Charmaz, 2014).</w:t>
-      </w:r>
-      <w:r>
-        <w:rPr>
-          <w:lang w:val="en-US"/>
-        </w:rPr>
-        <w:t xml:space="preserve"> </w:t>
-      </w:r>
-      <w:r>
-        <w:rPr>
-          <w:lang w:val="en-US"/>
-        </w:rPr>
-        <w:t xml:space="preserve">After reaching theoretical saturation, the point where new data no longer yields new insights (Charmaz, 2014), the memos and categories were utilized to write the concrete arguments that form the basis for the new theoretical contribution (Charmaz, 2014). </w:t>
-      </w:r>
-    </w:p>
-    <w:p>
-      <w:pPr>
-        <w:pStyle w:val="Heading2"/>
-      </w:pPr>
-      <w:bookmarkStart w:id="89" w:name="_kqzta5wwdy54" w:colFirst="0" w:colLast="0"/>
-      <w:bookmarkStart w:id="90" w:name="_Toc233106451"/>
-      <w:bookmarkEnd w:id="89"/>
-      <w:r>
-        <w:rPr>
-          <w:lang w:val="en-US"/>
-        </w:rPr>
-        <w:t>3.3.</w:t>
-      </w:r>
-      <w:r>
-        <w:tab/>
-      </w:r>
-      <w:commentRangeStart w:id="91"/>
+        <w:t>). To guide initial interviews, a semi-structured interview guide and protocol were created (see Appendix A).</w:t>
+      </w:r>
+    </w:p>
+    <w:p>
+      <w:r>
+        <w:rPr>
+          <w:lang w:val="en-US"/>
+        </w:rPr>
+        <w:t>The process of iteratively collecting and analyzing data within constructivist grounded theory start</w:t>
+      </w:r>
+      <w:r>
+        <w:rPr>
+          <w:lang w:val="en-US"/>
+        </w:rPr>
+        <w:t>s</w:t>
+      </w:r>
+      <w:r>
+        <w:rPr>
+          <w:lang w:val="en-US"/>
+        </w:rPr>
+        <w:t xml:space="preserve"> with open, intensive interviews (Charmaz, 2014). Afterward, the data </w:t>
+      </w:r>
+      <w:r>
+        <w:rPr>
+          <w:lang w:val="en-US"/>
+        </w:rPr>
+        <w:t xml:space="preserve">is </w:t>
+      </w:r>
+      <w:r>
+        <w:rPr>
+          <w:lang w:val="en-US"/>
+        </w:rPr>
+        <w:t xml:space="preserve"> analyzed through the coding process. In this process, statements from the interviews </w:t>
+      </w:r>
+      <w:r>
+        <w:rPr>
+          <w:lang w:val="en-US"/>
+        </w:rPr>
+        <w:t>are</w:t>
+      </w:r>
+      <w:r>
+        <w:rPr>
+          <w:lang w:val="en-US"/>
+        </w:rPr>
+        <w:t xml:space="preserve"> categorized (Charmaz, 2014); this forms the basis for further analysis. Coding, in its three forms (initial, focused, and theoretical), </w:t>
+      </w:r>
       <w:commentRangeStart w:id="92"/>
-      <w:commentRangeStart w:id="93"/>
-      <w:r>
-        <w:rPr>
-          <w:lang w:val="en-US"/>
-        </w:rPr>
-        <w:t>Sample and sample size</w:t>
-      </w:r>
-      <w:bookmarkEnd w:id="90"/>
-      <w:commentRangeEnd w:id="93"/>
+      <w:r>
+        <w:rPr>
+          <w:lang w:val="en-US"/>
+        </w:rPr>
+        <w:t>forms the link between the interviews and the resulting theory</w:t>
+      </w:r>
+      <w:commentRangeEnd w:id="92"/>
       <w:r>
         <w:rPr>
           <w:rStyle w:val="CommentReference"/>
           <w:sz w:val="22"/>
           <w:szCs w:val="22"/>
-        </w:rPr>
-        <w:commentReference w:id="93"/>
-      </w:r>
-      <w:commentRangeEnd w:id="92"/>
+          <w:lang w:val="en-US"/>
+        </w:rPr>
+        <w:commentReference w:id="92"/>
+      </w:r>
+      <w:r>
+        <w:rPr>
+          <w:lang w:val="en-US"/>
+        </w:rPr>
+        <w:t xml:space="preserve"> (Charmaz, 2014).</w:t>
+      </w:r>
+      <w:r>
+        <w:rPr>
+          <w:lang w:val="en-US"/>
+        </w:rPr>
+        <w:t xml:space="preserve"> An overview of the coding process is found in Table 3, and a list of definitions for the theoretical codes is provided in Table 4.</w:t>
+      </w:r>
+    </w:p>
+    <w:p>
+      <w:r>
+        <w:rPr>
+          <w:lang w:val="en-US"/>
+        </w:rPr>
+        <w:t>Throughout the process, memos were written to capture the researcher</w:t>
+      </w:r>
+      <w:r>
+        <w:rPr>
+          <w:lang w:val="en-US"/>
+        </w:rPr>
+        <w:t>’</w:t>
+      </w:r>
+      <w:r>
+        <w:rPr>
+          <w:lang w:val="en-US"/>
+        </w:rPr>
+        <w:t>s thoughts (Charmaz, 2014). Once tentative categories were established using the coding process, theoretical sampling was applied, i.e.</w:t>
+      </w:r>
+      <w:r>
+        <w:rPr>
+          <w:lang w:val="en-US"/>
+        </w:rPr>
+        <w:t>,</w:t>
+      </w:r>
+      <w:r>
+        <w:rPr>
+          <w:lang w:val="en-US"/>
+        </w:rPr>
+        <w:t xml:space="preserve"> instead of sampling for population representativeness, specific data is sought to elaborate and refine the properties of the emerging categories (Charmaz, 2014).</w:t>
+      </w:r>
+      <w:r>
+        <w:rPr>
+          <w:lang w:val="en-US"/>
+        </w:rPr>
+        <w:t xml:space="preserve"> </w:t>
+      </w:r>
+      <w:r>
+        <w:rPr>
+          <w:lang w:val="en-US"/>
+        </w:rPr>
+        <w:t xml:space="preserve">After reaching theoretical saturation, the point where new data no longer yields new insights (Charmaz, 2014), the memos and categories were utilized to write the concrete arguments that form the basis for the new theoretical contribution (Charmaz, 2014). </w:t>
+      </w:r>
+    </w:p>
+    <w:p>
+      <w:pPr>
+        <w:pStyle w:val="Heading2"/>
+      </w:pPr>
+      <w:bookmarkStart w:id="93" w:name="_kqzta5wwdy54" w:colFirst="0" w:colLast="0"/>
+      <w:bookmarkStart w:id="94" w:name="_Toc234521769"/>
+      <w:bookmarkEnd w:id="93"/>
+      <w:r>
+        <w:rPr>
+          <w:lang w:val="en-US"/>
+        </w:rPr>
+        <w:t>3.3.</w:t>
+      </w:r>
+      <w:r>
+        <w:tab/>
+      </w:r>
+      <w:commentRangeStart w:id="95"/>
+      <w:commentRangeStart w:id="96"/>
+      <w:commentRangeStart w:id="97"/>
+      <w:r>
+        <w:rPr>
+          <w:lang w:val="en-US"/>
+        </w:rPr>
+        <w:t>Sample and sample size</w:t>
+      </w:r>
+      <w:bookmarkEnd w:id="94"/>
+      <w:commentRangeEnd w:id="97"/>
       <w:r>
         <w:rPr>
           <w:rStyle w:val="CommentReference"/>
           <w:sz w:val="22"/>
           <w:szCs w:val="22"/>
         </w:rPr>
-        <w:commentReference w:id="92"/>
-      </w:r>
-      <w:commentRangeEnd w:id="91"/>
+        <w:commentReference w:id="97"/>
+      </w:r>
+      <w:commentRangeEnd w:id="96"/>
       <w:r>
         <w:rPr>
           <w:rStyle w:val="CommentReference"/>
           <w:sz w:val="22"/>
           <w:szCs w:val="22"/>
         </w:rPr>
-        <w:commentReference w:id="91"/>
-      </w:r>
-    </w:p>
-    <w:p>
-      <w:r>
-        <w:rPr>
-          <w:lang w:val="en-US"/>
-        </w:rPr>
-        <w:t>In pursuit of the research question, top managers and experts in the field were interviewed. To find relevant candidates for the first group, the marketing managers</w:t>
+        <w:commentReference w:id="96"/>
+      </w:r>
+      <w:commentRangeEnd w:id="95"/>
+      <w:r>
+        <w:rPr>
+          <w:rStyle w:val="CommentReference"/>
+          <w:sz w:val="22"/>
+          <w:szCs w:val="22"/>
+        </w:rPr>
+        <w:commentReference w:id="95"/>
+      </w:r>
+    </w:p>
+    <w:p>
+      <w:r>
+        <w:rPr>
+          <w:lang w:val="en-US"/>
+        </w:rPr>
+        <w:t>In pursuit of the research question, top managers and experts in the field were interviewed. For the first group, the marketing managers</w:t>
       </w:r>
       <w:r>
         <w:rPr>
@@ -6283,16 +6468,16 @@
         <w:rPr>
           <w:lang w:val="en-US"/>
         </w:rPr>
-        <w:t xml:space="preserve"> a slightly wider scope than just those with the formal title was chosen</w:t>
-      </w:r>
-      <w:commentRangeStart w:id="94"/>
+        <w:t xml:space="preserve"> a slightly wider scope than just those with the formal title was used to identify relevant candidates</w:t>
+      </w:r>
+      <w:commentRangeStart w:id="98"/>
       <w:r>
         <w:rPr>
           <w:lang w:val="en-US"/>
         </w:rPr>
         <w:t xml:space="preserve">: the focus is on those who have a clear </w:t>
       </w:r>
-      <w:commentRangeEnd w:id="94"/>
+      <w:commentRangeEnd w:id="98"/>
       <w:r>
         <w:rPr>
           <w:rStyle w:val="CommentReference"/>
@@ -6300,7 +6485,7 @@
           <w:szCs w:val="22"/>
           <w:lang w:val="en-US"/>
         </w:rPr>
-        <w:commentReference w:id="94"/>
+        <w:commentReference w:id="98"/>
       </w:r>
       <w:r>
         <w:rPr>
@@ -6308,12 +6493,29 @@
         </w:rPr>
         <w:t xml:space="preserve">managerial role in the marketing team, e.g. a CMO or marketing manager, but also those who are leading AI initiatives within the marketing team, i.e. they might not be the direct supervisor, but they are leading the change process or implementation. The second group </w:t>
       </w:r>
+      <w:commentRangeStart w:id="99"/>
       <w:r>
         <w:rPr>
           <w:lang w:val="en-US"/>
         </w:rPr>
         <w:lastRenderedPageBreak/>
-        <w:t xml:space="preserve">consists of AI experts; they were selected based on knowledge of AI and expertise in implementing and rolling out AI systems. This group contains both technical leaders and technical consultants. </w:t>
+        <w:t>consists of AI experts</w:t>
+      </w:r>
+      <w:commentRangeEnd w:id="99"/>
+      <w:r>
+        <w:rPr>
+          <w:rStyle w:val="CommentReference"/>
+          <w:sz w:val="22"/>
+          <w:szCs w:val="22"/>
+          <w:lang w:val="en-US"/>
+        </w:rPr>
+        <w:commentReference w:id="99"/>
+      </w:r>
+      <w:r>
+        <w:rPr>
+          <w:lang w:val="en-US"/>
+        </w:rPr>
+        <w:t xml:space="preserve">; they were selected based on knowledge of AI and expertise in implementing and rolling out AI systems. This group contains both technical leaders and technical consultants. </w:t>
       </w:r>
     </w:p>
     <w:p>
@@ -6323,174 +6525,185 @@
         </w:rPr>
         <w:t xml:space="preserve">To find sufficient participants, a combination of </w:t>
       </w:r>
-      <w:commentRangeStart w:id="95"/>
+      <w:commentRangeStart w:id="100"/>
       <w:r>
         <w:rPr>
           <w:lang w:val="en-US"/>
         </w:rPr>
         <w:t xml:space="preserve">theoretical </w:t>
       </w:r>
-      <w:commentRangeStart w:id="96"/>
-      <w:commentRangeStart w:id="97"/>
-      <w:commentRangeStart w:id="98"/>
-      <w:commentRangeStart w:id="99"/>
-      <w:commentRangeStart w:id="100"/>
       <w:commentRangeStart w:id="101"/>
       <w:commentRangeStart w:id="102"/>
-      <w:r>
-        <w:rPr>
-          <w:lang w:val="en-US"/>
-        </w:rPr>
-        <w:t>sampling</w:t>
-      </w:r>
-      <w:commentRangeEnd w:id="101"/>
-      <w:r>
-        <w:rPr>
-          <w:rStyle w:val="CommentReference"/>
-          <w:sz w:val="22"/>
-          <w:szCs w:val="22"/>
-          <w:lang w:val="en-US"/>
-        </w:rPr>
-        <w:commentReference w:id="101"/>
-      </w:r>
-      <w:commentRangeEnd w:id="102"/>
-      <w:r>
-        <w:rPr>
-          <w:rStyle w:val="CommentReference"/>
-          <w:sz w:val="22"/>
-          <w:szCs w:val="22"/>
-          <w:lang w:val="en-US"/>
-        </w:rPr>
-        <w:commentReference w:id="102"/>
-      </w:r>
-      <w:commentRangeEnd w:id="99"/>
-      <w:r>
-        <w:rPr>
-          <w:rStyle w:val="CommentReference"/>
-          <w:sz w:val="22"/>
-          <w:szCs w:val="22"/>
-          <w:lang w:val="en-US"/>
-        </w:rPr>
-        <w:commentReference w:id="99"/>
-      </w:r>
-      <w:commentRangeEnd w:id="100"/>
-      <w:r>
-        <w:rPr>
-          <w:rStyle w:val="CommentReference"/>
-          <w:sz w:val="22"/>
-          <w:szCs w:val="22"/>
-          <w:lang w:val="en-US"/>
-        </w:rPr>
-        <w:commentReference w:id="100"/>
-      </w:r>
-      <w:commentRangeEnd w:id="96"/>
-      <w:r>
-        <w:rPr>
-          <w:rStyle w:val="CommentReference"/>
-          <w:sz w:val="22"/>
-          <w:szCs w:val="22"/>
-          <w:lang w:val="en-US"/>
-        </w:rPr>
-        <w:commentReference w:id="96"/>
-      </w:r>
-      <w:commentRangeEnd w:id="97"/>
-      <w:r>
-        <w:rPr>
-          <w:rStyle w:val="CommentReference"/>
-          <w:sz w:val="22"/>
-          <w:szCs w:val="22"/>
-          <w:lang w:val="en-US"/>
-        </w:rPr>
-        <w:commentReference w:id="97"/>
-      </w:r>
-      <w:commentRangeEnd w:id="98"/>
-      <w:r>
-        <w:rPr>
-          <w:rStyle w:val="CommentReference"/>
-          <w:sz w:val="22"/>
-          <w:szCs w:val="22"/>
-          <w:lang w:val="en-US"/>
-        </w:rPr>
-        <w:commentReference w:id="98"/>
-      </w:r>
-      <w:r>
-        <w:rPr>
-          <w:lang w:val="en-US"/>
-        </w:rPr>
-        <w:t xml:space="preserve"> (Charmaz, 2014</w:t>
-      </w:r>
-      <w:commentRangeEnd w:id="95"/>
-      <w:r>
-        <w:rPr>
-          <w:rStyle w:val="CommentReference"/>
-          <w:sz w:val="22"/>
-          <w:szCs w:val="22"/>
-          <w:lang w:val="en-US"/>
-        </w:rPr>
-        <w:commentReference w:id="95"/>
-      </w:r>
       <w:commentRangeStart w:id="103"/>
       <w:commentRangeStart w:id="104"/>
-      <w:r>
-        <w:rPr>
-          <w:lang w:val="en-US"/>
-        </w:rPr>
-        <w:t xml:space="preserve">) and </w:t>
-      </w:r>
-      <w:commentRangeEnd w:id="103"/>
-      <w:r>
-        <w:rPr>
-          <w:rStyle w:val="CommentReference"/>
-          <w:sz w:val="22"/>
-          <w:szCs w:val="22"/>
-        </w:rPr>
-        <w:commentReference w:id="103"/>
-      </w:r>
-      <w:commentRangeEnd w:id="104"/>
-      <w:r>
-        <w:rPr>
-          <w:rStyle w:val="CommentReference"/>
-          <w:sz w:val="22"/>
-          <w:szCs w:val="22"/>
-        </w:rPr>
-        <w:commentReference w:id="104"/>
-      </w:r>
-      <w:r>
-        <w:t>snowball sampling (Parker et al., 2019) was used to identify interview participants</w:t>
-      </w:r>
-      <w:r>
-        <w:rPr>
-          <w:lang w:val="en-US"/>
-        </w:rPr>
-        <w:t xml:space="preserve">. The sampling started with the researcher's personal network, relying mainly on LinkedIn; candidates were selected when their roles matched the selection criteria. Since the sampling universe was already narrow and access </w:t>
-      </w:r>
-      <w:r>
-        <w:rPr>
-          <w:lang w:val="en-US"/>
-        </w:rPr>
-        <w:t xml:space="preserve">is </w:t>
-      </w:r>
-      <w:r>
-        <w:rPr>
-          <w:lang w:val="en-US"/>
-        </w:rPr>
-        <w:t>limited, n</w:t>
-      </w:r>
       <w:commentRangeStart w:id="105"/>
       <w:commentRangeStart w:id="106"/>
       <w:commentRangeStart w:id="107"/>
+      <w:r>
+        <w:rPr>
+          <w:lang w:val="en-US"/>
+        </w:rPr>
+        <w:t>sampling</w:t>
+      </w:r>
+      <w:commentRangeEnd w:id="106"/>
+      <w:r>
+        <w:rPr>
+          <w:rStyle w:val="CommentReference"/>
+          <w:sz w:val="22"/>
+          <w:szCs w:val="22"/>
+          <w:lang w:val="en-US"/>
+        </w:rPr>
+        <w:commentReference w:id="106"/>
+      </w:r>
+      <w:commentRangeEnd w:id="107"/>
+      <w:r>
+        <w:rPr>
+          <w:rStyle w:val="CommentReference"/>
+          <w:sz w:val="22"/>
+          <w:szCs w:val="22"/>
+          <w:lang w:val="en-US"/>
+        </w:rPr>
+        <w:commentReference w:id="107"/>
+      </w:r>
+      <w:commentRangeEnd w:id="104"/>
+      <w:r>
+        <w:rPr>
+          <w:rStyle w:val="CommentReference"/>
+          <w:sz w:val="22"/>
+          <w:szCs w:val="22"/>
+          <w:lang w:val="en-US"/>
+        </w:rPr>
+        <w:commentReference w:id="104"/>
+      </w:r>
+      <w:commentRangeEnd w:id="105"/>
+      <w:r>
+        <w:rPr>
+          <w:rStyle w:val="CommentReference"/>
+          <w:sz w:val="22"/>
+          <w:szCs w:val="22"/>
+          <w:lang w:val="en-US"/>
+        </w:rPr>
+        <w:commentReference w:id="105"/>
+      </w:r>
+      <w:commentRangeEnd w:id="101"/>
+      <w:r>
+        <w:rPr>
+          <w:rStyle w:val="CommentReference"/>
+          <w:sz w:val="22"/>
+          <w:szCs w:val="22"/>
+          <w:lang w:val="en-US"/>
+        </w:rPr>
+        <w:commentReference w:id="101"/>
+      </w:r>
+      <w:commentRangeEnd w:id="102"/>
+      <w:r>
+        <w:rPr>
+          <w:rStyle w:val="CommentReference"/>
+          <w:sz w:val="22"/>
+          <w:szCs w:val="22"/>
+          <w:lang w:val="en-US"/>
+        </w:rPr>
+        <w:commentReference w:id="102"/>
+      </w:r>
+      <w:commentRangeEnd w:id="103"/>
+      <w:r>
+        <w:rPr>
+          <w:rStyle w:val="CommentReference"/>
+          <w:sz w:val="22"/>
+          <w:szCs w:val="22"/>
+          <w:lang w:val="en-US"/>
+        </w:rPr>
+        <w:commentReference w:id="103"/>
+      </w:r>
+      <w:r>
+        <w:rPr>
+          <w:lang w:val="en-US"/>
+        </w:rPr>
+        <w:t xml:space="preserve"> (Charmaz, 2014</w:t>
+      </w:r>
+      <w:commentRangeEnd w:id="100"/>
+      <w:r>
+        <w:rPr>
+          <w:rStyle w:val="CommentReference"/>
+          <w:sz w:val="22"/>
+          <w:szCs w:val="22"/>
+          <w:lang w:val="en-US"/>
+        </w:rPr>
+        <w:commentReference w:id="100"/>
+      </w:r>
       <w:commentRangeStart w:id="108"/>
       <w:commentRangeStart w:id="109"/>
+      <w:r>
+        <w:rPr>
+          <w:lang w:val="en-US"/>
+        </w:rPr>
+        <w:t xml:space="preserve">) and </w:t>
+      </w:r>
+      <w:commentRangeEnd w:id="108"/>
+      <w:r>
+        <w:rPr>
+          <w:rStyle w:val="CommentReference"/>
+          <w:sz w:val="22"/>
+          <w:szCs w:val="22"/>
+        </w:rPr>
+        <w:commentReference w:id="108"/>
+      </w:r>
+      <w:commentRangeEnd w:id="109"/>
+      <w:r>
+        <w:rPr>
+          <w:rStyle w:val="CommentReference"/>
+          <w:sz w:val="22"/>
+          <w:szCs w:val="22"/>
+        </w:rPr>
+        <w:commentReference w:id="109"/>
+      </w:r>
+      <w:r>
+        <w:t>snowball sampling (Parker et al., 2019) was used to identify interview participants</w:t>
+      </w:r>
+      <w:r>
+        <w:rPr>
+          <w:lang w:val="en-US"/>
+        </w:rPr>
+        <w:t xml:space="preserve">. The sampling started with the researcher's personal network, relying mainly on LinkedIn; candidates were selected when their roles matched the selection criteria. Since </w:t>
+      </w:r>
       <w:commentRangeStart w:id="110"/>
+      <w:r>
+        <w:rPr>
+          <w:lang w:val="en-US"/>
+        </w:rPr>
+        <w:t>the sampling universe was already narrow and access</w:t>
+      </w:r>
+      <w:commentRangeEnd w:id="110"/>
+      <w:r>
+        <w:rPr>
+          <w:rStyle w:val="CommentReference"/>
+          <w:sz w:val="22"/>
+          <w:szCs w:val="22"/>
+          <w:lang w:val="en-US"/>
+        </w:rPr>
+        <w:commentReference w:id="110"/>
+      </w:r>
+      <w:r>
+        <w:rPr>
+          <w:lang w:val="en-US"/>
+        </w:rPr>
+        <w:t xml:space="preserve"> was limited, n</w:t>
+      </w:r>
       <w:commentRangeStart w:id="111"/>
       <w:commentRangeStart w:id="112"/>
+      <w:commentRangeStart w:id="113"/>
+      <w:commentRangeStart w:id="114"/>
+      <w:commentRangeStart w:id="115"/>
+      <w:commentRangeStart w:id="116"/>
+      <w:commentRangeStart w:id="117"/>
+      <w:commentRangeStart w:id="118"/>
       <w:r>
         <w:rPr>
           <w:lang w:val="en-US"/>
         </w:rPr>
         <w:t>o further selection criteria were applied to potential participants.</w:t>
       </w:r>
-      <w:commentRangeEnd w:id="109"/>
+      <w:commentRangeEnd w:id="115"/>
       <w:r>
         <w:rPr>
           <w:rStyle w:val="CommentReference"/>
@@ -6498,9 +6711,9 @@
           <w:szCs w:val="22"/>
           <w:lang w:val="en-US"/>
         </w:rPr>
-        <w:commentReference w:id="109"/>
-      </w:r>
-      <w:commentRangeEnd w:id="110"/>
+        <w:commentReference w:id="115"/>
+      </w:r>
+      <w:commentRangeEnd w:id="116"/>
       <w:r>
         <w:rPr>
           <w:rStyle w:val="CommentReference"/>
@@ -6508,9 +6721,9 @@
           <w:szCs w:val="22"/>
           <w:lang w:val="en-US"/>
         </w:rPr>
-        <w:commentReference w:id="110"/>
-      </w:r>
-      <w:commentRangeEnd w:id="111"/>
+        <w:commentReference w:id="116"/>
+      </w:r>
+      <w:commentRangeEnd w:id="117"/>
       <w:r>
         <w:rPr>
           <w:rStyle w:val="CommentReference"/>
@@ -6518,9 +6731,9 @@
           <w:szCs w:val="22"/>
           <w:lang w:val="en-US"/>
         </w:rPr>
-        <w:commentReference w:id="111"/>
-      </w:r>
-      <w:commentRangeEnd w:id="112"/>
+        <w:commentReference w:id="117"/>
+      </w:r>
+      <w:commentRangeEnd w:id="118"/>
       <w:r>
         <w:rPr>
           <w:rStyle w:val="CommentReference"/>
@@ -6528,9 +6741,9 @@
           <w:szCs w:val="22"/>
           <w:lang w:val="en-US"/>
         </w:rPr>
-        <w:commentReference w:id="112"/>
-      </w:r>
-      <w:commentRangeEnd w:id="108"/>
+        <w:commentReference w:id="118"/>
+      </w:r>
+      <w:commentRangeEnd w:id="114"/>
       <w:r>
         <w:rPr>
           <w:rStyle w:val="CommentReference"/>
@@ -6538,9 +6751,9 @@
           <w:szCs w:val="22"/>
           <w:lang w:val="en-US"/>
         </w:rPr>
-        <w:commentReference w:id="108"/>
-      </w:r>
-      <w:commentRangeEnd w:id="107"/>
+        <w:commentReference w:id="114"/>
+      </w:r>
+      <w:commentRangeEnd w:id="113"/>
       <w:r>
         <w:rPr>
           <w:rStyle w:val="CommentReference"/>
@@ -6548,9 +6761,9 @@
           <w:szCs w:val="22"/>
           <w:lang w:val="en-US"/>
         </w:rPr>
-        <w:commentReference w:id="107"/>
-      </w:r>
-      <w:commentRangeEnd w:id="106"/>
+        <w:commentReference w:id="113"/>
+      </w:r>
+      <w:commentRangeEnd w:id="112"/>
       <w:r>
         <w:rPr>
           <w:rStyle w:val="CommentReference"/>
@@ -6558,9 +6771,9 @@
           <w:szCs w:val="22"/>
           <w:lang w:val="en-US"/>
         </w:rPr>
-        <w:commentReference w:id="106"/>
-      </w:r>
-      <w:commentRangeEnd w:id="105"/>
+        <w:commentReference w:id="112"/>
+      </w:r>
+      <w:commentRangeEnd w:id="111"/>
       <w:r>
         <w:rPr>
           <w:rStyle w:val="CommentReference"/>
@@ -6568,7 +6781,7 @@
           <w:szCs w:val="22"/>
           <w:lang w:val="en-US"/>
         </w:rPr>
-        <w:commentReference w:id="105"/>
+        <w:commentReference w:id="111"/>
       </w:r>
       <w:r>
         <w:rPr>
@@ -6599,39 +6812,21 @@
         <w:rPr>
           <w:lang w:val="en-US"/>
         </w:rPr>
-        <w:t xml:space="preserve">ata gathering stopped when </w:t>
-      </w:r>
-      <w:r>
-        <w:rPr>
-          <w:lang w:val="en-US"/>
-        </w:rPr>
-        <w:t xml:space="preserve">new data no longer yielded new theoretical insights. </w:t>
-      </w:r>
-      <w:r>
-        <w:rPr>
-          <w:lang w:val="en-US"/>
-        </w:rPr>
-        <w:t xml:space="preserve">During data gathering we </w:t>
-      </w:r>
-      <w:commentRangeStart w:id="113"/>
-      <w:r>
-        <w:rPr>
-          <w:lang w:val="en-US"/>
-        </w:rPr>
-        <w:t>relie</w:t>
-      </w:r>
-      <w:r>
-        <w:rPr>
-          <w:lang w:val="en-US"/>
-        </w:rPr>
-        <w:t>d</w:t>
-      </w:r>
-      <w:r>
-        <w:rPr>
-          <w:lang w:val="en-US"/>
-        </w:rPr>
-        <w:t xml:space="preserve"> on </w:t>
-      </w:r>
+        <w:t>ata gathering continued until new data no longer yielded new theoretical insights. During data gathering</w:t>
+      </w:r>
+      <w:r>
+        <w:rPr>
+          <w:lang w:val="en-US"/>
+        </w:rPr>
+        <w:t>,</w:t>
+      </w:r>
+      <w:r>
+        <w:rPr>
+          <w:lang w:val="en-US"/>
+        </w:rPr>
+        <w:t xml:space="preserve"> </w:t>
+      </w:r>
+      <w:commentRangeStart w:id="119"/>
       <w:r>
         <w:rPr>
           <w:lang w:val="en-US"/>
@@ -6642,9 +6837,21 @@
         <w:rPr>
           <w:lang w:val="en-US"/>
         </w:rPr>
-        <w:t xml:space="preserve"> circular process of administering interviews, writing memos, and coding data into relevant categories</w:t>
-      </w:r>
-      <w:commentRangeEnd w:id="113"/>
+        <w:t xml:space="preserve"> circular process of administering </w:t>
+      </w:r>
+      <w:r>
+        <w:rPr>
+          <w:lang w:val="en-US"/>
+        </w:rPr>
+        <w:t xml:space="preserve">was applied including </w:t>
+      </w:r>
+      <w:r>
+        <w:rPr>
+          <w:lang w:val="en-US"/>
+        </w:rPr>
+        <w:t>interviews, writing memos, and coding data into relevant categories</w:t>
+      </w:r>
+      <w:commentRangeEnd w:id="119"/>
       <w:r>
         <w:rPr>
           <w:rStyle w:val="CommentReference"/>
@@ -6652,7 +6859,7 @@
           <w:szCs w:val="22"/>
           <w:lang w:val="en-US"/>
         </w:rPr>
-        <w:commentReference w:id="113"/>
+        <w:commentReference w:id="119"/>
       </w:r>
       <w:r>
         <w:rPr>
@@ -6664,7 +6871,7 @@
         <w:rPr>
           <w:lang w:val="en-US"/>
         </w:rPr>
-        <w:t xml:space="preserve">the following </w:t>
+        <w:t xml:space="preserve">subsequent </w:t>
       </w:r>
       <w:r>
         <w:rPr>
@@ -12791,8 +12998,8 @@
           <w:cols w:space="708"/>
         </w:sectPr>
       </w:pPr>
-      <w:bookmarkStart w:id="114" w:name="_jewz4ftnfnae" w:colFirst="0" w:colLast="0"/>
-      <w:bookmarkEnd w:id="114"/>
+      <w:bookmarkStart w:id="120" w:name="_jewz4ftnfnae" w:colFirst="0" w:colLast="0"/>
+      <w:bookmarkEnd w:id="120"/>
       <w:r>
         <w:t xml:space="preserve"> </w:t>
       </w:r>
@@ -12801,16 +13008,16 @@
       <w:pPr>
         <w:pStyle w:val="Heading2"/>
       </w:pPr>
-      <w:bookmarkStart w:id="115" w:name="_Toc233106452"/>
+      <w:bookmarkStart w:id="121" w:name="_Toc234521770"/>
       <w:r>
         <w:lastRenderedPageBreak/>
-        <w:t>3.4</w:t>
+        <w:t>3.4.</w:t>
       </w:r>
       <w:r>
         <w:tab/>
         <w:t>Trustworthiness</w:t>
       </w:r>
-      <w:bookmarkEnd w:id="115"/>
+      <w:bookmarkEnd w:id="121"/>
     </w:p>
     <w:p>
       <w:r>
@@ -12841,7 +13048,7 @@
         <w:rPr>
           <w:lang w:val="en-US"/>
         </w:rPr>
-        <w:t>. The details of this assessment are included in table form (see Table 2)</w:t>
+        <w:t>. The details of this assessment are included in table form (see Table 2).</w:t>
       </w:r>
     </w:p>
     <w:p>
@@ -12858,7 +13065,7 @@
         <w:rPr>
           <w:lang w:val="en-US"/>
         </w:rPr>
-        <w:t xml:space="preserve"> academic background in AI and professional background in marketing and AI provided domain fluency that aided rapport and probing, but also introduced a risk of bias towards overemphasizing the importance of technical aspects. </w:t>
+        <w:t xml:space="preserve"> academic background in AI and professional experience in marketing and AI provided domain fluency that aided rapport and probing, but also introduced a risk of bias towards overemphasizing the importance of technical aspects. </w:t>
       </w:r>
     </w:p>
     <w:p>
@@ -12874,7 +13081,7 @@
           <w:b/>
           <w:bCs/>
         </w:rPr>
-        <w:t>Table 2.</w:t>
+        <w:t>Table 2</w:t>
       </w:r>
     </w:p>
     <w:p>
@@ -12890,7 +13097,7 @@
           <w:i/>
           <w:iCs/>
         </w:rPr>
-        <w:t>Trustworthiness assessment.</w:t>
+        <w:t>Trustworthiness assessment</w:t>
       </w:r>
     </w:p>
     <w:tbl>
@@ -13057,7 +13264,7 @@
               </w:rPr>
               <w:t>In line with Shenton (2004), information regarding the sampling method, participant types, and data collection methods are provided (Sections 3; Table 1; Appendix A). Thick description in Chapter 4 and</w:t>
             </w:r>
-            <w:commentRangeStart w:id="116"/>
+            <w:commentRangeStart w:id="122"/>
             <w:r>
               <w:rPr>
                 <w:szCs w:val="20"/>
@@ -13079,7 +13286,7 @@
               </w:rPr>
               <w:t xml:space="preserve"> in Section 5.3</w:t>
             </w:r>
-            <w:commentRangeEnd w:id="116"/>
+            <w:commentRangeEnd w:id="122"/>
             <w:r>
               <w:rPr>
                 <w:rStyle w:val="CommentReference"/>
@@ -13087,7 +13294,7 @@
                 <w:szCs w:val="20"/>
                 <w:lang w:val="en-US"/>
               </w:rPr>
-              <w:commentReference w:id="116"/>
+              <w:commentReference w:id="122"/>
             </w:r>
             <w:r>
               <w:rPr>
@@ -13207,7 +13414,7 @@
               </w:rPr>
               <w:t xml:space="preserve">In line with Shenton (2004), analytic memos recorded reasoning separately from transcript text; preliminary interpretations that were not supported by later data were revised or discarded. Findings claims are anchored in participant quotations (Chapter 4). Reflexive documentation of the researcher’s marketing and AI background and </w:t>
             </w:r>
-            <w:commentRangeStart w:id="117"/>
+            <w:commentRangeStart w:id="123"/>
             <w:r>
               <w:rPr>
                 <w:szCs w:val="20"/>
@@ -13215,7 +13422,7 @@
               </w:rPr>
               <w:t>sampling implications appears in Section 3.2</w:t>
             </w:r>
-            <w:commentRangeEnd w:id="117"/>
+            <w:commentRangeEnd w:id="123"/>
             <w:r>
               <w:rPr>
                 <w:rStyle w:val="CommentReference"/>
@@ -13223,7 +13430,7 @@
                 <w:szCs w:val="20"/>
                 <w:lang w:val="en-US"/>
               </w:rPr>
-              <w:commentReference w:id="117"/>
+              <w:commentReference w:id="123"/>
             </w:r>
             <w:r>
               <w:rPr>
@@ -13244,7 +13451,7 @@
           <w:bCs/>
         </w:rPr>
       </w:pPr>
-      <w:bookmarkStart w:id="118" w:name="OLE_LINK8"/>
+      <w:bookmarkStart w:id="124" w:name="OLE_LINK8"/>
     </w:p>
     <w:p>
       <w:pPr>
@@ -13269,9 +13476,9 @@
           <w:bCs/>
         </w:rPr>
       </w:pPr>
-      <w:commentRangeStart w:id="119"/>
-      <w:commentRangeStart w:id="120"/>
-      <w:commentRangeStart w:id="121"/>
+      <w:commentRangeStart w:id="125"/>
+      <w:commentRangeStart w:id="126"/>
+      <w:commentRangeStart w:id="127"/>
       <w:r>
         <w:rPr>
           <w:b/>
@@ -13280,7 +13487,7 @@
         <w:lastRenderedPageBreak/>
         <w:t>Table</w:t>
       </w:r>
-      <w:commentRangeEnd w:id="120"/>
+      <w:commentRangeEnd w:id="126"/>
       <w:r>
         <w:rPr>
           <w:rStyle w:val="CommentReference"/>
@@ -13289,9 +13496,9 @@
           <w:sz w:val="22"/>
           <w:szCs w:val="22"/>
         </w:rPr>
-        <w:commentReference w:id="120"/>
-      </w:r>
-      <w:commentRangeEnd w:id="121"/>
+        <w:commentReference w:id="126"/>
+      </w:r>
+      <w:commentRangeEnd w:id="127"/>
       <w:r>
         <w:rPr>
           <w:rStyle w:val="CommentReference"/>
@@ -13300,7 +13507,7 @@
           <w:sz w:val="22"/>
           <w:szCs w:val="22"/>
         </w:rPr>
-        <w:commentReference w:id="121"/>
+        <w:commentReference w:id="127"/>
       </w:r>
       <w:r>
         <w:rPr>
@@ -13325,9 +13532,9 @@
         </w:rPr>
         <w:t xml:space="preserve">Overview of </w:t>
       </w:r>
-      <w:commentRangeStart w:id="122"/>
-      <w:commentRangeStart w:id="123"/>
-      <w:commentRangeStart w:id="124"/>
+      <w:commentRangeStart w:id="128"/>
+      <w:commentRangeStart w:id="129"/>
+      <w:commentRangeStart w:id="130"/>
       <w:r>
         <w:rPr>
           <w:i/>
@@ -13335,7 +13542,7 @@
         </w:rPr>
         <w:t>code</w:t>
       </w:r>
-      <w:commentRangeEnd w:id="122"/>
+      <w:commentRangeEnd w:id="128"/>
       <w:r>
         <w:rPr>
           <w:rStyle w:val="CommentReference"/>
@@ -13344,9 +13551,9 @@
           <w:sz w:val="22"/>
           <w:szCs w:val="22"/>
         </w:rPr>
-        <w:commentReference w:id="122"/>
-      </w:r>
-      <w:commentRangeEnd w:id="123"/>
+        <w:commentReference w:id="128"/>
+      </w:r>
+      <w:commentRangeEnd w:id="129"/>
       <w:r>
         <w:rPr>
           <w:rStyle w:val="CommentReference"/>
@@ -13355,9 +13562,9 @@
           <w:sz w:val="22"/>
           <w:szCs w:val="22"/>
         </w:rPr>
-        <w:commentReference w:id="123"/>
-      </w:r>
-      <w:commentRangeEnd w:id="124"/>
+        <w:commentReference w:id="129"/>
+      </w:r>
+      <w:commentRangeEnd w:id="130"/>
       <w:r>
         <w:rPr>
           <w:rStyle w:val="CommentReference"/>
@@ -13366,7 +13573,7 @@
           <w:sz w:val="22"/>
           <w:szCs w:val="22"/>
         </w:rPr>
-        <w:commentReference w:id="124"/>
+        <w:commentReference w:id="130"/>
       </w:r>
       <w:r>
         <w:rPr>
@@ -13375,15 +13582,8 @@
         </w:rPr>
         <w:t xml:space="preserve"> development</w:t>
       </w:r>
-      <w:bookmarkEnd w:id="118"/>
-      <w:r>
-        <w:rPr>
-          <w:i/>
-          <w:iCs/>
-        </w:rPr>
-        <w:t xml:space="preserve"> </w:t>
-      </w:r>
-      <w:commentRangeEnd w:id="119"/>
+      <w:bookmarkEnd w:id="124"/>
+      <w:commentRangeEnd w:id="125"/>
       <w:r>
         <w:rPr>
           <w:rStyle w:val="CommentReference"/>
@@ -13392,7 +13592,7 @@
           <w:sz w:val="22"/>
           <w:szCs w:val="22"/>
         </w:rPr>
-        <w:commentReference w:id="119"/>
+        <w:commentReference w:id="125"/>
       </w:r>
     </w:p>
     <w:tbl>
@@ -14989,7 +15189,7 @@
       <w:pPr>
         <w:pStyle w:val="Heading1"/>
       </w:pPr>
-      <w:bookmarkStart w:id="125" w:name="_Toc233106453"/>
+      <w:bookmarkStart w:id="131" w:name="_Toc234521771"/>
       <w:r>
         <w:lastRenderedPageBreak/>
         <w:t xml:space="preserve">4. </w:t>
@@ -14998,7 +15198,7 @@
         <w:tab/>
         <w:t>Findings</w:t>
       </w:r>
-      <w:bookmarkEnd w:id="125"/>
+      <w:bookmarkEnd w:id="131"/>
     </w:p>
     <w:p>
       <w:r>
@@ -15043,9 +15243,9 @@
       <w:pPr>
         <w:ind w:firstLine="0"/>
       </w:pPr>
-      <w:bookmarkStart w:id="126" w:name="_2wlwvpj75lya"/>
-      <w:bookmarkEnd w:id="126"/>
-      <w:commentRangeStart w:id="127"/>
+      <w:bookmarkStart w:id="132" w:name="_2wlwvpj75lya"/>
+      <w:bookmarkEnd w:id="132"/>
+      <w:commentRangeStart w:id="133"/>
       <w:r>
         <w:rPr>
           <w:i/>
@@ -15054,7 +15254,7 @@
         </w:rPr>
         <w:t xml:space="preserve">How managerial interventions drive value creation using agentic AI. </w:t>
       </w:r>
-      <w:commentRangeEnd w:id="127"/>
+      <w:commentRangeEnd w:id="133"/>
       <w:r>
         <w:rPr>
           <w:rStyle w:val="CommentReference"/>
@@ -15065,7 +15265,7 @@
           <w:szCs w:val="22"/>
           <w:lang w:val="en-US"/>
         </w:rPr>
-        <w:commentReference w:id="127"/>
+        <w:commentReference w:id="133"/>
       </w:r>
       <w:r>
         <w:rPr>
@@ -15115,7 +15315,7 @@
       <w:pPr>
         <w:pStyle w:val="Heading2"/>
       </w:pPr>
-      <w:bookmarkStart w:id="128" w:name="_Toc233106454"/>
+      <w:bookmarkStart w:id="134" w:name="_Toc234521772"/>
       <w:r>
         <w:lastRenderedPageBreak/>
         <w:t>4.1</w:t>
@@ -15124,7 +15324,7 @@
         <w:tab/>
         <w:t>Observing external conditions</w:t>
       </w:r>
-      <w:bookmarkEnd w:id="128"/>
+      <w:bookmarkEnd w:id="134"/>
     </w:p>
     <w:p>
       <w:r>
@@ -15149,61 +15349,61 @@
       </w:r>
     </w:p>
     <w:p>
-      <w:commentRangeStart w:id="129"/>
+      <w:commentRangeStart w:id="135"/>
       <w:r>
         <w:rPr>
           <w:lang w:val="en-US"/>
         </w:rPr>
         <w:t>This observation process typically leads both marketing managers and AI experts to recognize the significant impact of agentic AI. As interviewee 7 noted, “We’re living in an era of change, and we’re living in a change of era simultaneously.” Interviewee 6 began incorporating AI across all parts of her organization, noting, “So I’m of course responsible for commercial, but … this is the future for our company!”</w:t>
       </w:r>
-      <w:commentRangeEnd w:id="129"/>
+      <w:commentRangeEnd w:id="135"/>
       <w:r>
         <w:rPr>
           <w:rStyle w:val="CommentReference"/>
           <w:sz w:val="22"/>
           <w:szCs w:val="22"/>
         </w:rPr>
-        <w:commentReference w:id="129"/>
+        <w:commentReference w:id="135"/>
       </w:r>
     </w:p>
     <w:p>
       <w:pPr>
         <w:pStyle w:val="Heading3"/>
       </w:pPr>
-      <w:bookmarkStart w:id="130" w:name="_cel1ujnps8"/>
-      <w:bookmarkEnd w:id="130"/>
+      <w:bookmarkStart w:id="136" w:name="_cel1ujnps8"/>
+      <w:bookmarkEnd w:id="136"/>
       <w:r>
         <w:t>4.1.</w:t>
       </w:r>
-      <w:commentRangeStart w:id="131"/>
+      <w:commentRangeStart w:id="137"/>
       <w:r>
         <w:t>1</w:t>
       </w:r>
-      <w:commentRangeEnd w:id="131"/>
+      <w:commentRangeEnd w:id="137"/>
       <w:r>
         <w:rPr>
           <w:rStyle w:val="CommentReference"/>
           <w:sz w:val="22"/>
           <w:szCs w:val="22"/>
         </w:rPr>
-        <w:commentReference w:id="131"/>
+        <w:commentReference w:id="137"/>
       </w:r>
       <w:r>
         <w:tab/>
         <w:t xml:space="preserve">Observing AI </w:t>
       </w:r>
-      <w:commentRangeStart w:id="132"/>
+      <w:commentRangeStart w:id="138"/>
       <w:r>
         <w:t>progression</w:t>
       </w:r>
-      <w:commentRangeEnd w:id="132"/>
+      <w:commentRangeEnd w:id="138"/>
       <w:r>
         <w:rPr>
           <w:rStyle w:val="CommentReference"/>
           <w:sz w:val="22"/>
           <w:szCs w:val="22"/>
         </w:rPr>
-        <w:commentReference w:id="132"/>
+        <w:commentReference w:id="138"/>
       </w:r>
     </w:p>
     <w:p>
@@ -15234,14 +15434,14 @@
         </w:rPr>
         <w:t>The progression of agentic AI also affected this research. As agentic capabilities became more commonplace, the separation between agentic and non-agentic AI became less obvious to interviewees. Interviewee 12 noted</w:t>
       </w:r>
-      <w:commentRangeStart w:id="133"/>
+      <w:commentRangeStart w:id="139"/>
       <w:r>
         <w:rPr>
           <w:lang w:val="en-US"/>
         </w:rPr>
         <w:t>,</w:t>
       </w:r>
-      <w:commentRangeEnd w:id="133"/>
+      <w:commentRangeEnd w:id="139"/>
       <w:r>
         <w:rPr>
           <w:rStyle w:val="CommentReference"/>
@@ -15249,7 +15449,7 @@
           <w:szCs w:val="22"/>
           <w:lang w:val="en-US"/>
         </w:rPr>
-        <w:commentReference w:id="133"/>
+        <w:commentReference w:id="139"/>
       </w:r>
     </w:p>
     <w:p>
@@ -15260,28 +15460,28 @@
         <w:lastRenderedPageBreak/>
         <w:t xml:space="preserve">People call things agents that you could debate and say, “I don’t know, is that really an agent? How </w:t>
       </w:r>
-      <w:commentRangeStart w:id="134"/>
-      <w:commentRangeStart w:id="135"/>
+      <w:commentRangeStart w:id="140"/>
+      <w:commentRangeStart w:id="141"/>
       <w:r>
         <w:t>agentic</w:t>
       </w:r>
-      <w:commentRangeEnd w:id="134"/>
+      <w:commentRangeEnd w:id="140"/>
       <w:r>
         <w:rPr>
           <w:rStyle w:val="CommentReference"/>
           <w:sz w:val="22"/>
           <w:szCs w:val="22"/>
         </w:rPr>
-        <w:commentReference w:id="134"/>
-      </w:r>
-      <w:commentRangeEnd w:id="135"/>
+        <w:commentReference w:id="140"/>
+      </w:r>
+      <w:commentRangeEnd w:id="141"/>
       <w:r>
         <w:rPr>
           <w:rStyle w:val="CommentReference"/>
           <w:sz w:val="22"/>
           <w:szCs w:val="22"/>
         </w:rPr>
-        <w:commentReference w:id="135"/>
+        <w:commentReference w:id="141"/>
       </w:r>
       <w:r>
         <w:t xml:space="preserve"> is it?” You know, how much autonomy, how much decision-making? It, it’s, it’s become almost a marketing term, uh, more so than a technical definition. … You know, a lot of it comes down to it’s like a continuum of being more agentic or less agentic.</w:t>
@@ -15306,31 +15506,31 @@
         </w:rPr>
         <w:t>with enthusiasm, interviewee 4 noted that it can also be overwhelming</w:t>
       </w:r>
-      <w:commentRangeStart w:id="136"/>
-      <w:commentRangeStart w:id="137"/>
+      <w:commentRangeStart w:id="142"/>
+      <w:commentRangeStart w:id="143"/>
       <w:r>
         <w:rPr>
           <w:lang w:val="en-US"/>
         </w:rPr>
         <w:t>,</w:t>
       </w:r>
-      <w:commentRangeEnd w:id="136"/>
+      <w:commentRangeEnd w:id="142"/>
       <w:r>
         <w:rPr>
           <w:rStyle w:val="CommentReference"/>
           <w:sz w:val="22"/>
           <w:szCs w:val="22"/>
         </w:rPr>
-        <w:commentReference w:id="136"/>
-      </w:r>
-      <w:commentRangeEnd w:id="137"/>
+        <w:commentReference w:id="142"/>
+      </w:r>
+      <w:commentRangeEnd w:id="143"/>
       <w:r>
         <w:rPr>
           <w:rStyle w:val="CommentReference"/>
           <w:sz w:val="22"/>
           <w:szCs w:val="22"/>
         </w:rPr>
-        <w:commentReference w:id="137"/>
+        <w:commentReference w:id="143"/>
       </w:r>
     </w:p>
     <w:p>
@@ -15363,8 +15563,8 @@
       <w:pPr>
         <w:pStyle w:val="Heading3"/>
       </w:pPr>
-      <w:bookmarkStart w:id="138" w:name="_7alih1d45osl"/>
-      <w:bookmarkEnd w:id="138"/>
+      <w:bookmarkStart w:id="144" w:name="_7alih1d45osl"/>
+      <w:bookmarkEnd w:id="144"/>
       <w:r>
         <w:lastRenderedPageBreak/>
         <w:t>4.1.2</w:t>
@@ -15373,18 +15573,18 @@
         <w:tab/>
         <w:t xml:space="preserve">Observing market </w:t>
       </w:r>
-      <w:commentRangeStart w:id="139"/>
+      <w:commentRangeStart w:id="145"/>
       <w:r>
         <w:t>pressure</w:t>
       </w:r>
-      <w:commentRangeEnd w:id="139"/>
+      <w:commentRangeEnd w:id="145"/>
       <w:r>
         <w:rPr>
           <w:rStyle w:val="CommentReference"/>
           <w:sz w:val="22"/>
           <w:szCs w:val="22"/>
         </w:rPr>
-        <w:commentReference w:id="139"/>
+        <w:commentReference w:id="145"/>
       </w:r>
     </w:p>
     <w:p>
@@ -15394,14 +15594,14 @@
         </w:rPr>
         <w:t xml:space="preserve">A second external condition frequently observed by marketing managers that affects the adoption of agentic AI is market pressure. Market pressure is defined broadly as a combination of two categories: pressure from competitors and customer needs or demands. Interviewees note shifts in both categories. Regarding pressure from competitors, interviewee 9 noted how different marketing agencies are looking at each other’s offerings and trying to mimic what others are doing. She noted that organizations are primarily trying </w:t>
       </w:r>
-      <w:commentRangeStart w:id="140"/>
+      <w:commentRangeStart w:id="146"/>
       <w:r>
         <w:rPr>
           <w:lang w:val="en-US"/>
         </w:rPr>
         <w:t xml:space="preserve">“to get to parity in the present with what they’re saying they can do”, </w:t>
       </w:r>
-      <w:commentRangeEnd w:id="140"/>
+      <w:commentRangeEnd w:id="146"/>
       <w:r>
         <w:rPr>
           <w:rStyle w:val="CommentReference"/>
@@ -15409,7 +15609,7 @@
           <w:szCs w:val="22"/>
           <w:lang w:val="en-US"/>
         </w:rPr>
-        <w:commentReference w:id="140"/>
+        <w:commentReference w:id="146"/>
       </w:r>
       <w:r>
         <w:rPr>
@@ -15422,12 +15622,12 @@
       <w:pPr>
         <w:pStyle w:val="Quote"/>
       </w:pPr>
-      <w:commentRangeStart w:id="141"/>
+      <w:commentRangeStart w:id="147"/>
       <w:r>
         <w:t>Talk to your peers at conferences. I think this needs to happen more on the C-level, that they exchange ideas with their peers, because that’s actually where they will understand the quickest what the benefit is, and this makes it a lot better, right?</w:t>
       </w:r>
     </w:p>
-    <w:commentRangeEnd w:id="141"/>
+    <w:commentRangeEnd w:id="147"/>
     <w:p>
       <w:pPr>
         <w:rPr>
@@ -15440,7 +15640,7 @@
           <w:sz w:val="22"/>
           <w:szCs w:val="22"/>
         </w:rPr>
-        <w:commentReference w:id="141"/>
+        <w:commentReference w:id="147"/>
       </w:r>
       <w:r>
         <w:t>Participants described organizations feeling compelled to demonstrate AI capability, primarily to avoid the perception of falling behind rather than to generate novel value. When it comes to competitive pressure, the dominant managerial posture is defensive rather than offensive. Interviewee 8 captured the organizational reaction to new AI initiatives, “Almost everyone’s been very positive about it because they want to not be left behind, you know?”</w:t>
@@ -15450,18 +15650,18 @@
       <w:r>
         <w:t>Consumers’ expectations might change as market offerings evolve, but consumers are also using AI themselves. Interview</w:t>
       </w:r>
-      <w:commentRangeStart w:id="142"/>
+      <w:commentRangeStart w:id="148"/>
       <w:r>
         <w:t xml:space="preserve">ee 12 notes that “agents of consumers” </w:t>
       </w:r>
-      <w:commentRangeEnd w:id="142"/>
+      <w:commentRangeEnd w:id="148"/>
       <w:r>
         <w:rPr>
           <w:rStyle w:val="CommentReference"/>
           <w:sz w:val="22"/>
           <w:szCs w:val="22"/>
         </w:rPr>
-        <w:commentReference w:id="142"/>
+        <w:commentReference w:id="148"/>
       </w:r>
       <w:r>
         <w:t xml:space="preserve">might be the development that is “most disruptive to marketing” as they are a “new intermediary” and potentially create “agentic commerce.” </w:t>
@@ -15475,38 +15675,38 @@
       <w:r>
         <w:t>For marketing managers, this shift translates directly into a new operational concern</w:t>
       </w:r>
-      <w:commentRangeStart w:id="143"/>
-      <w:commentRangeStart w:id="144"/>
-      <w:commentRangeStart w:id="145"/>
+      <w:commentRangeStart w:id="149"/>
+      <w:commentRangeStart w:id="150"/>
+      <w:commentRangeStart w:id="151"/>
       <w:r>
         <w:t>:</w:t>
       </w:r>
-      <w:commentRangeEnd w:id="143"/>
+      <w:commentRangeEnd w:id="149"/>
       <w:r>
         <w:rPr>
           <w:rStyle w:val="CommentReference"/>
           <w:sz w:val="22"/>
           <w:szCs w:val="22"/>
         </w:rPr>
-        <w:commentReference w:id="143"/>
-      </w:r>
-      <w:commentRangeEnd w:id="144"/>
+        <w:commentReference w:id="149"/>
+      </w:r>
+      <w:commentRangeEnd w:id="150"/>
       <w:r>
         <w:rPr>
           <w:rStyle w:val="CommentReference"/>
           <w:sz w:val="22"/>
           <w:szCs w:val="22"/>
         </w:rPr>
-        <w:commentReference w:id="144"/>
-      </w:r>
-      <w:commentRangeEnd w:id="145"/>
+        <w:commentReference w:id="150"/>
+      </w:r>
+      <w:commentRangeEnd w:id="151"/>
       <w:r>
         <w:rPr>
           <w:rStyle w:val="CommentReference"/>
           <w:sz w:val="22"/>
           <w:szCs w:val="22"/>
         </w:rPr>
-        <w:commentReference w:id="145"/>
+        <w:commentReference w:id="151"/>
       </w:r>
       <w:r>
         <w:t xml:space="preserve"> the need to be visible within AI </w:t>
@@ -15542,14 +15742,14 @@
         </w:rPr>
         <w:t>This belief was the impetus for the decision to create a model context protocol server</w:t>
       </w:r>
-      <w:commentRangeStart w:id="146"/>
+      <w:commentRangeStart w:id="152"/>
       <w:r>
         <w:rPr>
           <w:lang w:val="en-US"/>
         </w:rPr>
         <w:t xml:space="preserve"> </w:t>
       </w:r>
-      <w:commentRangeEnd w:id="146"/>
+      <w:commentRangeEnd w:id="152"/>
       <w:r>
         <w:rPr>
           <w:rStyle w:val="CommentReference"/>
@@ -15557,7 +15757,7 @@
           <w:szCs w:val="22"/>
           <w:lang w:val="en-US"/>
         </w:rPr>
-        <w:commentReference w:id="146"/>
+        <w:commentReference w:id="152"/>
       </w:r>
       <w:r>
         <w:rPr>
@@ -15587,16 +15787,16 @@
         </w:rPr>
         <w:t>This scenario is mostly anticipated rather than experienced. However, it already leads organizations to make anticipatory investments</w:t>
       </w:r>
-      <w:commentRangeStart w:id="147"/>
+      <w:commentRangeStart w:id="153"/>
       <w:r>
         <w:rPr>
           <w:lang w:val="en-US"/>
         </w:rPr>
         <w:t>.</w:t>
       </w:r>
-      <w:bookmarkStart w:id="148" w:name="_hvgdgrm8c1y2"/>
-      <w:bookmarkEnd w:id="148"/>
-      <w:commentRangeEnd w:id="147"/>
+      <w:bookmarkStart w:id="154" w:name="_hvgdgrm8c1y2"/>
+      <w:bookmarkEnd w:id="154"/>
+      <w:commentRangeEnd w:id="153"/>
       <w:r>
         <w:rPr>
           <w:rStyle w:val="CommentReference"/>
@@ -15604,7 +15804,7 @@
           <w:szCs w:val="22"/>
           <w:lang w:val="en-US"/>
         </w:rPr>
-        <w:commentReference w:id="147"/>
+        <w:commentReference w:id="153"/>
       </w:r>
     </w:p>
     <w:p>
@@ -15614,38 +15814,38 @@
           <w:color w:val="000000"/>
         </w:rPr>
       </w:pPr>
-      <w:bookmarkStart w:id="149" w:name="_Toc233106455"/>
-      <w:commentRangeStart w:id="150"/>
+      <w:bookmarkStart w:id="155" w:name="_Toc234521773"/>
+      <w:commentRangeStart w:id="156"/>
       <w:r>
         <w:t>4.2</w:t>
       </w:r>
       <w:r>
         <w:tab/>
       </w:r>
-      <w:commentRangeEnd w:id="150"/>
+      <w:commentRangeEnd w:id="156"/>
       <w:r>
         <w:rPr>
           <w:rStyle w:val="CommentReference"/>
           <w:sz w:val="22"/>
           <w:szCs w:val="22"/>
         </w:rPr>
-        <w:commentReference w:id="150"/>
+        <w:commentReference w:id="156"/>
       </w:r>
       <w:r>
         <w:t>Navigating the organizational context</w:t>
       </w:r>
-      <w:bookmarkEnd w:id="149"/>
-    </w:p>
-    <w:p>
-      <w:pPr>
-        <w:rPr>
-          <w:lang w:val="en-US"/>
-        </w:rPr>
-      </w:pPr>
-      <w:commentRangeStart w:id="151"/>
-      <w:commentRangeStart w:id="152"/>
-      <w:commentRangeStart w:id="153"/>
-      <w:commentRangeStart w:id="154"/>
+      <w:bookmarkEnd w:id="155"/>
+    </w:p>
+    <w:p>
+      <w:pPr>
+        <w:rPr>
+          <w:lang w:val="en-US"/>
+        </w:rPr>
+      </w:pPr>
+      <w:commentRangeStart w:id="157"/>
+      <w:commentRangeStart w:id="158"/>
+      <w:commentRangeStart w:id="159"/>
+      <w:commentRangeStart w:id="160"/>
       <w:r>
         <w:rPr>
           <w:lang w:val="en-US"/>
@@ -15659,7 +15859,7 @@
         <w:lastRenderedPageBreak/>
         <w:t>initiatives; (2) Technical resources, which can be leveraged to implement AI initiatives. (3) The compliance framework: this bounds the potential for AI initiatives, and marketing managers do little to influence this framework.</w:t>
       </w:r>
-      <w:commentRangeEnd w:id="154"/>
+      <w:commentRangeEnd w:id="160"/>
       <w:r>
         <w:rPr>
           <w:rStyle w:val="CommentReference"/>
@@ -15667,9 +15867,9 @@
           <w:szCs w:val="22"/>
           <w:lang w:val="en-US"/>
         </w:rPr>
-        <w:commentReference w:id="154"/>
-      </w:r>
-      <w:commentRangeEnd w:id="153"/>
+        <w:commentReference w:id="160"/>
+      </w:r>
+      <w:commentRangeEnd w:id="159"/>
       <w:r>
         <w:rPr>
           <w:rStyle w:val="CommentReference"/>
@@ -15677,9 +15877,9 @@
           <w:szCs w:val="22"/>
           <w:lang w:val="en-US"/>
         </w:rPr>
-        <w:commentReference w:id="153"/>
-      </w:r>
-      <w:commentRangeEnd w:id="151"/>
+        <w:commentReference w:id="159"/>
+      </w:r>
+      <w:commentRangeEnd w:id="157"/>
       <w:r>
         <w:rPr>
           <w:rStyle w:val="CommentReference"/>
@@ -15687,9 +15887,9 @@
           <w:szCs w:val="22"/>
           <w:lang w:val="en-US"/>
         </w:rPr>
-        <w:commentReference w:id="151"/>
-      </w:r>
-      <w:commentRangeEnd w:id="152"/>
+        <w:commentReference w:id="157"/>
+      </w:r>
+      <w:commentRangeEnd w:id="158"/>
       <w:r>
         <w:rPr>
           <w:rStyle w:val="CommentReference"/>
@@ -15697,7 +15897,7 @@
           <w:szCs w:val="22"/>
           <w:lang w:val="en-US"/>
         </w:rPr>
-        <w:commentReference w:id="152"/>
+        <w:commentReference w:id="158"/>
       </w:r>
     </w:p>
     <w:p>
@@ -15753,18 +15953,18 @@
       <w:r>
         <w:t xml:space="preserve">Steering the marketing department involves the managerial activities that help the marketing department prepare for change and guide it through the accompanying process. Managerial behaviors that comprise the steering of the marketing department include: </w:t>
       </w:r>
-      <w:commentRangeStart w:id="156"/>
+      <w:commentRangeStart w:id="162"/>
       <w:r>
         <w:t xml:space="preserve">bringing people along, stimulating experimentation, and setting direction. </w:t>
       </w:r>
-      <w:commentRangeEnd w:id="156"/>
+      <w:commentRangeEnd w:id="162"/>
       <w:r>
         <w:rPr>
           <w:rStyle w:val="CommentReference"/>
           <w:sz w:val="22"/>
           <w:szCs w:val="22"/>
         </w:rPr>
-        <w:commentReference w:id="156"/>
+        <w:commentReference w:id="162"/>
       </w:r>
     </w:p>
     <w:p>
@@ -15779,7 +15979,7 @@
         </w:rPr>
         <w:t xml:space="preserve">The most prevalent of these steering activities is </w:t>
       </w:r>
-      <w:bookmarkStart w:id="157" w:name="OLE_LINK21"/>
+      <w:bookmarkStart w:id="163" w:name="OLE_LINK21"/>
       <w:r>
         <w:rPr>
           <w:i/>
@@ -15788,7 +15988,7 @@
         </w:rPr>
         <w:t>bringing people along</w:t>
       </w:r>
-      <w:bookmarkEnd w:id="157"/>
+      <w:bookmarkEnd w:id="163"/>
       <w:r>
         <w:rPr>
           <w:lang w:val="en-US"/>
@@ -15827,7 +16027,7 @@
         <w:rPr>
           <w:lang w:val="en-US"/>
         </w:rPr>
-        <w:t xml:space="preserve">Some employees might have a natural tendency to leverage the potential of new technology like agentic AI. For instance, interviewee 3 noted: “I am intrinsically motivated to use it, because it makes life so much easier.” However, many require additional guidance. </w:t>
+        <w:t>Some employees might have a natural tendency to leverage the potential of new technology like agentic AI. For instance, interviewee 3 noted: “I am intrinsically motivated to use it, because it makes life so much easier.” However, many require additional guidance.</w:t>
       </w:r>
       <w:r>
         <w:t xml:space="preserve"> </w:t>
@@ -16035,37 +16235,37 @@
       <w:r>
         <w:tab/>
       </w:r>
-      <w:commentRangeStart w:id="158"/>
-      <w:commentRangeStart w:id="159"/>
+      <w:commentRangeStart w:id="164"/>
+      <w:commentRangeStart w:id="165"/>
       <w:r>
         <w:t>Leveraging technical resources</w:t>
       </w:r>
-      <w:commentRangeEnd w:id="158"/>
+      <w:commentRangeEnd w:id="164"/>
       <w:r>
         <w:rPr>
           <w:rStyle w:val="CommentReference"/>
           <w:sz w:val="22"/>
           <w:szCs w:val="22"/>
         </w:rPr>
-        <w:commentReference w:id="158"/>
-      </w:r>
-      <w:commentRangeEnd w:id="159"/>
+        <w:commentReference w:id="164"/>
+      </w:r>
+      <w:commentRangeEnd w:id="165"/>
       <w:r>
         <w:rPr>
           <w:rStyle w:val="CommentReference"/>
           <w:sz w:val="22"/>
           <w:szCs w:val="22"/>
         </w:rPr>
-        <w:commentReference w:id="159"/>
-      </w:r>
-    </w:p>
-    <w:p>
-      <w:pPr>
-        <w:rPr>
-          <w:lang w:val="en-US"/>
-        </w:rPr>
-      </w:pPr>
-      <w:commentRangeStart w:id="161"/>
+        <w:commentReference w:id="165"/>
+      </w:r>
+    </w:p>
+    <w:p>
+      <w:pPr>
+        <w:rPr>
+          <w:lang w:val="en-US"/>
+        </w:rPr>
+      </w:pPr>
+      <w:commentRangeStart w:id="167"/>
       <w:r>
         <w:t xml:space="preserve">The second scope of internal conditions concerns the technical resources on which successful implementation and use of agentic AI depends. </w:t>
       </w:r>
@@ -16079,7 +16279,7 @@
       <w:r>
         <w:t xml:space="preserve"> concerns managerial behaviors that use technical resources such as data, tooling, data infrastructure, and technical talent to implement agentic AI systems or improve their functionality. The use of these resources is typically described implicitly in conversations. However, when resources were not available to be leveraged, they were typically described as barriers to agentic AI initiatives. While some of these resources might reside in the marketing department, many do not; that distinction shapes how much the manager can do about them. Interviewee 6 captured the resulting relationship: the chief marketing officer (CMO) should be “the CTO’s best friend,” because the chief technology officer’s (CTO) cooperation is necessary to execute her vision. </w:t>
       </w:r>
-      <w:commentRangeEnd w:id="161"/>
+      <w:commentRangeEnd w:id="167"/>
       <w:r>
         <w:rPr>
           <w:rStyle w:val="CommentReference"/>
@@ -16087,7 +16287,7 @@
           <w:szCs w:val="22"/>
           <w:lang w:val="en-US"/>
         </w:rPr>
-        <w:commentReference w:id="161"/>
+        <w:commentReference w:id="167"/>
       </w:r>
     </w:p>
     <w:p>
@@ -16097,13 +16297,36 @@
         </w:rPr>
         <w:t xml:space="preserve">When resource conditions are available, managers can respond by leveraging them to pursue initiatives with agentic AI. </w:t>
       </w:r>
-      <w:bookmarkStart w:id="162" w:name="_qy9fnmmddxdy"/>
-      <w:bookmarkEnd w:id="162"/>
-      <w:r>
-        <w:rPr>
-          <w:lang w:val="en-US"/>
-        </w:rPr>
-        <w:t xml:space="preserve">However, critically, the data shows no clear patterns of </w:t>
+      <w:bookmarkStart w:id="168" w:name="_qy9fnmmddxdy"/>
+      <w:bookmarkEnd w:id="168"/>
+      <w:r>
+        <w:rPr>
+          <w:lang w:val="en-US"/>
+        </w:rPr>
+        <w:t xml:space="preserve">However, critically, the data shows </w:t>
+      </w:r>
+      <w:commentRangeStart w:id="169"/>
+      <w:r>
+        <w:rPr>
+          <w:lang w:val="en-US"/>
+        </w:rPr>
+        <w:t>no clear patterns of</w:t>
+      </w:r>
+      <w:commentRangeEnd w:id="169"/>
+      <w:r>
+        <w:rPr>
+          <w:rStyle w:val="CommentReference"/>
+          <w:sz w:val="22"/>
+          <w:szCs w:val="22"/>
+          <w:lang w:val="en-US"/>
+        </w:rPr>
+        <w:commentReference w:id="169"/>
+      </w:r>
+      <w:r>
+        <w:rPr>
+          <w:lang w:val="en-US"/>
+        </w:rPr>
+        <w:t xml:space="preserve"> </w:t>
       </w:r>
       <w:r>
         <w:rPr>
@@ -16122,7 +16345,7 @@
         <w:rPr>
           <w:lang w:val="en-US"/>
         </w:rPr>
-        <w:t xml:space="preserve">these conditions. The limiting factor might be that technical resources often stem from other teams; interviewee 6 noted that the CMO should be “The CTO’s best friend,” noting that the CTO’s help is necessary to execute her vision. </w:t>
+        <w:t>these conditions. The limiting factor might be that technical resources often stem from other teams outside the marketing department’s direct control.</w:t>
       </w:r>
     </w:p>
     <w:p>
@@ -16139,7 +16362,7 @@
         </w:rPr>
         <w:t xml:space="preserve">Leveraging data and </w:t>
       </w:r>
-      <w:commentRangeStart w:id="163"/>
+      <w:commentRangeStart w:id="170"/>
       <w:r>
         <w:rPr>
           <w:i/>
@@ -16148,7 +16371,7 @@
         </w:rPr>
         <w:t>technical</w:t>
       </w:r>
-      <w:commentRangeEnd w:id="163"/>
+      <w:commentRangeEnd w:id="170"/>
       <w:r>
         <w:rPr>
           <w:rStyle w:val="CommentReference"/>
@@ -16158,7 +16381,7 @@
           <w:szCs w:val="22"/>
           <w:lang w:val="en-US"/>
         </w:rPr>
-        <w:commentReference w:id="163"/>
+        <w:commentReference w:id="170"/>
       </w:r>
       <w:r>
         <w:rPr>
@@ -16200,7 +16423,6 @@
     </w:p>
     <w:p>
       <w:r>
-        <w:lastRenderedPageBreak/>
         <w:t xml:space="preserve">Marketing managers might also </w:t>
       </w:r>
       <w:r>
@@ -16211,7 +16433,11 @@
         <w:t xml:space="preserve">leverage technical talent; </w:t>
       </w:r>
       <w:r>
-        <w:t xml:space="preserve">this can refer to letting employees with the right capabilities build, implement, or integrate agentic AI, but it can also refer to letting employees with the right abilities shape the required context for agentic AI. Here, </w:t>
+        <w:t xml:space="preserve">this can refer to letting employees with the right capabilities build, implement, or integrate agentic AI, but it can also </w:t>
+      </w:r>
+      <w:r>
+        <w:lastRenderedPageBreak/>
+        <w:t xml:space="preserve">refer to letting employees with the right abilities shape the required context for agentic AI. Here, </w:t>
       </w:r>
       <w:r>
         <w:t xml:space="preserve">the data shows </w:t>
@@ -16227,7 +16453,7 @@
       </w:r>
     </w:p>
     <w:p>
-      <w:bookmarkStart w:id="164" w:name="OLE_LINK1"/>
+      <w:bookmarkStart w:id="171" w:name="OLE_LINK1"/>
       <w:r>
         <w:t>Notably, the need for talent goes beyond pure engineering. Experts describe a need for a key analytical capability: the ability to analyze the process and systems in play that might be automated with agentic AI.</w:t>
       </w:r>
@@ -16270,15 +16496,15 @@
     </w:p>
     <w:p>
       <w:r>
+        <w:t>Interviewee 1 noted why marketers might struggle to analyze these processes, noting they might find “perceived value in sitting on complicated processes” and “find comfort in bespoke engagements” with technology. She adds:</w:t>
+      </w:r>
+    </w:p>
+    <w:p>
+      <w:pPr>
+        <w:pStyle w:val="Quote"/>
+      </w:pPr>
+      <w:r>
         <w:lastRenderedPageBreak/>
-        <w:t>Interviewee 1 noted why marketers might struggle to analyze these processes, noting they might find “perceived value in sitting on complicated processes” and “find comfort in bespoke engagements” with technology. She adds:</w:t>
-      </w:r>
-    </w:p>
-    <w:p>
-      <w:pPr>
-        <w:pStyle w:val="Quote"/>
-      </w:pPr>
-      <w:r>
         <w:t>I think there is a component that is science, which could be automated, and there’s a component that is art, which is the creative and whatever. But you need to decouple the art from the science and use technology for what it’s worth.</w:t>
       </w:r>
     </w:p>
@@ -16297,8 +16523,8 @@
           <w:iCs/>
         </w:rPr>
       </w:pPr>
-      <w:bookmarkStart w:id="165" w:name="OLE_LINK9"/>
-      <w:bookmarkEnd w:id="164"/>
+      <w:bookmarkStart w:id="172" w:name="OLE_LINK9"/>
+      <w:bookmarkEnd w:id="171"/>
       <w:r>
         <w:t>When technical talent is lacking, the most common response is to source it externally. Interviewee 6 was blunt about the alternative, “using experts externally, because if we would’ve waited for people internally … it would’ve been a major blocker,” the internal route meaning “I’m going to wait two years before I get space on the backlog.” Interviewee 13 described the same move, in which internal teams were overwhelmed: “we are now really building a big clean room with another company because the internal IT team is completely overwhelmed.” Yet the interviewees were clear that the bypass carries a cost. Interviewee 13 warned that while “agencies give you a kickstart,” the real danger is that “too many companies make themselves dependent on external workforce,” leaving “no one internally who understands how this is working”; the knowledge ends up held by freelancers rather than the organization. Routing around the bottleneck buys speed now at the risk of dependence and stalled capability later.</w:t>
       </w:r>
@@ -16313,19 +16539,19 @@
       <w:r>
         <w:tab/>
       </w:r>
-      <w:commentRangeStart w:id="166"/>
+      <w:commentRangeStart w:id="173"/>
       <w:r>
         <w:t xml:space="preserve">Dealing with </w:t>
       </w:r>
-      <w:bookmarkEnd w:id="165"/>
-      <w:commentRangeEnd w:id="166"/>
+      <w:bookmarkEnd w:id="172"/>
+      <w:commentRangeEnd w:id="173"/>
       <w:r>
         <w:rPr>
           <w:rStyle w:val="CommentReference"/>
           <w:sz w:val="22"/>
           <w:szCs w:val="22"/>
         </w:rPr>
-        <w:commentReference w:id="166"/>
+        <w:commentReference w:id="173"/>
       </w:r>
       <w:r>
         <w:t>compliance</w:t>
@@ -16338,15 +16564,15 @@
         </w:rPr>
         <w:t>A final steering behavior managers engage in is dealing with compliance. This concerns accepting or circumventing the internal compliance policies typically set by the legal and IT departments.</w:t>
       </w:r>
-      <w:commentRangeStart w:id="167"/>
-      <w:commentRangeStart w:id="168"/>
+      <w:commentRangeStart w:id="174"/>
+      <w:commentRangeStart w:id="175"/>
       <w:r>
         <w:rPr>
           <w:lang w:val="en-US"/>
         </w:rPr>
         <w:t xml:space="preserve"> </w:t>
       </w:r>
-      <w:commentRangeStart w:id="169"/>
+      <w:commentRangeStart w:id="176"/>
       <w:r>
         <w:rPr>
           <w:lang w:val="en-US"/>
@@ -16360,14 +16586,7 @@
         <w:rPr>
           <w:lang w:val="en-US"/>
         </w:rPr>
-        <w:t xml:space="preserve">frameworks as they are; no </w:t>
-      </w:r>
-      <w:r>
-        <w:rPr>
-          <w:lang w:val="en-US"/>
-        </w:rPr>
-        <w:lastRenderedPageBreak/>
-        <w:t xml:space="preserve">attempts to alter or negotiate </w:t>
+        <w:t xml:space="preserve">frameworks as they are; no attempts to alter or negotiate </w:t>
       </w:r>
       <w:r>
         <w:t xml:space="preserve">compliance </w:t>
@@ -16378,7 +16597,7 @@
         </w:rPr>
         <w:t xml:space="preserve">policies were observed. However, they do note it as a significant barrier that they have to deal with. </w:t>
       </w:r>
-      <w:commentRangeEnd w:id="169"/>
+      <w:commentRangeEnd w:id="176"/>
       <w:r>
         <w:rPr>
           <w:rStyle w:val="CommentReference"/>
@@ -16386,7 +16605,7 @@
           <w:szCs w:val="22"/>
           <w:lang w:val="en-US"/>
         </w:rPr>
-        <w:commentReference w:id="169"/>
+        <w:commentReference w:id="176"/>
       </w:r>
       <w:r>
         <w:rPr>
@@ -16394,23 +16613,23 @@
         </w:rPr>
         <w:t>Interviewee 13 observed a pattern in large enterprises:</w:t>
       </w:r>
-      <w:commentRangeEnd w:id="167"/>
+      <w:commentRangeEnd w:id="174"/>
       <w:r>
         <w:rPr>
           <w:rStyle w:val="CommentReference"/>
           <w:sz w:val="22"/>
           <w:szCs w:val="22"/>
         </w:rPr>
-        <w:commentReference w:id="167"/>
-      </w:r>
-      <w:commentRangeEnd w:id="168"/>
+        <w:commentReference w:id="174"/>
+      </w:r>
+      <w:commentRangeEnd w:id="175"/>
       <w:r>
         <w:rPr>
           <w:rStyle w:val="CommentReference"/>
           <w:sz w:val="22"/>
           <w:szCs w:val="22"/>
         </w:rPr>
-        <w:commentReference w:id="168"/>
+        <w:commentReference w:id="175"/>
       </w:r>
     </w:p>
     <w:p>
@@ -16418,6 +16637,7 @@
         <w:pStyle w:val="Quote"/>
       </w:pPr>
       <w:r>
+        <w:lastRenderedPageBreak/>
         <w:t>They [employees in enterprises] are not allowed to use agentic AI a lot … there’s this weird distinction people make. It’s totally fine to buy any kind of tool you don’t know anything about and put it [data] into the system. But agentic AI? That’s completely out of the question.</w:t>
       </w:r>
     </w:p>
@@ -16433,7 +16653,7 @@
       </w:r>
     </w:p>
     <w:p>
-      <w:commentRangeStart w:id="170"/>
+      <w:commentRangeStart w:id="177"/>
       <w:r>
         <w:t xml:space="preserve">Marketing teams sometimes </w:t>
       </w:r>
@@ -16465,26 +16685,23 @@
     </w:p>
     <w:p>
       <w:r>
-        <w:t xml:space="preserve">These elements of the organizational context are consistently described as important enablers of or barriers to the effective use or implementation of agentic AI. When the right </w:t>
-      </w:r>
-      <w:r>
-        <w:lastRenderedPageBreak/>
-        <w:t>environment is in place and the AI initiatives within the marketing department are effectively steered, applying agentic AI becomes easier and more beneficial.</w:t>
+        <w:t>These elements of the organizational context are consistently described as important enablers of or barriers to the effective use or implementation of agentic AI. When the right environment is in place and the AI initiatives within the marketing department are effectively steered, applying agentic AI becomes easier and more beneficial.</w:t>
       </w:r>
     </w:p>
     <w:p>
       <w:pPr>
         <w:pStyle w:val="Heading2"/>
       </w:pPr>
-      <w:bookmarkStart w:id="171" w:name="_Toc233106456"/>
-      <w:commentRangeEnd w:id="170"/>
+      <w:bookmarkStart w:id="178" w:name="_Toc234521774"/>
+      <w:commentRangeEnd w:id="177"/>
       <w:r>
         <w:rPr>
           <w:rStyle w:val="CommentReference"/>
           <w:sz w:val="22"/>
           <w:szCs w:val="22"/>
         </w:rPr>
-        <w:commentReference w:id="170"/>
+        <w:lastRenderedPageBreak/>
+        <w:commentReference w:id="177"/>
       </w:r>
       <w:r>
         <w:t>4.3</w:t>
@@ -16493,7 +16710,7 @@
         <w:tab/>
         <w:t>Applying agentic AI</w:t>
       </w:r>
-      <w:bookmarkEnd w:id="171"/>
+      <w:bookmarkEnd w:id="178"/>
     </w:p>
     <w:p>
       <w:pPr>
@@ -16576,39 +16793,33 @@
         <w:rPr>
           <w:lang w:val="en-US"/>
         </w:rPr>
-        <w:t xml:space="preserve"> experiences applying agentic AI to generate insights diverged depending on the available data and the integration with data sources. Interviewee 4 reported highly beneficial results after connecting an agent to live data sources, turning reporting that once occupied a “giant analytics team” into a prompt answered, “within ten minutes.” Interviewee 3, pursuing the identical goal, met the opposite experience: her tool “can only digest so much data […] if I try to dump anything over 30 [megabytes], it […] doesn’t do it.” This forces manual workarounds: she notes “I pull the data from [the warehouse] myself, dump it in, and then have it analyzed.” </w:t>
-      </w:r>
+        <w:t xml:space="preserve"> experiences applying agentic AI to generate insights diverged depending on the available data and the integration with data sources. Interviewee 4 reported highly beneficial results after connecting an agent to live data sources, turning reporting that once occupied a “giant analytics team” into a prompt answered, “within ten minutes.” Interviewee 3, pursuing the identical goal, met the opposite experience: her tool “can only digest so much data […] if I try to dump anything over 30 [megabytes], it […] doesn’t do it.” This forces manual workarounds: she notes “I pull the data from [the warehouse] myself, dump it in, and then have it analyzed.” This was required</w:t>
+      </w:r>
+      <w:r>
+        <w:rPr>
+          <w:lang w:val="en-US"/>
+        </w:rPr>
+        <w:t xml:space="preserve"> </w:t>
+      </w:r>
+      <w:r>
+        <w:rPr>
+          <w:lang w:val="en-US"/>
+        </w:rPr>
+        <w:t>because the organization’s data layer was, in her words, “not there yet.” The models were equivalent; the connectivity was not.</w:t>
+      </w:r>
+    </w:p>
+    <w:p>
+      <w:pPr>
+        <w:pStyle w:val="Heading3"/>
+        <w:rPr>
+          <w:lang w:val="en-US"/>
+        </w:rPr>
+      </w:pPr>
       <w:r>
         <w:rPr>
           <w:lang w:val="en-US"/>
         </w:rPr>
         <w:lastRenderedPageBreak/>
-        <w:t>This was required</w:t>
-      </w:r>
-      <w:r>
-        <w:rPr>
-          <w:lang w:val="en-US"/>
-        </w:rPr>
-        <w:t xml:space="preserve"> </w:t>
-      </w:r>
-      <w:r>
-        <w:rPr>
-          <w:lang w:val="en-US"/>
-        </w:rPr>
-        <w:t>because the organization’s data layer was, in her words, “not there yet.” The models were equivalent; the connectivity was not.</w:t>
-      </w:r>
-    </w:p>
-    <w:p>
-      <w:pPr>
-        <w:pStyle w:val="Heading3"/>
-        <w:rPr>
-          <w:lang w:val="en-US"/>
-        </w:rPr>
-      </w:pPr>
-      <w:r>
-        <w:rPr>
-          <w:lang w:val="en-US"/>
-        </w:rPr>
         <w:t>4.3.2</w:t>
       </w:r>
       <w:r>
@@ -16678,31 +16889,28 @@
       <w:r>
         <w:t>Regarding content creation, i</w:t>
       </w:r>
-      <w:commentRangeStart w:id="172"/>
-      <w:r>
-        <w:t xml:space="preserve">nterviewee 11 notes the ease with which you can scale output when using AI given the right circumstances “about a thousand web pages fully automated” for one client and judged it a success, “in that use case, it worked. Because it was very standardized.” Confronted with creative, brand-led work, the same operator using the same </w:t>
-      </w:r>
-      <w:r>
-        <w:lastRenderedPageBreak/>
-        <w:t xml:space="preserve">tools reached the opposite verdict: “once you have to have more creativity in the output and also if it needs to be on brand […] AI still falls very, very short.” </w:t>
-      </w:r>
-      <w:commentRangeEnd w:id="172"/>
+      <w:commentRangeStart w:id="179"/>
+      <w:r>
+        <w:t xml:space="preserve">nterviewee 11 notes the ease with which you can scale output when using AI given the right circumstances “about a thousand web pages fully automated” for one client and judged it a success, “in that use case, it worked. Because it was very standardized.” Confronted with creative, brand-led work, the same operator using the same tools reached the opposite verdict: “once you have to have more creativity in the output and also if it needs to be on brand […] AI still falls very, very short.” </w:t>
+      </w:r>
+      <w:commentRangeEnd w:id="179"/>
       <w:r>
         <w:rPr>
           <w:rStyle w:val="CommentReference"/>
           <w:sz w:val="22"/>
           <w:szCs w:val="22"/>
         </w:rPr>
-        <w:commentReference w:id="172"/>
-      </w:r>
-    </w:p>
-    <w:p>
-      <w:pPr>
-        <w:rPr>
-          <w:lang w:val="en-US"/>
-        </w:rPr>
-      </w:pPr>
-      <w:r>
+        <w:commentReference w:id="179"/>
+      </w:r>
+    </w:p>
+    <w:p>
+      <w:pPr>
+        <w:rPr>
+          <w:lang w:val="en-US"/>
+        </w:rPr>
+      </w:pPr>
+      <w:r>
+        <w:lastRenderedPageBreak/>
         <w:t xml:space="preserve">Interviewee 12 also noted the ability of agents to segment and target users, “There’s a bunch of agents here for actually creating campaigns for marketers, doing audience segmentation for marketers, audience assembly, a lot of things.” </w:t>
       </w:r>
       <w:r>
@@ -16813,23 +17021,16 @@
         <w:rPr>
           <w:lang w:val="en-US"/>
         </w:rPr>
-        <w:t xml:space="preserve">A specific use of these generic agentic systems is process automation. Often participants do not hand the entire job to an agent; they segment a process and insert AI where they trust performance. Interviewee 10 set out the model plainly: “I see process steps inside workflows. If </w:t>
-      </w:r>
-      <w:r>
-        <w:rPr>
-          <w:lang w:val="en-US"/>
-        </w:rPr>
-        <w:lastRenderedPageBreak/>
-        <w:t xml:space="preserve">work is a stack of workflows, then most processes can be split into six or eight steps, and in some of those steps AI is </w:t>
-      </w:r>
-      <w:commentRangeStart w:id="173"/>
+        <w:t xml:space="preserve">A specific use of these generic agentic systems is process automation. Often participants do not hand the entire job to an agent; they segment a process and insert AI where they trust performance. Interviewee 10 set out the model plainly: “I see process steps inside workflows. If work is a stack of workflows, then most processes can be split into six or eight steps, and in some of those steps AI is </w:t>
+      </w:r>
+      <w:commentRangeStart w:id="180"/>
       <w:r>
         <w:rPr>
           <w:lang w:val="en-US"/>
         </w:rPr>
         <w:t>used</w:t>
       </w:r>
-      <w:commentRangeEnd w:id="173"/>
+      <w:commentRangeEnd w:id="180"/>
       <w:r>
         <w:rPr>
           <w:rStyle w:val="CommentReference"/>
@@ -16837,7 +17038,7 @@
           <w:szCs w:val="22"/>
           <w:lang w:val="en-US"/>
         </w:rPr>
-        <w:commentReference w:id="173"/>
+        <w:commentReference w:id="180"/>
       </w:r>
       <w:r>
         <w:rPr>
@@ -16847,21 +17048,22 @@
       </w:r>
     </w:p>
     <w:p>
-      <w:commentRangeStart w:id="174"/>
-      <w:r>
-        <w:rPr>
-          <w:lang w:val="en-US"/>
-        </w:rPr>
+      <w:commentRangeStart w:id="181"/>
+      <w:r>
+        <w:rPr>
+          <w:lang w:val="en-US"/>
+        </w:rPr>
+        <w:lastRenderedPageBreak/>
         <w:t xml:space="preserve"> Likewise, interviewee 13 </w:t>
       </w:r>
-      <w:commentRangeStart w:id="175"/>
+      <w:commentRangeStart w:id="182"/>
       <w:r>
         <w:rPr>
           <w:lang w:val="en-US"/>
         </w:rPr>
         <w:t>described</w:t>
       </w:r>
-      <w:commentRangeEnd w:id="175"/>
+      <w:commentRangeEnd w:id="182"/>
       <w:r>
         <w:rPr>
           <w:rStyle w:val="CommentReference"/>
@@ -16869,7 +17071,7 @@
           <w:szCs w:val="22"/>
           <w:lang w:val="en-US"/>
         </w:rPr>
-        <w:commentReference w:id="175"/>
+        <w:commentReference w:id="182"/>
       </w:r>
       <w:r>
         <w:rPr>
@@ -16877,14 +17079,14 @@
         </w:rPr>
         <w:t xml:space="preserve"> how they automate processes using generic tools with agentic capabilities: “We used Make and n8n for, like, automating all the workflows. … You say, ‘I get this data from this tool. If this happens, do this.’ … And this substituted at least for two or three people.”</w:t>
       </w:r>
-      <w:commentRangeEnd w:id="174"/>
+      <w:commentRangeEnd w:id="181"/>
       <w:r>
         <w:rPr>
           <w:rStyle w:val="CommentReference"/>
           <w:sz w:val="22"/>
           <w:szCs w:val="22"/>
         </w:rPr>
-        <w:commentReference w:id="174"/>
+        <w:commentReference w:id="181"/>
       </w:r>
     </w:p>
     <w:p>
@@ -16960,7 +17162,7 @@
       </w:r>
     </w:p>
     <w:p>
-      <w:bookmarkStart w:id="176" w:name="OLE_LINK3"/>
+      <w:bookmarkStart w:id="183" w:name="OLE_LINK3"/>
       <w:r>
         <w:rPr>
           <w:lang w:val="en-US"/>
@@ -16968,7 +17170,7 @@
         <w:t>Interviewee 6 described a chatbot program that combines customer-experience improvement with direct commercial outcomes. She notes that this chatbot is built around the idea of “doing everything right for the customers… ultimately they [customers] will spend more with us,</w:t>
       </w:r>
       <w:r>
-        <w:t xml:space="preserve"> and we’ll be more commercially successful”.  T</w:t>
+        <w:t xml:space="preserve"> and we’ll be more commercially successful”. T</w:t>
       </w:r>
       <w:r>
         <w:rPr>
@@ -16983,7 +17185,7 @@
         <w:t>.”</w:t>
       </w:r>
     </w:p>
-    <w:bookmarkEnd w:id="176"/>
+    <w:bookmarkEnd w:id="183"/>
     <w:p>
       <w:r>
         <w:t xml:space="preserve">Interviewee 15 took a different approach; instead of offering the agent to a customer, she now offers support for her customers’ agents. She notes that this approach is still in the exploratory phase, </w:t>
@@ -17006,14 +17208,14 @@
     </w:p>
     <w:p>
       <w:r>
-        <w:t>Interviewee 12 describes this conceptually: “I think this is actually the most disruptive to marketing; this is what I would call agents of customers.” He adds, “It’s going to be a huge disruption because it is almost like we have got a new intermediary between us as seller and the human buyer.”  He wonders, “How do we engage with this generation of agents of customers?”</w:t>
+        <w:t>Interviewee 12 describes this conceptually: “I think this is actually the most disruptive to marketing; this is what I would call agents of customers.” He adds, “It’s going to be a huge disruption because it is almost like we have got a new intermediary between us as seller and the human buyer.” He wonders, “How do we engage with this generation of agents of customers?”</w:t>
       </w:r>
     </w:p>
     <w:p>
       <w:pPr>
         <w:pStyle w:val="Heading2"/>
       </w:pPr>
-      <w:bookmarkStart w:id="177" w:name="_Toc233106457"/>
+      <w:bookmarkStart w:id="184" w:name="_Toc234521775"/>
       <w:r>
         <w:t>4.4</w:t>
       </w:r>
@@ -17021,35 +17223,35 @@
         <w:tab/>
         <w:t>Obtaining value o</w:t>
       </w:r>
-      <w:commentRangeStart w:id="178"/>
-      <w:commentRangeStart w:id="179"/>
+      <w:commentRangeStart w:id="185"/>
+      <w:commentRangeStart w:id="186"/>
       <w:r>
         <w:t>utcomes</w:t>
       </w:r>
-      <w:bookmarkEnd w:id="177"/>
-      <w:commentRangeEnd w:id="178"/>
+      <w:bookmarkEnd w:id="184"/>
+      <w:commentRangeEnd w:id="185"/>
       <w:r>
         <w:rPr>
           <w:rStyle w:val="CommentReference"/>
           <w:sz w:val="22"/>
           <w:szCs w:val="22"/>
         </w:rPr>
-        <w:commentReference w:id="178"/>
-      </w:r>
-      <w:commentRangeEnd w:id="179"/>
+        <w:commentReference w:id="185"/>
+      </w:r>
+      <w:commentRangeEnd w:id="186"/>
       <w:r>
         <w:rPr>
           <w:rStyle w:val="CommentReference"/>
           <w:sz w:val="22"/>
           <w:szCs w:val="22"/>
         </w:rPr>
-        <w:commentReference w:id="179"/>
-      </w:r>
-    </w:p>
-    <w:p>
-      <w:commentRangeStart w:id="180"/>
-      <w:r>
-        <w:t xml:space="preserve">Applying agentic AI creates outcomes for the organization. These are analyzed from a value perspective. Woodside et al. (2008) note that value has a benefits and costs component.  </w:t>
+        <w:commentReference w:id="186"/>
+      </w:r>
+    </w:p>
+    <w:p>
+      <w:commentRangeStart w:id="187"/>
+      <w:r>
+        <w:t xml:space="preserve">Applying agentic AI creates outcomes for the organization. These are analyzed from a value perspective. Woodside et al. (2008) note that value has a benefits and costs component. </w:t>
       </w:r>
       <w:r>
         <w:rPr>
@@ -17081,14 +17283,14 @@
       <w:r>
         <w:t xml:space="preserve"> are defined as the potential aspects of an outcome that would be negative to the organization but where the likelihood of the outcome is unlikely or highly unknown. </w:t>
       </w:r>
-      <w:commentRangeEnd w:id="180"/>
+      <w:commentRangeEnd w:id="187"/>
       <w:r>
         <w:rPr>
           <w:rStyle w:val="CommentReference"/>
           <w:sz w:val="22"/>
           <w:szCs w:val="22"/>
         </w:rPr>
-        <w:commentReference w:id="180"/>
+        <w:commentReference w:id="187"/>
       </w:r>
     </w:p>
     <w:p>
@@ -17101,28 +17303,28 @@
       <w:r>
         <w:tab/>
       </w:r>
-      <w:commentRangeStart w:id="181"/>
-      <w:commentRangeStart w:id="182"/>
+      <w:commentRangeStart w:id="188"/>
+      <w:commentRangeStart w:id="189"/>
       <w:r>
         <w:t>Benefits</w:t>
       </w:r>
-      <w:commentRangeEnd w:id="181"/>
+      <w:commentRangeEnd w:id="188"/>
       <w:r>
         <w:rPr>
           <w:rStyle w:val="CommentReference"/>
           <w:sz w:val="22"/>
           <w:szCs w:val="22"/>
         </w:rPr>
-        <w:commentReference w:id="181"/>
-      </w:r>
-      <w:commentRangeEnd w:id="182"/>
+        <w:commentReference w:id="188"/>
+      </w:r>
+      <w:commentRangeEnd w:id="189"/>
       <w:r>
         <w:rPr>
           <w:rStyle w:val="CommentReference"/>
           <w:sz w:val="22"/>
           <w:szCs w:val="22"/>
         </w:rPr>
-        <w:commentReference w:id="182"/>
+        <w:commentReference w:id="189"/>
       </w:r>
     </w:p>
     <w:p>
@@ -17132,14 +17334,14 @@
         </w:rPr>
         <w:t xml:space="preserve">Benefits from agentic AI in marketing cluster around four themes: efficiency, scalability, </w:t>
       </w:r>
-      <w:bookmarkStart w:id="183" w:name="OLE_LINK5"/>
+      <w:bookmarkStart w:id="190" w:name="OLE_LINK5"/>
       <w:r>
         <w:rPr>
           <w:lang w:val="en-US"/>
         </w:rPr>
         <w:t>extension of personal skillsets</w:t>
       </w:r>
-      <w:bookmarkEnd w:id="183"/>
+      <w:bookmarkEnd w:id="190"/>
       <w:r>
         <w:rPr>
           <w:lang w:val="en-US"/>
@@ -17160,7 +17362,7 @@
       </w:r>
     </w:p>
     <w:p>
-      <w:commentRangeStart w:id="184"/>
+      <w:commentRangeStart w:id="191"/>
       <w:r>
         <w:rPr>
           <w:i/>
@@ -17169,7 +17371,7 @@
         </w:rPr>
         <w:t>Efficiency</w:t>
       </w:r>
-      <w:commentRangeEnd w:id="184"/>
+      <w:commentRangeEnd w:id="191"/>
       <w:r>
         <w:rPr>
           <w:rStyle w:val="CommentReference"/>
@@ -17179,7 +17381,7 @@
           <w:szCs w:val="22"/>
           <w:lang w:val="en-US"/>
         </w:rPr>
-        <w:commentReference w:id="184"/>
+        <w:commentReference w:id="191"/>
       </w:r>
       <w:r>
         <w:rPr>
@@ -17209,7 +17411,7 @@
         <w:rPr>
           <w:lang w:val="en-US"/>
         </w:rPr>
-        <w:t xml:space="preserve">  Interviewee 12 notes “the efficiency thing is real.” He cautions, however, that this benefit is not a durable advantage: “it’s not a competitive advantage, certainly not in the long term […] everybody is gonna get the benefit of efficiency through AI, so it’s not really gonna be a way to distinguish yourself from your competitors.” Similarly, interviewee 10 states “I think value sits primarily in efficiency, at least for now”.</w:t>
+        <w:t xml:space="preserve"> Interviewee 12 notes “the efficiency thing is real.” He cautions, however, that this benefit is not a durable advantage: “it’s not a competitive advantage, certainly not in the long term […] everybody is gonna get the benefit of efficiency through AI, so it’s not really gonna be a way to distinguish yourself from your competitors.” Similarly, interviewee 10 states “I think value sits primarily in efficiency, at least for now”.</w:t>
       </w:r>
     </w:p>
     <w:p>
@@ -17224,7 +17426,7 @@
       </w:r>
     </w:p>
     <w:p>
-      <w:commentRangeStart w:id="185"/>
+      <w:commentRangeStart w:id="192"/>
       <w:r>
         <w:rPr>
           <w:i/>
@@ -17233,7 +17435,7 @@
         </w:rPr>
         <w:t>Scal</w:t>
       </w:r>
-      <w:commentRangeEnd w:id="185"/>
+      <w:commentRangeEnd w:id="192"/>
       <w:r>
         <w:rPr>
           <w:rStyle w:val="CommentReference"/>
@@ -17243,7 +17445,7 @@
           <w:szCs w:val="22"/>
           <w:lang w:val="en-US"/>
         </w:rPr>
-        <w:commentReference w:id="185"/>
+        <w:commentReference w:id="192"/>
       </w:r>
       <w:r>
         <w:rPr>
@@ -17316,18 +17518,18 @@
       <w:r>
         <w:tab/>
       </w:r>
-      <w:commentRangeStart w:id="186"/>
+      <w:commentRangeStart w:id="193"/>
       <w:r>
         <w:t>Sacrifices</w:t>
       </w:r>
-      <w:commentRangeEnd w:id="186"/>
+      <w:commentRangeEnd w:id="193"/>
       <w:r>
         <w:rPr>
           <w:rStyle w:val="CommentReference"/>
           <w:sz w:val="22"/>
           <w:szCs w:val="22"/>
         </w:rPr>
-        <w:commentReference w:id="186"/>
+        <w:commentReference w:id="193"/>
       </w:r>
     </w:p>
     <w:p>
@@ -17342,14 +17544,14 @@
         </w:rPr>
         <w:t>Alongside benefits, participants describe a set of sacrifices</w:t>
       </w:r>
-      <w:bookmarkStart w:id="187" w:name="OLE_LINK6"/>
+      <w:bookmarkStart w:id="194" w:name="OLE_LINK6"/>
       <w:r>
         <w:rPr>
           <w:lang w:val="en-US"/>
         </w:rPr>
         <w:t>; things that are knowingly given up or altered as a consequence of AI adoption</w:t>
       </w:r>
-      <w:bookmarkEnd w:id="187"/>
+      <w:bookmarkEnd w:id="194"/>
       <w:r>
         <w:rPr>
           <w:lang w:val="en-US"/>
@@ -17550,7 +17752,7 @@
       </w:r>
     </w:p>
     <w:p>
-      <w:bookmarkStart w:id="188" w:name="OLE_LINK7"/>
+      <w:bookmarkStart w:id="195" w:name="OLE_LINK7"/>
       <w:r>
         <w:rPr>
           <w:lang w:val="en-US"/>
@@ -17583,21 +17785,21 @@
         </w:rPr>
         <w:t xml:space="preserve">The examples seem to indicate that brand risk is not a question about whether you are using AI, but rather how you are using AI. </w:t>
       </w:r>
-      <w:bookmarkEnd w:id="188"/>
-    </w:p>
-    <w:p>
-      <w:commentRangeStart w:id="189"/>
+      <w:bookmarkEnd w:id="195"/>
+    </w:p>
+    <w:p>
+      <w:commentRangeStart w:id="196"/>
       <w:r>
         <w:t>Taken together, the benefits, sacrifices, and risks above describe the value agentic AI can produce. Their realization, however, is highly uneven: the same use case proved transformative in one organization and stalled in another. Table 5 illustrates this divergence for the three most frequently reported use cases.</w:t>
       </w:r>
-      <w:commentRangeEnd w:id="189"/>
+      <w:commentRangeEnd w:id="196"/>
       <w:r>
         <w:rPr>
           <w:rStyle w:val="CommentReference"/>
           <w:sz w:val="22"/>
           <w:szCs w:val="22"/>
         </w:rPr>
-        <w:commentReference w:id="189"/>
+        <w:commentReference w:id="196"/>
       </w:r>
     </w:p>
     <w:p>
@@ -17617,8 +17819,8 @@
       <w:pPr>
         <w:ind w:firstLine="0"/>
       </w:pPr>
-      <w:commentRangeStart w:id="190"/>
-      <w:commentRangeStart w:id="191"/>
+      <w:commentRangeStart w:id="197"/>
+      <w:commentRangeStart w:id="198"/>
       <w:r>
         <w:rPr>
           <w:b/>
@@ -18100,7 +18302,7 @@
         </w:tc>
       </w:tr>
     </w:tbl>
-    <w:commentRangeEnd w:id="190"/>
+    <w:commentRangeEnd w:id="197"/>
     <w:p>
       <w:r>
         <w:rPr>
@@ -18108,16 +18310,16 @@
           <w:sz w:val="22"/>
           <w:szCs w:val="22"/>
         </w:rPr>
-        <w:commentReference w:id="190"/>
-      </w:r>
-      <w:commentRangeEnd w:id="191"/>
+        <w:commentReference w:id="197"/>
+      </w:r>
+      <w:commentRangeEnd w:id="198"/>
       <w:r>
         <w:rPr>
           <w:rStyle w:val="CommentReference"/>
           <w:sz w:val="22"/>
           <w:szCs w:val="22"/>
         </w:rPr>
-        <w:commentReference w:id="191"/>
+        <w:commentReference w:id="198"/>
       </w:r>
     </w:p>
     <w:p>
@@ -18142,7 +18344,7 @@
           <w:color w:val="00312A"/>
         </w:rPr>
       </w:pPr>
-      <w:bookmarkStart w:id="193" w:name="_Toc233106458"/>
+      <w:bookmarkStart w:id="200" w:name="_Toc234521776"/>
       <w:r>
         <w:rPr>
           <w:color w:val="00312A"/>
@@ -18156,15 +18358,15 @@
         </w:rPr>
         <w:tab/>
       </w:r>
-      <w:commentRangeStart w:id="194"/>
+      <w:commentRangeStart w:id="201"/>
       <w:r>
         <w:rPr>
           <w:color w:val="00312A"/>
         </w:rPr>
         <w:t>Discussion</w:t>
       </w:r>
-      <w:bookmarkEnd w:id="193"/>
-      <w:commentRangeEnd w:id="194"/>
+      <w:bookmarkEnd w:id="200"/>
+      <w:commentRangeEnd w:id="201"/>
       <w:r>
         <w:rPr>
           <w:rStyle w:val="CommentReference"/>
@@ -18172,25 +18374,25 @@
           <w:sz w:val="22"/>
           <w:szCs w:val="22"/>
         </w:rPr>
-        <w:commentReference w:id="194"/>
-      </w:r>
-    </w:p>
-    <w:p>
-      <w:commentRangeStart w:id="195"/>
-      <w:r>
-        <w:rPr>
-          <w:lang w:val="en-US"/>
-        </w:rPr>
-        <w:t xml:space="preserve">This study set out to understand how marketing managers create value with agentic AI. </w:t>
-      </w:r>
-      <w:commentRangeStart w:id="196"/>
+        <w:commentReference w:id="201"/>
+      </w:r>
+    </w:p>
+    <w:p>
+      <w:commentRangeStart w:id="202"/>
+      <w:r>
+        <w:rPr>
+          <w:lang w:val="en-US"/>
+        </w:rPr>
+        <w:t>This study set out to understand how marketing managers create value with agentic AI.</w:t>
+      </w:r>
+      <w:commentRangeStart w:id="203"/>
       <w:r>
         <w:rPr>
           <w:lang w:val="en-US"/>
         </w:rPr>
         <w:t xml:space="preserve"> </w:t>
       </w:r>
-      <w:commentRangeEnd w:id="196"/>
+      <w:commentRangeEnd w:id="203"/>
       <w:r>
         <w:rPr>
           <w:rStyle w:val="CommentReference"/>
@@ -18198,7 +18400,7 @@
           <w:szCs w:val="22"/>
           <w:lang w:val="en-US"/>
         </w:rPr>
-        <w:commentReference w:id="196"/>
+        <w:commentReference w:id="203"/>
       </w:r>
       <w:r>
         <w:rPr>
@@ -18206,15 +18408,15 @@
         </w:rPr>
         <w:t xml:space="preserve">GenAI has moved rapidly from a technical novelty to a consequential development in marketing, yet empirical research into its implications within organizations remains scarce; the existing literature concentrates on </w:t>
       </w:r>
-      <w:commentRangeStart w:id="197"/>
-      <w:commentRangeStart w:id="198"/>
+      <w:commentRangeStart w:id="204"/>
+      <w:commentRangeStart w:id="205"/>
       <w:r>
         <w:rPr>
           <w:lang w:val="en-US"/>
         </w:rPr>
         <w:t xml:space="preserve">generative AI </w:t>
       </w:r>
-      <w:commentRangeEnd w:id="197"/>
+      <w:commentRangeEnd w:id="204"/>
       <w:r>
         <w:rPr>
           <w:rStyle w:val="CommentReference"/>
@@ -18222,9 +18424,9 @@
           <w:szCs w:val="22"/>
           <w:lang w:val="en-US"/>
         </w:rPr>
-        <w:commentReference w:id="197"/>
-      </w:r>
-      <w:commentRangeEnd w:id="198"/>
+        <w:commentReference w:id="204"/>
+      </w:r>
+      <w:commentRangeEnd w:id="205"/>
       <w:r>
         <w:rPr>
           <w:rStyle w:val="CommentReference"/>
@@ -18232,7 +18434,7 @@
           <w:szCs w:val="22"/>
           <w:lang w:val="en-US"/>
         </w:rPr>
-        <w:commentReference w:id="198"/>
+        <w:commentReference w:id="205"/>
       </w:r>
       <w:r>
         <w:rPr>
@@ -18240,14 +18442,14 @@
         </w:rPr>
         <w:t xml:space="preserve">(e.g. Wahid et al., 2023; Grewal et al., 2025; Elgheit, </w:t>
       </w:r>
-      <w:commentRangeStart w:id="199"/>
+      <w:commentRangeStart w:id="206"/>
       <w:r>
         <w:rPr>
           <w:lang w:val="en-US"/>
         </w:rPr>
         <w:t>2025</w:t>
       </w:r>
-      <w:commentRangeEnd w:id="199"/>
+      <w:commentRangeEnd w:id="206"/>
       <w:r>
         <w:rPr>
           <w:rStyle w:val="CommentReference"/>
@@ -18255,7 +18457,7 @@
           <w:szCs w:val="22"/>
           <w:lang w:val="en-US"/>
         </w:rPr>
-        <w:commentReference w:id="199"/>
+        <w:commentReference w:id="206"/>
       </w:r>
       <w:r>
         <w:rPr>
@@ -18263,14 +18465,14 @@
         </w:rPr>
         <w:t xml:space="preserve">). Scholars have responded by issuing explicit calls for research into agentic AI in the marketing field (Kim, 2025; Mogaji &amp; Jain, 2024; Jain et al., 2024). This study answers those calls directly by providing a grounded empirical account of how marketing managers create value with </w:t>
       </w:r>
-      <w:commentRangeStart w:id="200"/>
+      <w:commentRangeStart w:id="207"/>
       <w:r>
         <w:rPr>
           <w:lang w:val="en-US"/>
         </w:rPr>
         <w:t>agentic</w:t>
       </w:r>
-      <w:commentRangeEnd w:id="200"/>
+      <w:commentRangeEnd w:id="207"/>
       <w:r>
         <w:rPr>
           <w:rStyle w:val="CommentReference"/>
@@ -18278,7 +18480,7 @@
           <w:szCs w:val="22"/>
           <w:lang w:val="en-US"/>
         </w:rPr>
-        <w:commentReference w:id="200"/>
+        <w:commentReference w:id="207"/>
       </w:r>
       <w:r>
         <w:rPr>
@@ -18286,21 +18488,21 @@
         </w:rPr>
         <w:t xml:space="preserve"> AI. </w:t>
       </w:r>
-      <w:commentRangeEnd w:id="195"/>
+      <w:commentRangeEnd w:id="202"/>
       <w:r>
         <w:rPr>
           <w:rStyle w:val="CommentReference"/>
           <w:sz w:val="22"/>
           <w:szCs w:val="22"/>
         </w:rPr>
-        <w:commentReference w:id="195"/>
+        <w:commentReference w:id="202"/>
       </w:r>
     </w:p>
     <w:p>
       <w:pPr>
         <w:pStyle w:val="Heading2"/>
       </w:pPr>
-      <w:bookmarkStart w:id="201" w:name="_Toc233106459"/>
+      <w:bookmarkStart w:id="208" w:name="_Toc234521777"/>
       <w:r>
         <w:t>5.1</w:t>
       </w:r>
@@ -18314,10 +18516,10 @@
       <w:r>
         <w:t>heory</w:t>
       </w:r>
-      <w:bookmarkEnd w:id="201"/>
-    </w:p>
-    <w:p>
-      <w:commentRangeStart w:id="202"/>
+      <w:bookmarkEnd w:id="208"/>
+    </w:p>
+    <w:p>
+      <w:commentRangeStart w:id="209"/>
       <w:r>
         <w:t xml:space="preserve">The principal theoretical contribution of this study is a model of managerial value creation with agentic AI (Figure 1). The model offers an interpretive account of how value is constructed; it shows the impact of the organizational context and highlights the value of the managerial work, which includes observing external conditions, including the rapid progression of AI and the accompanying market pressure, which provide the impetus for change; </w:t>
       </w:r>
@@ -18371,23 +18573,23 @@
       <w:r>
         <w:t xml:space="preserve"> that result, which are understood as a portfolio of benefits, sacrifices, and risks. </w:t>
       </w:r>
-      <w:commentRangeEnd w:id="202"/>
+      <w:commentRangeEnd w:id="209"/>
       <w:r>
         <w:rPr>
           <w:rStyle w:val="CommentReference"/>
           <w:sz w:val="22"/>
           <w:szCs w:val="22"/>
         </w:rPr>
-        <w:commentReference w:id="202"/>
-      </w:r>
-    </w:p>
-    <w:p>
-      <w:pPr>
-        <w:rPr>
-          <w:lang w:val="en-US"/>
-        </w:rPr>
-      </w:pPr>
-      <w:bookmarkStart w:id="203" w:name="OLE_LINK2"/>
+        <w:commentReference w:id="209"/>
+      </w:r>
+    </w:p>
+    <w:p>
+      <w:pPr>
+        <w:rPr>
+          <w:lang w:val="en-US"/>
+        </w:rPr>
+      </w:pPr>
+      <w:bookmarkStart w:id="210" w:name="OLE_LINK2"/>
       <w:r>
         <w:rPr>
           <w:lang w:val="en-US"/>
@@ -18406,7 +18608,7 @@
         </w:rPr>
         <w:t>marketing managers navigate these conditions. Navigating includes key managerial behaviors, such as bringing people along, that play a vital role in providing the necessary context for the successful implementation and use of agentic AI</w:t>
       </w:r>
-      <w:bookmarkEnd w:id="203"/>
+      <w:bookmarkEnd w:id="210"/>
       <w:r>
         <w:rPr>
           <w:lang w:val="en-US"/>
@@ -18421,7 +18623,7 @@
       </w:r>
     </w:p>
     <w:p>
-      <w:commentRangeStart w:id="204"/>
+      <w:commentRangeStart w:id="211"/>
       <w:r>
         <w:rPr>
           <w:lang w:val="en-US"/>
@@ -18488,14 +18690,14 @@
         </w:rPr>
         <w:t xml:space="preserve"> et al. (2022) note how </w:t>
       </w:r>
-      <w:commentRangeStart w:id="205"/>
+      <w:commentRangeStart w:id="212"/>
       <w:r>
         <w:rPr>
           <w:lang w:val="en-US"/>
         </w:rPr>
         <w:t>digital leaders should become business leade</w:t>
       </w:r>
-      <w:commentRangeEnd w:id="205"/>
+      <w:commentRangeEnd w:id="212"/>
       <w:r>
         <w:rPr>
           <w:rStyle w:val="CommentReference"/>
@@ -18503,7 +18705,7 @@
           <w:szCs w:val="22"/>
           <w:lang w:val="en-US"/>
         </w:rPr>
-        <w:commentReference w:id="205"/>
+        <w:commentReference w:id="212"/>
       </w:r>
       <w:r>
         <w:rPr>
@@ -18511,8 +18713,8 @@
         </w:rPr>
         <w:t xml:space="preserve">rs, including developing business know-how within the digital function. </w:t>
       </w:r>
-      <w:commentRangeStart w:id="206"/>
-      <w:commentRangeEnd w:id="206"/>
+      <w:commentRangeStart w:id="213"/>
+      <w:commentRangeEnd w:id="213"/>
       <w:r>
         <w:rPr>
           <w:rStyle w:val="CommentReference"/>
@@ -18520,7 +18722,7 @@
           <w:szCs w:val="22"/>
           <w:lang w:val="en-US"/>
         </w:rPr>
-        <w:commentReference w:id="206"/>
+        <w:commentReference w:id="213"/>
       </w:r>
       <w:r>
         <w:rPr>
@@ -18528,8 +18730,8 @@
         </w:rPr>
         <w:t>This study builds on this idea</w:t>
       </w:r>
-      <w:commentRangeStart w:id="207"/>
-      <w:commentRangeEnd w:id="207"/>
+      <w:commentRangeStart w:id="214"/>
+      <w:commentRangeEnd w:id="214"/>
       <w:r>
         <w:rPr>
           <w:rStyle w:val="CommentReference"/>
@@ -18537,7 +18739,7 @@
           <w:szCs w:val="22"/>
           <w:lang w:val="en-US"/>
         </w:rPr>
-        <w:commentReference w:id="207"/>
+        <w:commentReference w:id="214"/>
       </w:r>
       <w:r>
         <w:rPr>
@@ -18545,14 +18747,14 @@
         </w:rPr>
         <w:t xml:space="preserve"> by mirroring it: marketing leaders should also become digital leaders, as the marketing function increasingly requires technical know-how and management skills. This </w:t>
       </w:r>
-      <w:commentRangeStart w:id="208"/>
+      <w:commentRangeStart w:id="215"/>
       <w:r>
         <w:rPr>
           <w:lang w:val="en-US"/>
         </w:rPr>
         <w:t>conclusion</w:t>
       </w:r>
-      <w:commentRangeEnd w:id="208"/>
+      <w:commentRangeEnd w:id="215"/>
       <w:r>
         <w:rPr>
           <w:rStyle w:val="CommentReference"/>
@@ -18560,7 +18762,7 @@
           <w:szCs w:val="22"/>
           <w:lang w:val="en-US"/>
         </w:rPr>
-        <w:commentReference w:id="208"/>
+        <w:commentReference w:id="215"/>
       </w:r>
       <w:r>
         <w:rPr>
@@ -18594,15 +18796,15 @@
         </w:rPr>
         <w:t>Gebauer et al.’s (2020)</w:t>
       </w:r>
-      <w:bookmarkStart w:id="209" w:name="OLE_LINK14"/>
+      <w:bookmarkStart w:id="216" w:name="OLE_LINK14"/>
       <w:r>
         <w:t xml:space="preserve"> work describes the digitalization </w:t>
       </w:r>
-      <w:commentRangeStart w:id="210"/>
+      <w:commentRangeStart w:id="217"/>
       <w:r>
         <w:t>paradox</w:t>
       </w:r>
-      <w:commentRangeEnd w:id="210"/>
+      <w:commentRangeEnd w:id="217"/>
       <w:r>
         <w:rPr>
           <w:rStyle w:val="CommentReference"/>
@@ -18611,7 +18813,7 @@
           <w:sz w:val="22"/>
           <w:szCs w:val="22"/>
         </w:rPr>
-        <w:commentReference w:id="210"/>
+        <w:commentReference w:id="217"/>
       </w:r>
       <w:r>
         <w:rPr>
@@ -18623,7 +18825,7 @@
       <w:r>
         <w:t xml:space="preserve"> which shows that digital transformations often do not yield the expected returns. </w:t>
       </w:r>
-      <w:bookmarkEnd w:id="209"/>
+      <w:bookmarkEnd w:id="216"/>
       <w:r>
         <w:t xml:space="preserve">This study </w:t>
       </w:r>
@@ -18633,7 +18835,7 @@
       <w:r>
         <w:t xml:space="preserve"> different but related pattern, where the outcomes of investments in agentic AI differ significantly. </w:t>
       </w:r>
-      <w:bookmarkStart w:id="211" w:name="OLE_LINK15"/>
+      <w:bookmarkStart w:id="218" w:name="OLE_LINK15"/>
       <w:r>
         <w:t xml:space="preserve">While </w:t>
       </w:r>
@@ -18643,15 +18845,15 @@
         </w:rPr>
         <w:t xml:space="preserve">Gebauer </w:t>
       </w:r>
-      <w:bookmarkStart w:id="212" w:name="OLE_LINK16"/>
+      <w:bookmarkStart w:id="219" w:name="OLE_LINK16"/>
       <w:r>
         <w:rPr>
           <w:lang w:val="en-US"/>
         </w:rPr>
         <w:t>et al. (2020)</w:t>
       </w:r>
-      <w:bookmarkEnd w:id="211"/>
-      <w:bookmarkEnd w:id="212"/>
+      <w:bookmarkEnd w:id="218"/>
+      <w:bookmarkEnd w:id="219"/>
       <w:r>
         <w:t xml:space="preserve"> </w:t>
       </w:r>
@@ -18677,14 +18879,14 @@
         </w:rPr>
         <w:t xml:space="preserve">Both the organizational resistance observed and the breadth of benefits when successful observed within the dataset seem to be much higher than what is signaled in previous works regarding digital </w:t>
       </w:r>
-      <w:commentRangeStart w:id="213"/>
+      <w:commentRangeStart w:id="220"/>
       <w:r>
         <w:rPr>
           <w:lang w:val="en-US"/>
         </w:rPr>
         <w:t>transformation</w:t>
       </w:r>
-      <w:commentRangeEnd w:id="213"/>
+      <w:commentRangeEnd w:id="220"/>
       <w:r>
         <w:rPr>
           <w:rStyle w:val="CommentReference"/>
@@ -18692,7 +18894,7 @@
           <w:szCs w:val="22"/>
           <w:lang w:val="en-US"/>
         </w:rPr>
-        <w:commentReference w:id="213"/>
+        <w:commentReference w:id="220"/>
       </w:r>
       <w:r>
         <w:rPr>
@@ -18700,8 +18902,8 @@
         </w:rPr>
         <w:t xml:space="preserve">. </w:t>
       </w:r>
-      <w:commentRangeStart w:id="214"/>
-      <w:commentRangeEnd w:id="214"/>
+      <w:commentRangeStart w:id="221"/>
+      <w:commentRangeEnd w:id="221"/>
       <w:r>
         <w:rPr>
           <w:rStyle w:val="CommentReference"/>
@@ -18709,7 +18911,7 @@
           <w:szCs w:val="22"/>
           <w:lang w:val="en-US"/>
         </w:rPr>
-        <w:commentReference w:id="214"/>
+        <w:commentReference w:id="221"/>
       </w:r>
       <w:r>
         <w:rPr>
@@ -18717,8 +18919,8 @@
         </w:rPr>
         <w:t>The data suggest</w:t>
       </w:r>
-      <w:commentRangeStart w:id="215"/>
-      <w:commentRangeEnd w:id="215"/>
+      <w:commentRangeStart w:id="222"/>
+      <w:commentRangeEnd w:id="222"/>
       <w:r>
         <w:rPr>
           <w:rStyle w:val="CommentReference"/>
@@ -18726,7 +18928,7 @@
           <w:szCs w:val="22"/>
           <w:lang w:val="en-US"/>
         </w:rPr>
-        <w:commentReference w:id="215"/>
+        <w:commentReference w:id="222"/>
       </w:r>
       <w:r>
         <w:rPr>
@@ -18741,14 +18943,14 @@
         <w:lastRenderedPageBreak/>
         <w:t xml:space="preserve">[employees] get overwhelmed”. This implies that the managerial </w:t>
       </w:r>
-      <w:commentRangeStart w:id="216"/>
+      <w:commentRangeStart w:id="223"/>
       <w:r>
         <w:rPr>
           <w:lang w:val="en-US"/>
         </w:rPr>
         <w:t>behaviors</w:t>
       </w:r>
-      <w:commentRangeEnd w:id="216"/>
+      <w:commentRangeEnd w:id="223"/>
       <w:r>
         <w:rPr>
           <w:rStyle w:val="CommentReference"/>
@@ -18756,7 +18958,7 @@
           <w:szCs w:val="22"/>
           <w:lang w:val="en-US"/>
         </w:rPr>
-        <w:commentReference w:id="216"/>
+        <w:commentReference w:id="223"/>
       </w:r>
       <w:r>
         <w:rPr>
@@ -18764,14 +18966,14 @@
         </w:rPr>
         <w:t xml:space="preserve"> that were important during earlier waves </w:t>
       </w:r>
-      <w:commentRangeStart w:id="217"/>
+      <w:commentRangeStart w:id="224"/>
       <w:r>
         <w:rPr>
           <w:lang w:val="en-US"/>
         </w:rPr>
         <w:t>of digital transformation</w:t>
       </w:r>
-      <w:commentRangeEnd w:id="217"/>
+      <w:commentRangeEnd w:id="224"/>
       <w:r>
         <w:rPr>
           <w:rStyle w:val="CommentReference"/>
@@ -18779,7 +18981,7 @@
           <w:szCs w:val="22"/>
           <w:lang w:val="en-US"/>
         </w:rPr>
-        <w:commentReference w:id="217"/>
+        <w:commentReference w:id="224"/>
       </w:r>
       <w:r>
         <w:rPr>
@@ -18787,7 +18989,7 @@
         </w:rPr>
         <w:t xml:space="preserve"> have become even more important in the age of agentic AI.</w:t>
       </w:r>
-      <w:commentRangeEnd w:id="204"/>
+      <w:commentRangeEnd w:id="211"/>
       <w:r>
         <w:rPr>
           <w:rStyle w:val="CommentReference"/>
@@ -18795,16 +18997,16 @@
           <w:szCs w:val="22"/>
           <w:lang w:val="en-US"/>
         </w:rPr>
-        <w:commentReference w:id="204"/>
-      </w:r>
-    </w:p>
-    <w:p>
-      <w:pPr>
-        <w:rPr>
-          <w:lang w:val="en-US"/>
-        </w:rPr>
-      </w:pPr>
-      <w:commentRangeStart w:id="218"/>
+        <w:commentReference w:id="211"/>
+      </w:r>
+    </w:p>
+    <w:p>
+      <w:pPr>
+        <w:rPr>
+          <w:lang w:val="en-US"/>
+        </w:rPr>
+      </w:pPr>
+      <w:commentRangeStart w:id="225"/>
       <w:r>
         <w:rPr>
           <w:lang w:val="en-US"/>
@@ -18818,9 +19020,9 @@
         <w:rPr>
           <w:lang w:val="en-US"/>
         </w:rPr>
-        <w:t xml:space="preserve"> this paper sought to answer was “How do marketing managers identify and translate agentic AI opportunities?”  The impetus for change comes from ma</w:t>
-      </w:r>
-      <w:commentRangeStart w:id="219"/>
+        <w:t xml:space="preserve"> this paper sought to answer was “How do marketing managers identify and translate agentic AI opportunities?” The impetus for change comes from ma</w:t>
+      </w:r>
+      <w:commentRangeStart w:id="226"/>
       <w:r>
         <w:rPr>
           <w:lang w:val="en-US"/>
@@ -18836,7 +19038,7 @@
         </w:rPr>
         <w:t xml:space="preserve"> </w:t>
       </w:r>
-      <w:commentRangeEnd w:id="219"/>
+      <w:commentRangeEnd w:id="226"/>
       <w:r>
         <w:rPr>
           <w:rStyle w:val="CommentReference"/>
@@ -18844,9 +19046,9 @@
           <w:szCs w:val="22"/>
           <w:lang w:val="en-US"/>
         </w:rPr>
-        <w:commentReference w:id="219"/>
-      </w:r>
-      <w:commentRangeEnd w:id="218"/>
+        <w:commentReference w:id="226"/>
+      </w:r>
+      <w:commentRangeEnd w:id="225"/>
       <w:r>
         <w:rPr>
           <w:rStyle w:val="CommentReference"/>
@@ -18854,18 +19056,18 @@
           <w:szCs w:val="22"/>
           <w:lang w:val="en-US"/>
         </w:rPr>
-        <w:commentReference w:id="218"/>
-      </w:r>
-    </w:p>
-    <w:p>
-      <w:commentRangeStart w:id="220"/>
+        <w:commentReference w:id="225"/>
+      </w:r>
+    </w:p>
+    <w:p>
+      <w:commentRangeStart w:id="227"/>
       <w:r>
         <w:rPr>
           <w:lang w:val="en-US"/>
         </w:rPr>
         <w:t>Observing</w:t>
       </w:r>
-      <w:commentRangeEnd w:id="220"/>
+      <w:commentRangeEnd w:id="227"/>
       <w:r>
         <w:rPr>
           <w:rStyle w:val="CommentReference"/>
@@ -18873,7 +19075,7 @@
           <w:szCs w:val="22"/>
           <w:lang w:val="en-US"/>
         </w:rPr>
-        <w:commentReference w:id="220"/>
+        <w:commentReference w:id="227"/>
       </w:r>
       <w:r>
         <w:rPr>
@@ -18943,18 +19145,18 @@
       <w:r>
         <w:t xml:space="preserve">This analysis of the data empirically confirms and expands the organizational readiness </w:t>
       </w:r>
-      <w:commentRangeStart w:id="221"/>
+      <w:commentRangeStart w:id="228"/>
       <w:r>
         <w:t>criteria</w:t>
       </w:r>
-      <w:commentRangeEnd w:id="221"/>
+      <w:commentRangeEnd w:id="228"/>
       <w:r>
         <w:rPr>
           <w:rStyle w:val="CommentReference"/>
           <w:sz w:val="22"/>
           <w:szCs w:val="22"/>
         </w:rPr>
-        <w:commentReference w:id="221"/>
+        <w:commentReference w:id="228"/>
       </w:r>
       <w:r>
         <w:t xml:space="preserve"> as proposed by Srivastava (2026), and, in line with her call to research, connects these factors to value creation. Furthermore, evidence is provided that aligns with </w:t>
@@ -18963,18 +19165,18 @@
         <w:lastRenderedPageBreak/>
         <w:t>Schmidt et al.</w:t>
       </w:r>
-      <w:commentRangeStart w:id="222"/>
+      <w:commentRangeStart w:id="229"/>
       <w:r>
         <w:t>’s</w:t>
       </w:r>
-      <w:commentRangeEnd w:id="222"/>
+      <w:commentRangeEnd w:id="229"/>
       <w:r>
         <w:rPr>
           <w:rStyle w:val="CommentReference"/>
           <w:sz w:val="22"/>
           <w:szCs w:val="22"/>
         </w:rPr>
-        <w:commentReference w:id="222"/>
+        <w:commentReference w:id="229"/>
       </w:r>
       <w:r>
         <w:t xml:space="preserve"> (2026) concept of process debt. Furthermore, these concepts are found within the domain of marketing, and how managers respond to these contextual elements is analyzed.</w:t>
@@ -18987,14 +19189,14 @@
           <w:lang w:val="en-US"/>
         </w:rPr>
       </w:pPr>
-      <w:commentRangeStart w:id="223"/>
+      <w:commentRangeStart w:id="230"/>
       <w:r>
         <w:rPr>
           <w:lang w:val="en-US"/>
         </w:rPr>
         <w:t>These aspects of the organizational context seem to be able to prevent or accelerate the implementation of agentic AI, drive the resistance or enthusiasm that drives AI adoption, and bound the knowledge and access to data and systems needed to effectively use agentic AI.</w:t>
       </w:r>
-      <w:commentRangeEnd w:id="223"/>
+      <w:commentRangeEnd w:id="230"/>
       <w:r>
         <w:rPr>
           <w:rStyle w:val="CommentReference"/>
@@ -19002,20 +19204,20 @@
           <w:szCs w:val="22"/>
           <w:lang w:val="en-US"/>
         </w:rPr>
-        <w:commentReference w:id="223"/>
-      </w:r>
-    </w:p>
-    <w:p>
-      <w:pPr>
-        <w:rPr>
-          <w:lang w:val="en-US"/>
-        </w:rPr>
-      </w:pPr>
-      <w:r>
-        <w:rPr>
-          <w:lang w:val="en-US"/>
-        </w:rPr>
-        <w:t xml:space="preserve">The second question we sought to answer was “How do marketing managers adopt agentic AI within their organizations?”, we observed </w:t>
+        <w:commentReference w:id="230"/>
+      </w:r>
+    </w:p>
+    <w:p>
+      <w:pPr>
+        <w:rPr>
+          <w:lang w:val="en-US"/>
+        </w:rPr>
+      </w:pPr>
+      <w:r>
+        <w:rPr>
+          <w:lang w:val="en-US"/>
+        </w:rPr>
+        <w:t xml:space="preserve">The second question we sought to answer was “How do marketing managers adopt agentic AI within their organizations?” We observed </w:t>
       </w:r>
       <w:r>
         <w:rPr>
@@ -19036,7 +19238,7 @@
         <w:t xml:space="preserve"> </w:t>
       </w:r>
       <w:r>
-        <w:t xml:space="preserve">Marketing managers engage in steering the marketing department, this includes a range </w:t>
+        <w:t>Marketing managers engage in steering the marketing department, this includes a range</w:t>
       </w:r>
       <w:r>
         <w:t xml:space="preserve"> of managerial behaviors, including </w:t>
@@ -19160,7 +19362,7 @@
       <w:r>
         <w:t xml:space="preserve"> the utilization of generic agents for personal work. These findings seem to extend the findings from Hasselwander et al. (2026) regarding the AI super assistant: Data shows that marketers are already configuring agentic AI systems to perform a wide variety of tasks. It seems like these systems are increasingly implemented without a specific task in mind but are rather employed as a general purpose assistant. Additionally, previous work also showed that agentic AI can be used to automate processes (Hughes et al., 2025). </w:t>
       </w:r>
-      <w:commentRangeStart w:id="224"/>
+      <w:commentRangeStart w:id="231"/>
       <w:r>
         <w:t xml:space="preserve">This study </w:t>
       </w:r>
@@ -19176,14 +19378,14 @@
       <w:r>
         <w:t>do not require programming experience to automate their own processes.</w:t>
       </w:r>
-      <w:commentRangeEnd w:id="224"/>
+      <w:commentRangeEnd w:id="231"/>
       <w:r>
         <w:rPr>
           <w:rStyle w:val="CommentReference"/>
           <w:sz w:val="22"/>
           <w:szCs w:val="22"/>
         </w:rPr>
-        <w:commentReference w:id="224"/>
+        <w:commentReference w:id="231"/>
       </w:r>
     </w:p>
     <w:p>
@@ -19336,7 +19538,7 @@
       <w:r>
         <w:t xml:space="preserve">or </w:t>
       </w:r>
-      <w:commentRangeStart w:id="225"/>
+      <w:commentRangeStart w:id="232"/>
       <w:r>
         <w:t xml:space="preserve">Brynjolfsson et al. </w:t>
       </w:r>
@@ -19353,14 +19555,14 @@
       <w:r>
         <w:t>)</w:t>
       </w:r>
-      <w:commentRangeEnd w:id="225"/>
+      <w:commentRangeEnd w:id="232"/>
       <w:r>
         <w:rPr>
           <w:rStyle w:val="CommentReference"/>
           <w:sz w:val="22"/>
           <w:szCs w:val="22"/>
         </w:rPr>
-        <w:commentReference w:id="225"/>
+        <w:commentReference w:id="232"/>
       </w:r>
       <w:r>
         <w:t>.</w:t>
@@ -19458,7 +19660,7 @@
       <w:pPr>
         <w:pStyle w:val="Heading2"/>
       </w:pPr>
-      <w:bookmarkStart w:id="226" w:name="_Toc233106460"/>
+      <w:bookmarkStart w:id="233" w:name="_Toc234521778"/>
       <w:r>
         <w:t>5.2</w:t>
       </w:r>
@@ -19466,7 +19668,7 @@
         <w:tab/>
         <w:t>Practical implications</w:t>
       </w:r>
-      <w:bookmarkEnd w:id="226"/>
+      <w:bookmarkEnd w:id="233"/>
     </w:p>
     <w:p>
       <w:r>
@@ -19536,14 +19738,14 @@
         </w:rPr>
         <w:t xml:space="preserve">“Yes, we will automate these kind of things, but that still means someone needs to look over this automation. You can learn to do this”. This is connected to the need for </w:t>
       </w:r>
-      <w:commentRangeStart w:id="227"/>
+      <w:commentRangeStart w:id="234"/>
       <w:r>
         <w:rPr>
           <w:lang w:val="en-US"/>
         </w:rPr>
         <w:t>education</w:t>
       </w:r>
-      <w:commentRangeEnd w:id="227"/>
+      <w:commentRangeEnd w:id="234"/>
       <w:r>
         <w:rPr>
           <w:rStyle w:val="CommentReference"/>
@@ -19551,7 +19753,7 @@
           <w:szCs w:val="22"/>
           <w:lang w:val="en-US"/>
         </w:rPr>
-        <w:commentReference w:id="227"/>
+        <w:commentReference w:id="234"/>
       </w:r>
       <w:r>
         <w:rPr>
@@ -19566,14 +19768,14 @@
           <w:lang w:val="en-US"/>
         </w:rPr>
       </w:pPr>
-      <w:commentRangeStart w:id="228"/>
+      <w:commentRangeStart w:id="235"/>
       <w:r>
         <w:rPr>
           <w:lang w:val="en-US"/>
         </w:rPr>
         <w:t xml:space="preserve">An interesting interplay arises between compliance and experimentation. </w:t>
       </w:r>
-      <w:commentRangeEnd w:id="228"/>
+      <w:commentRangeEnd w:id="235"/>
       <w:r>
         <w:rPr>
           <w:rStyle w:val="CommentReference"/>
@@ -19581,7 +19783,7 @@
           <w:szCs w:val="22"/>
           <w:lang w:val="en-US"/>
         </w:rPr>
-        <w:commentReference w:id="228"/>
+        <w:commentReference w:id="235"/>
       </w:r>
       <w:r>
         <w:rPr>
@@ -19656,14 +19858,15 @@
         </w:rPr>
         <w:t xml:space="preserve"> </w:t>
       </w:r>
-      <w:commentRangeStart w:id="229"/>
+      <w:commentRangeStart w:id="236"/>
+      <w:commentRangeStart w:id="237"/>
       <w:r>
         <w:rPr>
           <w:lang w:val="en-US"/>
         </w:rPr>
         <w:t>should become business leade</w:t>
       </w:r>
-      <w:commentRangeEnd w:id="229"/>
+      <w:commentRangeEnd w:id="237"/>
       <w:r>
         <w:rPr>
           <w:rStyle w:val="CommentReference"/>
@@ -19671,7 +19874,17 @@
           <w:szCs w:val="22"/>
           <w:lang w:val="en-US"/>
         </w:rPr>
-        <w:commentReference w:id="229"/>
+        <w:commentReference w:id="237"/>
+      </w:r>
+      <w:commentRangeEnd w:id="236"/>
+      <w:r>
+        <w:rPr>
+          <w:rStyle w:val="CommentReference"/>
+          <w:sz w:val="22"/>
+          <w:szCs w:val="22"/>
+          <w:lang w:val="en-US"/>
+        </w:rPr>
+        <w:commentReference w:id="236"/>
       </w:r>
       <w:r>
         <w:rPr>
@@ -19709,7 +19922,7 @@
       <w:pPr>
         <w:pStyle w:val="Heading2"/>
       </w:pPr>
-      <w:bookmarkStart w:id="230" w:name="_Toc233106461"/>
+      <w:bookmarkStart w:id="238" w:name="_Toc234521779"/>
       <w:r>
         <w:t>5.3</w:t>
       </w:r>
@@ -19723,7 +19936,7 @@
       <w:r>
         <w:t>uture research</w:t>
       </w:r>
-      <w:bookmarkEnd w:id="230"/>
+      <w:bookmarkEnd w:id="238"/>
     </w:p>
     <w:p>
       <w:r>
@@ -19744,14 +19957,14 @@
         </w:rPr>
         <w:t xml:space="preserve"> et al., 2022) and are likely to be relevant toward the future; others like the impact of specific use cases might be heavily dependent on the temporal </w:t>
       </w:r>
-      <w:commentRangeStart w:id="231"/>
+      <w:commentRangeStart w:id="239"/>
       <w:r>
         <w:rPr>
           <w:lang w:val="en-US"/>
         </w:rPr>
         <w:t>situation</w:t>
       </w:r>
-      <w:commentRangeEnd w:id="231"/>
+      <w:commentRangeEnd w:id="239"/>
       <w:r>
         <w:rPr>
           <w:rStyle w:val="CommentReference"/>
@@ -19759,7 +19972,7 @@
           <w:szCs w:val="22"/>
           <w:lang w:val="en-US"/>
         </w:rPr>
-        <w:commentReference w:id="231"/>
+        <w:commentReference w:id="239"/>
       </w:r>
       <w:r>
         <w:rPr>
@@ -19767,8 +19980,8 @@
         </w:rPr>
         <w:t xml:space="preserve">. Furthermore, as this research applies a qualitative approach, </w:t>
       </w:r>
-      <w:commentRangeStart w:id="232"/>
-      <w:commentRangeEnd w:id="232"/>
+      <w:commentRangeStart w:id="240"/>
+      <w:commentRangeEnd w:id="240"/>
       <w:r>
         <w:rPr>
           <w:rStyle w:val="CommentReference"/>
@@ -19776,7 +19989,7 @@
           <w:szCs w:val="22"/>
           <w:lang w:val="en-US"/>
         </w:rPr>
-        <w:commentReference w:id="232"/>
+        <w:commentReference w:id="240"/>
       </w:r>
       <w:r>
         <w:rPr>
@@ -19796,8 +20009,8 @@
         </w:rPr>
         <w:t xml:space="preserve"> could be</w:t>
       </w:r>
-      <w:commentRangeStart w:id="233"/>
-      <w:commentRangeEnd w:id="233"/>
+      <w:commentRangeStart w:id="241"/>
+      <w:commentRangeEnd w:id="241"/>
       <w:r>
         <w:rPr>
           <w:rStyle w:val="CommentReference"/>
@@ -19805,7 +20018,7 @@
           <w:szCs w:val="22"/>
           <w:lang w:val="en-US"/>
         </w:rPr>
-        <w:commentReference w:id="233"/>
+        <w:commentReference w:id="241"/>
       </w:r>
       <w:r>
         <w:rPr>
@@ -19813,14 +20026,14 @@
         </w:rPr>
         <w:t xml:space="preserve"> transferable to other </w:t>
       </w:r>
-      <w:commentRangeStart w:id="234"/>
+      <w:commentRangeStart w:id="242"/>
       <w:r>
         <w:rPr>
           <w:lang w:val="en-US"/>
         </w:rPr>
         <w:t>contexts</w:t>
       </w:r>
-      <w:commentRangeEnd w:id="234"/>
+      <w:commentRangeEnd w:id="242"/>
       <w:r>
         <w:rPr>
           <w:rStyle w:val="CommentReference"/>
@@ -19828,7 +20041,7 @@
           <w:szCs w:val="22"/>
           <w:lang w:val="en-US"/>
         </w:rPr>
-        <w:commentReference w:id="234"/>
+        <w:commentReference w:id="242"/>
       </w:r>
       <w:r>
         <w:rPr>
@@ -19846,28 +20059,16 @@
         <w:rPr>
           <w:lang w:val="en-US"/>
         </w:rPr>
-        <w:t>.</w:t>
-      </w:r>
-      <w:r>
-        <w:rPr>
-          <w:lang w:val="en-US"/>
-        </w:rPr>
-        <w:t xml:space="preserve"> </w:t>
-      </w:r>
-      <w:r>
-        <w:rPr>
-          <w:lang w:val="en-US"/>
-        </w:rPr>
-        <w:t xml:space="preserve"> </w:t>
-      </w:r>
-      <w:commentRangeStart w:id="235"/>
+        <w:t xml:space="preserve">. </w:t>
+      </w:r>
+      <w:commentRangeStart w:id="243"/>
       <w:r>
         <w:rPr>
           <w:lang w:val="en-US"/>
         </w:rPr>
         <w:t>To</w:t>
       </w:r>
-      <w:commentRangeEnd w:id="235"/>
+      <w:commentRangeEnd w:id="243"/>
       <w:r>
         <w:rPr>
           <w:rStyle w:val="CommentReference"/>
@@ -19875,7 +20076,7 @@
           <w:szCs w:val="22"/>
           <w:lang w:val="en-US"/>
         </w:rPr>
-        <w:commentReference w:id="235"/>
+        <w:commentReference w:id="243"/>
       </w:r>
       <w:r>
         <w:rPr>
@@ -19891,14 +20092,14 @@
         </w:rPr>
         <w:t xml:space="preserve">Another limitation lies in the gap between optics and </w:t>
       </w:r>
-      <w:commentRangeStart w:id="236"/>
+      <w:commentRangeStart w:id="244"/>
       <w:r>
         <w:rPr>
           <w:lang w:val="en-US"/>
         </w:rPr>
         <w:t>reality</w:t>
       </w:r>
-      <w:commentRangeEnd w:id="236"/>
+      <w:commentRangeEnd w:id="244"/>
       <w:r>
         <w:rPr>
           <w:rStyle w:val="CommentReference"/>
@@ -19906,7 +20107,7 @@
           <w:szCs w:val="22"/>
           <w:lang w:val="en-US"/>
         </w:rPr>
-        <w:commentReference w:id="236"/>
+        <w:commentReference w:id="244"/>
       </w:r>
       <w:r>
         <w:rPr>
@@ -19968,8 +20169,8 @@
         </w:rPr>
         <w:t xml:space="preserve"> to the grounded theory approach used in this study</w:t>
       </w:r>
-      <w:commentRangeStart w:id="237"/>
-      <w:commentRangeEnd w:id="237"/>
+      <w:commentRangeStart w:id="245"/>
+      <w:commentRangeEnd w:id="245"/>
       <w:r>
         <w:rPr>
           <w:rStyle w:val="CommentReference"/>
@@ -19977,7 +20178,7 @@
           <w:szCs w:val="22"/>
           <w:lang w:val="en-US"/>
         </w:rPr>
-        <w:commentReference w:id="237"/>
+        <w:commentReference w:id="245"/>
       </w:r>
       <w:r>
         <w:rPr>
@@ -19999,19 +20200,19 @@
         <w:rPr>
           <w:lang w:val="en-US"/>
         </w:rPr>
-        <w:t>Finally,</w:t>
-      </w:r>
-      <w:r>
-        <w:rPr>
-          <w:lang w:val="en-US"/>
-        </w:rPr>
-        <w:t xml:space="preserve"> due to both the emerging nature of agentic AI and the exploratory nature of this study, we call for research study specific elements in more depth.</w:t>
-      </w:r>
-      <w:r>
-        <w:rPr>
-          <w:lang w:val="en-US"/>
-        </w:rPr>
-        <w:t xml:space="preserve"> </w:t>
+        <w:t xml:space="preserve">Finally, due to both the emerging nature of agentic AI and the exploratory nature of this study, we call for research </w:t>
+      </w:r>
+      <w:r>
+        <w:rPr>
+          <w:lang w:val="en-US"/>
+        </w:rPr>
+        <w:t xml:space="preserve">to study </w:t>
+      </w:r>
+      <w:r>
+        <w:rPr>
+          <w:lang w:val="en-US"/>
+        </w:rPr>
+        <w:t xml:space="preserve">specific elements in more depth. </w:t>
       </w:r>
       <w:r>
         <w:rPr>
@@ -20047,35 +20248,23 @@
         <w:rPr>
           <w:lang w:val="en-US"/>
         </w:rPr>
-        <w:t xml:space="preserve">affect business outcomes, this research might provide another lens on the high </w:t>
+        <w:t xml:space="preserve">affect business outcomes; this research might provide another lens on the high </w:t>
       </w:r>
       <w:r>
         <w:rPr>
           <w:lang w:val="en-US"/>
         </w:rPr>
         <w:lastRenderedPageBreak/>
-        <w:t xml:space="preserve">variance regarding value outcomes from similar use cases. </w:t>
-      </w:r>
-      <w:r>
-        <w:rPr>
-          <w:lang w:val="en-US"/>
-        </w:rPr>
-        <w:t xml:space="preserve"> how s </w:t>
-      </w:r>
-      <w:r>
-        <w:rPr>
-          <w:lang w:val="en-US"/>
-        </w:rPr>
-        <w:t xml:space="preserve">seems to rarely analyze the impact of specific technical features or technical </w:t>
-      </w:r>
-      <w:commentRangeStart w:id="238"/>
-      <w:r>
-        <w:rPr>
-          <w:lang w:val="en-US"/>
-        </w:rPr>
-        <w:t>configurations</w:t>
-      </w:r>
-      <w:commentRangeEnd w:id="238"/>
+        <w:t xml:space="preserve">variance regarding value outcomes </w:t>
+      </w:r>
+      <w:commentRangeStart w:id="246"/>
+      <w:r>
+        <w:rPr>
+          <w:lang w:val="en-US"/>
+        </w:rPr>
+        <w:t>from similar use cases</w:t>
+      </w:r>
+      <w:commentRangeEnd w:id="246"/>
       <w:r>
         <w:rPr>
           <w:rStyle w:val="CommentReference"/>
@@ -20083,25 +20272,13 @@
           <w:szCs w:val="22"/>
           <w:lang w:val="en-US"/>
         </w:rPr>
-        <w:commentReference w:id="238"/>
-      </w:r>
-      <w:r>
-        <w:rPr>
-          <w:lang w:val="en-US"/>
-        </w:rPr>
-        <w:t xml:space="preserve"> on business outcomes</w:t>
-      </w:r>
-      <w:r>
-        <w:rPr>
-          <w:lang w:val="en-US"/>
-        </w:rPr>
-        <w:t>;</w:t>
-      </w:r>
-      <w:r>
-        <w:rPr>
-          <w:lang w:val="en-US"/>
-        </w:rPr>
-        <w:t xml:space="preserve"> research in this domain could further explain the high variance regarding value outcomes for similar use cases. </w:t>
+        <w:commentReference w:id="246"/>
+      </w:r>
+      <w:r>
+        <w:rPr>
+          <w:lang w:val="en-US"/>
+        </w:rPr>
+        <w:t xml:space="preserve">. </w:t>
       </w:r>
       <w:r>
         <w:rPr>
@@ -20127,14 +20304,14 @@
         </w:rPr>
         <w:t xml:space="preserve">and their impact on the outcomes within the </w:t>
       </w:r>
-      <w:commentRangeStart w:id="239"/>
+      <w:commentRangeStart w:id="247"/>
       <w:r>
         <w:rPr>
           <w:lang w:val="en-US"/>
         </w:rPr>
         <w:t>organization</w:t>
       </w:r>
-      <w:commentRangeEnd w:id="239"/>
+      <w:commentRangeEnd w:id="247"/>
       <w:r>
         <w:rPr>
           <w:rStyle w:val="CommentReference"/>
@@ -20142,7 +20319,7 @@
           <w:szCs w:val="22"/>
           <w:lang w:val="en-US"/>
         </w:rPr>
-        <w:commentReference w:id="239"/>
+        <w:commentReference w:id="247"/>
       </w:r>
       <w:r>
         <w:rPr>
@@ -20162,7 +20339,7 @@
       <w:pPr>
         <w:pStyle w:val="Heading1"/>
       </w:pPr>
-      <w:bookmarkStart w:id="240" w:name="_Toc233106462"/>
+      <w:bookmarkStart w:id="248" w:name="_Toc234521780"/>
       <w:r>
         <w:lastRenderedPageBreak/>
         <w:t>6.</w:t>
@@ -20171,7 +20348,7 @@
         <w:tab/>
         <w:t>Conclusion</w:t>
       </w:r>
-      <w:bookmarkEnd w:id="240"/>
+      <w:bookmarkEnd w:id="248"/>
     </w:p>
     <w:p>
       <w:r>
@@ -20192,7 +20369,7 @@
       <w:r>
         <w:t>:</w:t>
       </w:r>
-      <w:commentRangeStart w:id="241"/>
+      <w:commentRangeStart w:id="249"/>
       <w:r>
         <w:t xml:space="preserve"> observing </w:t>
       </w:r>
@@ -20205,30 +20382,30 @@
       <w:r>
         <w:t xml:space="preserve">navigating the organizational context, applying agentic AI, which together result in obtaining value outcomes. </w:t>
       </w:r>
-      <w:commentRangeEnd w:id="241"/>
+      <w:commentRangeEnd w:id="249"/>
       <w:r>
         <w:rPr>
           <w:rStyle w:val="CommentReference"/>
           <w:sz w:val="22"/>
           <w:szCs w:val="22"/>
         </w:rPr>
-        <w:commentReference w:id="241"/>
-      </w:r>
-    </w:p>
-    <w:p>
-      <w:pPr>
-        <w:rPr>
-          <w:lang w:val="en-US"/>
-        </w:rPr>
-      </w:pPr>
-      <w:commentRangeStart w:id="242"/>
+        <w:commentReference w:id="249"/>
+      </w:r>
+    </w:p>
+    <w:p>
+      <w:pPr>
+        <w:rPr>
+          <w:lang w:val="en-US"/>
+        </w:rPr>
+      </w:pPr>
+      <w:commentRangeStart w:id="250"/>
       <w:r>
         <w:rPr>
           <w:lang w:val="en-US"/>
         </w:rPr>
         <w:t>Empirically</w:t>
       </w:r>
-      <w:commentRangeEnd w:id="242"/>
+      <w:commentRangeEnd w:id="250"/>
       <w:r>
         <w:rPr>
           <w:rStyle w:val="CommentReference"/>
@@ -20236,7 +20413,7 @@
           <w:szCs w:val="22"/>
           <w:lang w:val="en-US"/>
         </w:rPr>
-        <w:commentReference w:id="242"/>
+        <w:commentReference w:id="250"/>
       </w:r>
       <w:r>
         <w:rPr>
@@ -20322,7 +20499,7 @@
           <w:highlight w:val="white"/>
         </w:rPr>
       </w:pPr>
-      <w:bookmarkStart w:id="243" w:name="_Toc233106463"/>
+      <w:bookmarkStart w:id="251" w:name="_Toc234521781"/>
       <w:r>
         <w:lastRenderedPageBreak/>
         <w:t>7.</w:t>
@@ -20331,7 +20508,7 @@
         <w:tab/>
         <w:t>References</w:t>
       </w:r>
-      <w:bookmarkEnd w:id="243"/>
+      <w:bookmarkEnd w:id="251"/>
     </w:p>
     <w:p>
       <w:pPr>
@@ -20500,7 +20677,7 @@
           <w:highlight w:val="white"/>
         </w:rPr>
       </w:pPr>
-      <w:commentRangeStart w:id="244"/>
+      <w:commentRangeStart w:id="252"/>
       <w:r>
         <w:rPr>
           <w:highlight w:val="white"/>
@@ -20570,7 +20747,7 @@
           <w:t>https://www.anthropic.com/engineering/equipping-agents-for-the-real-world-with-agent-skills</w:t>
         </w:r>
       </w:hyperlink>
-      <w:commentRangeEnd w:id="244"/>
+      <w:commentRangeEnd w:id="252"/>
       <w:r>
         <w:rPr>
           <w:rStyle w:val="CommentReference"/>
@@ -20578,7 +20755,7 @@
           <w:szCs w:val="22"/>
           <w:highlight w:val="white"/>
         </w:rPr>
-        <w:commentReference w:id="244"/>
+        <w:commentReference w:id="252"/>
       </w:r>
     </w:p>
     <w:p>
@@ -23141,12 +23318,12 @@
       <w:pPr>
         <w:pStyle w:val="Heading1"/>
       </w:pPr>
-      <w:bookmarkStart w:id="245" w:name="_Toc233106464"/>
+      <w:bookmarkStart w:id="253" w:name="_Toc234521782"/>
       <w:r>
         <w:lastRenderedPageBreak/>
         <w:t>Appendix A. Interview Guide and Protocol</w:t>
       </w:r>
-      <w:bookmarkEnd w:id="245"/>
+      <w:bookmarkEnd w:id="253"/>
     </w:p>
     <w:p>
       <w:r>
@@ -23160,7 +23337,7 @@
       <w:pPr>
         <w:pStyle w:val="Heading2"/>
       </w:pPr>
-      <w:bookmarkStart w:id="246" w:name="_Toc233106465"/>
+      <w:bookmarkStart w:id="254" w:name="_Toc234521783"/>
       <w:r>
         <w:rPr>
           <w:lang w:val="en-US"/>
@@ -23176,7 +23353,7 @@
         </w:rPr>
         <w:t>Interview Guide</w:t>
       </w:r>
-      <w:bookmarkEnd w:id="246"/>
+      <w:bookmarkEnd w:id="254"/>
     </w:p>
     <w:p>
       <w:pPr>
@@ -23588,37 +23765,53 @@
       <w:pPr>
         <w:pStyle w:val="Heading1"/>
       </w:pPr>
-      <w:bookmarkStart w:id="247" w:name="_Toc233106466"/>
-      <w:commentRangeStart w:id="248"/>
+      <w:bookmarkStart w:id="255" w:name="_Toc234521784"/>
+      <w:commentRangeStart w:id="256"/>
       <w:r>
         <w:lastRenderedPageBreak/>
         <w:t>Appendix B. Putting the model to work: a manager’s checklist</w:t>
       </w:r>
-      <w:bookmarkEnd w:id="247"/>
-      <w:commentRangeEnd w:id="248"/>
+      <w:bookmarkEnd w:id="255"/>
+      <w:commentRangeEnd w:id="256"/>
       <w:r>
         <w:rPr>
           <w:rStyle w:val="CommentReference"/>
           <w:sz w:val="22"/>
           <w:szCs w:val="22"/>
         </w:rPr>
-        <w:commentReference w:id="248"/>
-      </w:r>
-    </w:p>
-    <w:p>
-      <w:r>
-        <w:t>This appendix translates the practical implications of Section 5.2 into an operational checklist, organized by the five stages of the value-creation model developed in Chapter 4 (Figure 1): observing the external context, auditing the organizational conditions, steering the organization, applying agentic AI, and mediating the flow through to value outcomes. It is intended as a working tool. A marketing manager can use it to see which conditions are ready to support agentic AI, and what the manager can do to improve the chance that the initiative will deliver value. The items distil patterns reported across the interviews in Chapter 4.</w:t>
+        <w:commentReference w:id="256"/>
+      </w:r>
+    </w:p>
+    <w:p>
+      <w:r>
+        <w:t xml:space="preserve">This appendix translates the practical implications of Section 5.2 into an operational checklist, organized by the four stages of the </w:t>
+      </w:r>
+      <w:commentRangeStart w:id="257"/>
+      <w:r>
+        <w:t>model developed in Chapter 4</w:t>
+      </w:r>
+      <w:commentRangeEnd w:id="257"/>
+      <w:r>
+        <w:rPr>
+          <w:rStyle w:val="CommentReference"/>
+          <w:sz w:val="22"/>
+          <w:szCs w:val="22"/>
+        </w:rPr>
+        <w:commentReference w:id="257"/>
+      </w:r>
+      <w:r>
+        <w:t xml:space="preserve"> (Figure 1): observing the external context, auditing the organizational conditions, steering the organization, applying agentic AI, and mediating the flow through to value outcomes. It is intended as a working tool. A marketing manager can use it to see which conditions are ready to support agentic AI, and what the manager can do to improve the chance that the initiative will deliver value. The items distil patterns reported across the interviews in Chapter 4.</w:t>
       </w:r>
     </w:p>
     <w:p>
       <w:pPr>
         <w:pStyle w:val="Heading2"/>
       </w:pPr>
-      <w:bookmarkStart w:id="249" w:name="_Toc233106467"/>
+      <w:bookmarkStart w:id="258" w:name="_Toc234521785"/>
       <w:r>
         <w:t>Observing: sensing the changing context</w:t>
       </w:r>
-      <w:bookmarkEnd w:id="249"/>
+      <w:bookmarkEnd w:id="258"/>
     </w:p>
     <w:p>
       <w:pPr>
@@ -23673,7 +23866,7 @@
         <w:rPr>
           <w:lang w:val="en-US"/>
         </w:rPr>
-        <w:t>Stay wary of the fact that what you hear or read might not reflect reality.</w:t>
+        <w:t>Stay wary: what you hear or read might not reflect reality.</w:t>
       </w:r>
     </w:p>
     <w:p>
@@ -23690,21 +23883,24 @@
         <w:t>:</w:t>
       </w:r>
       <w:r>
-        <w:t xml:space="preserve"> leverage events, case studies, and stories </w:t>
+        <w:t xml:space="preserve"> leverage events, case studies, and stories.</w:t>
       </w:r>
     </w:p>
     <w:p>
       <w:pPr>
         <w:pStyle w:val="Heading2"/>
       </w:pPr>
-      <w:bookmarkStart w:id="250" w:name="_Toc233106468"/>
-      <w:r>
-        <w:t>Navigating</w:t>
-      </w:r>
-      <w:r>
-        <w:t>: acting on the conditions</w:t>
-      </w:r>
-      <w:bookmarkEnd w:id="250"/>
+      <w:bookmarkStart w:id="259" w:name="_Toc234521786"/>
+      <w:r>
+        <w:t>Auditing and steering</w:t>
+      </w:r>
+      <w:r>
+        <w:t xml:space="preserve">: </w:t>
+      </w:r>
+      <w:r>
+        <w:t>proactive navigation of the internal conditions</w:t>
+      </w:r>
+      <w:bookmarkEnd w:id="259"/>
     </w:p>
     <w:p>
       <w:pPr>
@@ -23745,7 +23941,13 @@
         </w:numPr>
       </w:pPr>
       <w:r>
-        <w:t>Leverage agencies where internal teams fall short.</w:t>
+        <w:t>Leverage agencies where internal teams fall short</w:t>
+      </w:r>
+      <w:r>
+        <w:t xml:space="preserve"> (including lacking the necessary speed)</w:t>
+      </w:r>
+      <w:r>
+        <w:t>.</w:t>
       </w:r>
     </w:p>
     <w:p>
@@ -23770,7 +23972,7 @@
         </w:numPr>
       </w:pPr>
       <w:r>
-        <w:t>Map governance, legal, and compliance constraints (such as GDPR) and see if you can create a laboratory where you can experiment whilst staying without violating compliance frameworks.</w:t>
+        <w:t>Map governance, legal, and compliance constraints (such as GDPR) and see if you can create a laboratory where you can experiment without violating compliance frameworks.</w:t>
       </w:r>
     </w:p>
     <w:p>
@@ -23795,6 +23997,7 @@
         </w:numPr>
       </w:pPr>
       <w:r>
+        <w:lastRenderedPageBreak/>
         <w:t>Steer</w:t>
       </w:r>
       <w:r>
@@ -23812,7 +24015,6 @@
         <w:rPr>
           <w:lang w:val="en-US"/>
         </w:rPr>
-        <w:lastRenderedPageBreak/>
         <w:t>Ensure people feel valued and know what their place is after AI initiatives are implemented.</w:t>
       </w:r>
     </w:p>
@@ -23824,7 +24026,10 @@
         </w:numPr>
       </w:pPr>
       <w:r>
-        <w:t>Do not fall to analysis paralysis, try to find a logical starting point instead.</w:t>
+        <w:t>Do not fall into analysis paralysis; try to find a logical starting point instead</w:t>
+      </w:r>
+      <w:r>
+        <w:t>. You can always pivot later.</w:t>
       </w:r>
     </w:p>
     <w:p>
@@ -23865,11 +24070,11 @@
       <w:pPr>
         <w:pStyle w:val="Heading2"/>
       </w:pPr>
-      <w:bookmarkStart w:id="251" w:name="_Toc233106469"/>
+      <w:bookmarkStart w:id="260" w:name="_Toc234521787"/>
       <w:r>
         <w:t>Applying: putting agentic AI to work</w:t>
       </w:r>
-      <w:bookmarkEnd w:id="251"/>
+      <w:bookmarkEnd w:id="260"/>
     </w:p>
     <w:p>
       <w:pPr>
@@ -23923,11 +24128,28 @@
           <w:numId w:val="1"/>
         </w:numPr>
       </w:pPr>
-      <w:r>
-        <w:rPr>
-          <w:lang w:val="en-US"/>
-        </w:rPr>
-        <w:t>For customer-facing agents, build on an existing baseline</w:t>
+      <w:commentRangeStart w:id="261"/>
+      <w:r>
+        <w:rPr>
+          <w:lang w:val="en-US"/>
+        </w:rPr>
+        <w:t>For customer-facing agents</w:t>
+      </w:r>
+      <w:commentRangeEnd w:id="261"/>
+      <w:r>
+        <w:rPr>
+          <w:rStyle w:val="CommentReference"/>
+          <w:sz w:val="22"/>
+          <w:szCs w:val="22"/>
+          <w:lang w:val="en-US"/>
+        </w:rPr>
+        <w:commentReference w:id="261"/>
+      </w:r>
+      <w:r>
+        <w:rPr>
+          <w:lang w:val="en-US"/>
+        </w:rPr>
+        <w:t>, build on an existing baseline</w:t>
       </w:r>
       <w:r>
         <w:rPr>
@@ -23952,11 +24174,24 @@
       <w:pPr>
         <w:pStyle w:val="Heading2"/>
       </w:pPr>
-      <w:bookmarkStart w:id="252" w:name="_Toc233106470"/>
-      <w:r>
-        <w:t>Mediating Value Outcomes: turning application into value</w:t>
-      </w:r>
-      <w:bookmarkEnd w:id="252"/>
+      <w:bookmarkStart w:id="262" w:name="_Toc234521788"/>
+      <w:r>
+        <w:t xml:space="preserve">Mediating </w:t>
+      </w:r>
+      <w:commentRangeStart w:id="263"/>
+      <w:r>
+        <w:t>Value Outcomes: turning application into value</w:t>
+      </w:r>
+      <w:bookmarkEnd w:id="262"/>
+      <w:commentRangeEnd w:id="263"/>
+      <w:r>
+        <w:rPr>
+          <w:rStyle w:val="CommentReference"/>
+          <w:sz w:val="22"/>
+          <w:szCs w:val="22"/>
+        </w:rPr>
+        <w:commentReference w:id="263"/>
+      </w:r>
     </w:p>
     <w:p>
       <w:pPr>
@@ -23986,7 +24221,7 @@
         </w:numPr>
       </w:pPr>
       <w:r>
-        <w:t>Monitor risks and deploy agentic AI to validate quality or mitigate risk like brand risk, and the risk of hallucinations.</w:t>
+        <w:t>Monitor risks and deploy agentic AI to validate quality or mitigate risk, including brand risk, security and privacy violations, and hallucinations.</w:t>
       </w:r>
     </w:p>
     <w:p>
@@ -24018,7 +24253,7 @@
         <w:rPr>
           <w:lang w:val="en-US"/>
         </w:rPr>
-        <w:t>, do not overdo it for small usecases.</w:t>
+        <w:t>; do not overdo it for small use cases.</w:t>
       </w:r>
     </w:p>
     <w:p>
@@ -24029,6 +24264,7 @@
         </w:numPr>
       </w:pPr>
       <w:r>
+        <w:lastRenderedPageBreak/>
         <w:t>Decide consciously whether to follow (parity) or to differentiate (novel use cases); efficiency gains are not a durable advantage once competitors share them.</w:t>
       </w:r>
     </w:p>
@@ -24040,7 +24276,6 @@
         </w:numPr>
       </w:pPr>
       <w:r>
-        <w:lastRenderedPageBreak/>
         <w:t>Treat AI budgeting as a strategic act: returns can be large but uncertain, and conventional business cases tend to under-fund experimentation.</w:t>
       </w:r>
     </w:p>
@@ -24090,24 +24325,7 @@
       </w:r>
     </w:p>
   </w:comment>
-  <w:comment w:id="4" w:author="Luttik, Daan" w:date="2026-06-13T19:10:00Z" w:initials="DL">
-    <w:p>
-      <w:pPr>
-        <w:pStyle w:val="CommentText"/>
-        <w:ind w:firstLine="0"/>
-      </w:pPr>
-      <w:r>
-        <w:rPr>
-          <w:rStyle w:val="CommentReference"/>
-        </w:rPr>
-        <w:annotationRef/>
-      </w:r>
-      <w:r>
-        <w:t>Rewrite</w:t>
-      </w:r>
-    </w:p>
-  </w:comment>
-  <w:comment w:id="6" w:author="Daan Luttik" w:date="2026-01-15T11:42:00Z" w:initials="">
+  <w:comment w:id="5" w:author="Daan Luttik" w:date="2026-01-15T11:42:00Z" w:initials="">
     <w:p>
       <w:pPr>
         <w:widowControl w:val="0"/>
@@ -24140,6 +24358,22 @@
       </w:r>
     </w:p>
   </w:comment>
+  <w:comment w:id="6" w:author="Claude" w:date="2026-07-09T00:00:00Z" w:initials="C">
+    <w:p>
+      <w:pPr>
+        <w:pStyle w:val="CommentText"/>
+      </w:pPr>
+      <w:r>
+        <w:rPr>
+          <w:rStyle w:val="CommentReference"/>
+        </w:rPr>
+        <w:annotationRef/>
+      </w:r>
+      <w:r>
+        <w:t>Cross-check: this figure (Mayer et al., 2025) is described here as '~one-third of the estimated $4.4 trillion in annual productivity growth,' but the Executive Summary describes the same citation as 'roughly a third of AI's economic value.' Worth confirming both phrasings accurately reflect the source and are consistent with each other.</w:t>
+      </w:r>
+    </w:p>
+  </w:comment>
   <w:comment w:id="8" w:author="Stefanie B." w:date="2026-05-11T12:33:00Z" w:initials="">
     <w:p>
       <w:pPr>
@@ -25364,6 +25598,22 @@
       </w:r>
     </w:p>
   </w:comment>
+  <w:comment w:id="57" w:author="Claude" w:date="2026-07-09T00:00:00Z" w:initials="C">
+    <w:p>
+      <w:pPr>
+        <w:pStyle w:val="CommentText"/>
+      </w:pPr>
+      <w:r>
+        <w:rPr>
+          <w:rStyle w:val="CommentReference"/>
+        </w:rPr>
+        <w:annotationRef/>
+      </w:r>
+      <w:r>
+        <w:t>Deleted the final sentence here: it restated the same point as the sentence before it (both say the ability to act lets agents work within/affect systems on the user's behalf, same citation). Flagging in case the second sentence was meant to add something distinct.</w:t>
+      </w:r>
+    </w:p>
+  </w:comment>
   <w:comment w:id="54" w:author="Stefanie B." w:date="2026-05-11T13:00:00Z" w:initials="">
     <w:p>
       <w:pPr>
@@ -25397,7 +25647,7 @@
       </w:r>
     </w:p>
   </w:comment>
-  <w:comment w:id="57" w:author="Stefanie B." w:date="2026-05-11T13:04:00Z" w:initials="">
+  <w:comment w:id="58" w:author="Stefanie B." w:date="2026-05-11T13:04:00Z" w:initials="">
     <w:p>
       <w:pPr>
         <w:widowControl w:val="0"/>
@@ -25430,7 +25680,7 @@
       </w:r>
     </w:p>
   </w:comment>
-  <w:comment w:id="58" w:author="Stefanie B." w:date="2026-05-11T13:06:00Z" w:initials="">
+  <w:comment w:id="59" w:author="Stefanie B." w:date="2026-05-11T13:06:00Z" w:initials="">
     <w:p>
       <w:pPr>
         <w:widowControl w:val="0"/>
@@ -25463,7 +25713,7 @@
       </w:r>
     </w:p>
   </w:comment>
-  <w:comment w:id="59" w:author="Stefanie B." w:date="2026-05-11T13:06:00Z" w:initials="">
+  <w:comment w:id="60" w:author="Stefanie B." w:date="2026-05-11T13:06:00Z" w:initials="">
     <w:p>
       <w:pPr>
         <w:widowControl w:val="0"/>
@@ -25496,7 +25746,7 @@
       </w:r>
     </w:p>
   </w:comment>
-  <w:comment w:id="60" w:author="Stefanie B." w:date="2026-05-11T13:06:00Z" w:initials="">
+  <w:comment w:id="61" w:author="Stefanie B." w:date="2026-05-11T13:06:00Z" w:initials="">
     <w:p>
       <w:pPr>
         <w:widowControl w:val="0"/>
@@ -25529,7 +25779,7 @@
       </w:r>
     </w:p>
   </w:comment>
-  <w:comment w:id="61" w:author="Stefanie B." w:date="2026-05-11T13:07:00Z" w:initials="">
+  <w:comment w:id="62" w:author="Stefanie B." w:date="2026-05-11T13:07:00Z" w:initials="">
     <w:p>
       <w:pPr>
         <w:widowControl w:val="0"/>
@@ -25562,7 +25812,7 @@
       </w:r>
     </w:p>
   </w:comment>
-  <w:comment w:id="63" w:author="Luttik, Daan" w:date="2026-06-09T19:10:00Z" w:initials="DL">
+  <w:comment w:id="64" w:author="Luttik, Daan" w:date="2026-06-09T19:10:00Z" w:initials="DL">
     <w:p>
       <w:pPr>
         <w:pStyle w:val="CommentText"/>
@@ -25579,7 +25829,7 @@
       </w:r>
     </w:p>
   </w:comment>
-  <w:comment w:id="64" w:author="Beninger, Stefanie" w:date="2026-06-12T09:55:00Z" w:initials="BS">
+  <w:comment w:id="65" w:author="Beninger, Stefanie" w:date="2026-06-12T09:55:00Z" w:initials="BS">
     <w:p>
       <w:pPr>
         <w:pStyle w:val="CommentText"/>
@@ -25595,7 +25845,7 @@
       </w:r>
     </w:p>
   </w:comment>
-  <w:comment w:id="65" w:author="Stefanie B." w:date="2026-05-11T13:07:00Z" w:initials="">
+  <w:comment w:id="66" w:author="Stefanie B." w:date="2026-05-11T13:07:00Z" w:initials="">
     <w:p>
       <w:pPr>
         <w:widowControl w:val="0"/>
@@ -25628,7 +25878,7 @@
       </w:r>
     </w:p>
   </w:comment>
-  <w:comment w:id="67" w:author="Luttik, Daan" w:date="2026-06-11T19:46:00Z" w:initials="DL">
+  <w:comment w:id="68" w:author="Luttik, Daan" w:date="2026-06-11T19:46:00Z" w:initials="DL">
     <w:p>
       <w:pPr>
         <w:pStyle w:val="CommentText"/>
@@ -25646,11 +25896,11 @@
       <w:r>
         <w:instrText>HYPERLINK "mailto:s.beninger@nyenrode.nl"</w:instrText>
       </w:r>
-      <w:bookmarkStart w:id="69" w:name="_@_7D1833B86FF34F228725D9576BB9B701Z"/>
+      <w:bookmarkStart w:id="70" w:name="_@_7D1833B86FF34F228725D9576BB9B701Z"/>
       <w:r>
         <w:fldChar w:fldCharType="separate"/>
       </w:r>
-      <w:bookmarkEnd w:id="69"/>
+      <w:bookmarkEnd w:id="70"/>
       <w:r>
         <w:rPr>
           <w:rStyle w:val="Mention"/>
@@ -25666,7 +25916,7 @@
       </w:r>
     </w:p>
   </w:comment>
-  <w:comment w:id="68" w:author="Beninger, Stefanie" w:date="2026-06-12T09:56:00Z" w:initials="BS">
+  <w:comment w:id="69" w:author="Beninger, Stefanie" w:date="2026-06-12T09:56:00Z" w:initials="BS">
     <w:p>
       <w:pPr>
         <w:pStyle w:val="CommentText"/>
@@ -25682,7 +25932,7 @@
       </w:r>
     </w:p>
   </w:comment>
-  <w:comment w:id="66" w:author="Luttik, Daan" w:date="2026-06-07T21:20:00Z" w:initials="DL">
+  <w:comment w:id="67" w:author="Luttik, Daan" w:date="2026-06-07T21:20:00Z" w:initials="DL">
     <w:p>
       <w:pPr>
         <w:pStyle w:val="CommentText"/>
@@ -25699,7 +25949,7 @@
       </w:r>
     </w:p>
   </w:comment>
-  <w:comment w:id="70" w:author="Luttik, Daan" w:date="2026-06-08T22:17:00Z" w:initials="DL">
+  <w:comment w:id="71" w:author="Luttik, Daan" w:date="2026-06-08T22:17:00Z" w:initials="DL">
     <w:p>
       <w:pPr>
         <w:pStyle w:val="CommentText"/>
@@ -25716,7 +25966,7 @@
       </w:r>
     </w:p>
   </w:comment>
-  <w:comment w:id="71" w:author="Beninger, Stefanie" w:date="2026-06-12T09:57:00Z" w:initials="BS">
+  <w:comment w:id="72" w:author="Beninger, Stefanie" w:date="2026-06-12T09:57:00Z" w:initials="BS">
     <w:p>
       <w:pPr>
         <w:pStyle w:val="CommentText"/>
@@ -25732,7 +25982,7 @@
       </w:r>
     </w:p>
   </w:comment>
-  <w:comment w:id="72" w:author="Stefanie B." w:date="2026-05-11T13:33:00Z" w:initials="">
+  <w:comment w:id="73" w:author="Stefanie B." w:date="2026-05-11T13:33:00Z" w:initials="">
     <w:p>
       <w:pPr>
         <w:widowControl w:val="0"/>
@@ -25765,7 +26015,7 @@
       </w:r>
     </w:p>
   </w:comment>
-  <w:comment w:id="74" w:author="Stefanie B." w:date="2026-05-11T15:00:00Z" w:initials="">
+  <w:comment w:id="75" w:author="Stefanie B." w:date="2026-05-11T15:00:00Z" w:initials="">
     <w:p>
       <w:pPr>
         <w:widowControl w:val="0"/>
@@ -25798,7 +26048,7 @@
       </w:r>
     </w:p>
   </w:comment>
-  <w:comment w:id="78" w:author="Luttik, Daan" w:date="2026-06-07T20:32:00Z" w:initials="DL">
+  <w:comment w:id="79" w:author="Luttik, Daan" w:date="2026-06-07T20:32:00Z" w:initials="DL">
     <w:p>
       <w:pPr>
         <w:pStyle w:val="CommentText"/>
@@ -25815,7 +26065,7 @@
       </w:r>
     </w:p>
   </w:comment>
-  <w:comment w:id="81" w:author="Stefanie B." w:date="2026-05-11T15:10:00Z" w:initials="">
+  <w:comment w:id="82" w:author="Stefanie B." w:date="2026-05-11T15:10:00Z" w:initials="">
     <w:p>
       <w:pPr>
         <w:widowControl w:val="0"/>
@@ -25848,7 +26098,7 @@
       </w:r>
     </w:p>
   </w:comment>
-  <w:comment w:id="82" w:author="Stefanie B." w:date="2026-05-11T15:10:00Z" w:initials="">
+  <w:comment w:id="83" w:author="Stefanie B." w:date="2026-05-11T15:10:00Z" w:initials="">
     <w:p>
       <w:pPr>
         <w:widowControl w:val="0"/>
@@ -25881,7 +26131,7 @@
       </w:r>
     </w:p>
   </w:comment>
-  <w:comment w:id="85" w:author="Stefanie B." w:date="2025-12-02T09:45:00Z" w:initials="">
+  <w:comment w:id="86" w:author="Stefanie B." w:date="2025-12-02T09:45:00Z" w:initials="">
     <w:p>
       <w:pPr>
         <w:widowControl w:val="0"/>
@@ -25914,7 +26164,7 @@
       </w:r>
     </w:p>
   </w:comment>
-  <w:comment w:id="87" w:author="Claude" w:date="2026-06-23T00:00:00Z" w:initials="C">
+  <w:comment w:id="88" w:author="Claude" w:date="2026-07-09T00:00:00Z" w:initials="C">
     <w:p>
       <w:pPr>
         <w:pStyle w:val="CommentText"/>
@@ -25926,11 +26176,43 @@
         <w:annotationRef/>
       </w:r>
       <w:r>
+        <w:t>The referent of 'these insights' is unclear: the previous sentence describes participants' experiences, meanings, and actions, not insights, and strictly you collect data/experiences, not insights (insights are what analysis produces). Consider cutting this sentence (the previous one already establishes the theory-building purpose) or rewording to 'These experiences, meanings, and actions were collected and analyzed to develop the resulting theory.'</w:t>
+      </w:r>
+    </w:p>
+  </w:comment>
+  <w:comment w:id="89" w:author="Claude" w:date="2026-07-09T00:00:00Z" w:initials="C">
+    <w:p>
+      <w:pPr>
+        <w:pStyle w:val="CommentText"/>
+      </w:pPr>
+      <w:r>
+        <w:rPr>
+          <w:rStyle w:val="CommentReference"/>
+        </w:rPr>
+        <w:annotationRef/>
+      </w:r>
+      <w:r>
+        <w:t>Shifts from 'the researcher' (singular, used throughout 3.1-3.4 for you) to 'the researchers' (plural) here. Fine if this is a general claim about the field; if it means this study, change to 'the researcher does not yet have.'</w:t>
+      </w:r>
+    </w:p>
+  </w:comment>
+  <w:comment w:id="90" w:author="Claude" w:date="2026-06-23T00:00:00Z" w:initials="C">
+    <w:p>
+      <w:pPr>
+        <w:pStyle w:val="CommentText"/>
+      </w:pPr>
+      <w:r>
+        <w:rPr>
+          <w:rStyle w:val="CommentReference"/>
+        </w:rPr>
+        <w:annotationRef/>
+      </w:r>
+      <w:r>
         <w:t>'was used' (singular) agrees with the head noun 'notion'. If you mean the sensitizing concepts themselves (plural), use 'were used'. Confirm the intended reading.</w:t>
       </w:r>
     </w:p>
   </w:comment>
-  <w:comment w:id="93" w:author="Claude" w:date="2026-06-23T00:00:00Z" w:initials="C">
+  <w:comment w:id="92" w:author="Claude" w:date="2026-07-09T00:00:00Z" w:initials="C">
     <w:p>
       <w:pPr>
         <w:pStyle w:val="CommentText"/>
@@ -25942,11 +26224,27 @@
         <w:annotationRef/>
       </w:r>
       <w:r>
+        <w:t>'Forms the basis' / 'forms the link... (Charmaz, 2014)' are left present tense as general, citation-backed claims about how coding works in grounded theory (same convention as 'the point where new data no longer yields new insights' in 3.2). 'Was analyzed' / 'were categorized' / 'started with' describe this study specifically and are past tense. Flagging in case you'd rather the whole paragraph read in one tense.</w:t>
+      </w:r>
+    </w:p>
+  </w:comment>
+  <w:comment w:id="97" w:author="Claude" w:date="2026-06-23T00:00:00Z" w:initials="C">
+    <w:p>
+      <w:pPr>
+        <w:pStyle w:val="CommentText"/>
+      </w:pPr>
+      <w:r>
+        <w:rPr>
+          <w:rStyle w:val="CommentReference"/>
+        </w:rPr>
+        <w:annotationRef/>
+      </w:r>
+      <w:r>
         <w:t>Retitled from 'Intended sample and sample size'. The Table of Contents still shows the old title, update it in Word (right-click the TOC &gt; Update Field) before submitting.</w:t>
       </w:r>
     </w:p>
   </w:comment>
-  <w:comment w:id="92" w:author="Daan Luttik" w:date="2026-01-14T17:59:00Z" w:initials="">
+  <w:comment w:id="96" w:author="Daan Luttik" w:date="2026-01-14T17:59:00Z" w:initials="">
     <w:p>
       <w:pPr>
         <w:widowControl w:val="0"/>
@@ -25979,7 +26277,7 @@
       </w:r>
     </w:p>
   </w:comment>
-  <w:comment w:id="91" w:author="Daan Luttik" w:date="2026-05-03T19:25:00Z" w:initials="">
+  <w:comment w:id="95" w:author="Daan Luttik" w:date="2026-05-03T19:25:00Z" w:initials="">
     <w:p>
       <w:pPr>
         <w:widowControl w:val="0"/>
@@ -26012,7 +26310,7 @@
       </w:r>
     </w:p>
   </w:comment>
-  <w:comment w:id="94" w:author="Claude" w:date="2026-06-23T00:00:00Z" w:initials="C">
+  <w:comment w:id="98" w:author="Claude" w:date="2026-06-23T00:00:00Z" w:initials="C">
     <w:p>
       <w:pPr>
         <w:pStyle w:val="CommentText"/>
@@ -26028,7 +26326,23 @@
       </w:r>
     </w:p>
   </w:comment>
-  <w:comment w:id="101" w:author="Stefanie B." w:date="2025-12-02T09:35:00Z" w:initials="">
+  <w:comment w:id="99" w:author="Claude" w:date="2026-07-09T00:00:00Z" w:initials="C">
+    <w:p>
+      <w:pPr>
+        <w:pStyle w:val="CommentText"/>
+      </w:pPr>
+      <w:r>
+        <w:rPr>
+          <w:rStyle w:val="CommentReference"/>
+        </w:rPr>
+        <w:annotationRef/>
+      </w:r>
+      <w:r>
+        <w:t>The two stakeholder groups (marketing managers, AI experts) are introduced in 3.2 and then described again here in 3.3. Roughly the split is 3.2 = who was interviewed, 3.3 = how they were found, but worth checking it doesn't read as redundant.</w:t>
+      </w:r>
+    </w:p>
+  </w:comment>
+  <w:comment w:id="106" w:author="Stefanie B." w:date="2025-12-02T09:35:00Z" w:initials="">
     <w:p>
       <w:pPr>
         <w:widowControl w:val="0"/>
@@ -26061,7 +26375,7 @@
       </w:r>
     </w:p>
   </w:comment>
-  <w:comment w:id="102" w:author="Luttik, Daan" w:date="2026-06-13T09:19:00Z" w:initials="DL">
+  <w:comment w:id="107" w:author="Luttik, Daan" w:date="2026-06-13T09:19:00Z" w:initials="DL">
     <w:p>
       <w:pPr>
         <w:pStyle w:val="CommentText"/>
@@ -26078,7 +26392,7 @@
       </w:r>
     </w:p>
   </w:comment>
-  <w:comment w:id="99" w:author="Daan Luttik" w:date="2026-05-03T19:33:00Z" w:initials="">
+  <w:comment w:id="104" w:author="Daan Luttik" w:date="2026-05-03T19:33:00Z" w:initials="">
     <w:p>
       <w:pPr>
         <w:widowControl w:val="0"/>
@@ -26111,7 +26425,7 @@
       </w:r>
     </w:p>
   </w:comment>
-  <w:comment w:id="100" w:author="Beninger, Stefanie" w:date="2026-06-12T09:59:00Z" w:initials="BS">
+  <w:comment w:id="105" w:author="Beninger, Stefanie" w:date="2026-06-12T09:59:00Z" w:initials="BS">
     <w:p>
       <w:pPr>
         <w:pStyle w:val="CommentText"/>
@@ -26127,7 +26441,7 @@
       </w:r>
     </w:p>
   </w:comment>
-  <w:comment w:id="96" w:author="Stefanie B." w:date="2026-05-11T15:12:00Z" w:initials="">
+  <w:comment w:id="101" w:author="Stefanie B." w:date="2026-05-11T15:12:00Z" w:initials="">
     <w:p>
       <w:pPr>
         <w:widowControl w:val="0"/>
@@ -26160,7 +26474,7 @@
       </w:r>
     </w:p>
   </w:comment>
-  <w:comment w:id="97" w:author="Luttik, Daan" w:date="2026-06-07T21:24:00Z" w:initials="DL">
+  <w:comment w:id="102" w:author="Luttik, Daan" w:date="2026-06-07T21:24:00Z" w:initials="DL">
     <w:p>
       <w:pPr>
         <w:pStyle w:val="CommentText"/>
@@ -26177,7 +26491,7 @@
       </w:r>
     </w:p>
   </w:comment>
-  <w:comment w:id="98" w:author="Beninger, Stefanie" w:date="2026-06-12T09:58:00Z" w:initials="BS">
+  <w:comment w:id="103" w:author="Beninger, Stefanie" w:date="2026-06-12T09:58:00Z" w:initials="BS">
     <w:p>
       <w:pPr>
         <w:pStyle w:val="CommentText"/>
@@ -26193,7 +26507,7 @@
       </w:r>
     </w:p>
   </w:comment>
-  <w:comment w:id="95" w:author="Claude" w:date="2026-06-23T00:00:00Z" w:initials="C">
+  <w:comment w:id="100" w:author="Claude" w:date="2026-06-23T00:00:00Z" w:initials="C">
     <w:p>
       <w:pPr>
         <w:pStyle w:val="CommentText"/>
@@ -26209,7 +26523,7 @@
       </w:r>
     </w:p>
   </w:comment>
-  <w:comment w:id="103" w:author="Luttik, Daan" w:date="2026-06-09T21:47:00Z" w:initials="DL">
+  <w:comment w:id="108" w:author="Luttik, Daan" w:date="2026-06-09T21:47:00Z" w:initials="DL">
     <w:p>
       <w:pPr>
         <w:pStyle w:val="CommentText"/>
@@ -26226,7 +26540,7 @@
       </w:r>
     </w:p>
   </w:comment>
-  <w:comment w:id="104" w:author="Beninger, Stefanie" w:date="2026-06-12T10:00:00Z" w:initials="BS">
+  <w:comment w:id="109" w:author="Beninger, Stefanie" w:date="2026-06-12T10:00:00Z" w:initials="BS">
     <w:p>
       <w:pPr>
         <w:pStyle w:val="CommentText"/>
@@ -26242,7 +26556,23 @@
       </w:r>
     </w:p>
   </w:comment>
-  <w:comment w:id="109" w:author="Stefanie B." w:date="2025-12-02T09:33:00Z" w:initials="">
+  <w:comment w:id="110" w:author="Claude" w:date="2026-07-09T00:00:00Z" w:initials="C">
+    <w:p>
+      <w:pPr>
+        <w:pStyle w:val="CommentText"/>
+      </w:pPr>
+      <w:r>
+        <w:rPr>
+          <w:rStyle w:val="CommentReference"/>
+        </w:rPr>
+        <w:annotationRef/>
+      </w:r>
+      <w:r>
+        <w:t>This was 'access might be limited' before the last edit; fixed the stray present tense to 'was limited' for consistency with 'was already narrow' just before it, but that also drops the hedge ('might'). Confirm whether you want the firmer claim or 'access might have been limited.'</w:t>
+      </w:r>
+    </w:p>
+  </w:comment>
+  <w:comment w:id="115" w:author="Stefanie B." w:date="2025-12-02T09:33:00Z" w:initials="">
     <w:p>
       <w:pPr>
         <w:widowControl w:val="0"/>
@@ -26275,7 +26605,7 @@
       </w:r>
     </w:p>
   </w:comment>
-  <w:comment w:id="110" w:author="Luttik, Daan" w:date="2026-06-07T21:26:00Z" w:initials="DL">
+  <w:comment w:id="116" w:author="Luttik, Daan" w:date="2026-06-07T21:26:00Z" w:initials="DL">
     <w:p>
       <w:pPr>
         <w:pStyle w:val="CommentText"/>
@@ -26292,7 +26622,7 @@
       </w:r>
     </w:p>
   </w:comment>
-  <w:comment w:id="111" w:author="Luttik, Daan" w:date="2026-06-07T21:26:00Z" w:initials="DL">
+  <w:comment w:id="117" w:author="Luttik, Daan" w:date="2026-06-07T21:26:00Z" w:initials="DL">
     <w:p>
       <w:pPr>
         <w:pStyle w:val="CommentText"/>
@@ -26351,7 +26681,7 @@
       </w:r>
     </w:p>
   </w:comment>
-  <w:comment w:id="112" w:author="Beninger, Stefanie" w:date="2026-06-12T10:23:00Z" w:initials="BS">
+  <w:comment w:id="118" w:author="Beninger, Stefanie" w:date="2026-06-12T10:23:00Z" w:initials="BS">
     <w:p>
       <w:pPr>
         <w:pStyle w:val="CommentText"/>
@@ -26367,7 +26697,7 @@
       </w:r>
     </w:p>
   </w:comment>
-  <w:comment w:id="108" w:author="Daan Luttik" w:date="2026-01-14T17:53:00Z" w:initials="">
+  <w:comment w:id="114" w:author="Daan Luttik" w:date="2026-01-14T17:53:00Z" w:initials="">
     <w:p>
       <w:pPr>
         <w:widowControl w:val="0"/>
@@ -26529,7 +26859,7 @@
       </w:r>
     </w:p>
   </w:comment>
-  <w:comment w:id="107" w:author="Daan Luttik" w:date="2026-04-27T16:29:00Z" w:initials="">
+  <w:comment w:id="113" w:author="Daan Luttik" w:date="2026-04-27T16:29:00Z" w:initials="">
     <w:p>
       <w:pPr>
         <w:widowControl w:val="0"/>
@@ -26562,7 +26892,7 @@
       </w:r>
     </w:p>
   </w:comment>
-  <w:comment w:id="106" w:author="Daan Luttik" w:date="2026-04-27T16:30:00Z" w:initials="">
+  <w:comment w:id="112" w:author="Daan Luttik" w:date="2026-04-27T16:30:00Z" w:initials="">
     <w:p>
       <w:pPr>
         <w:widowControl w:val="0"/>
@@ -26595,7 +26925,7 @@
       </w:r>
     </w:p>
   </w:comment>
-  <w:comment w:id="105" w:author="Stefanie B." w:date="2026-05-11T15:13:00Z" w:initials="">
+  <w:comment w:id="111" w:author="Stefanie B." w:date="2026-05-11T15:13:00Z" w:initials="">
     <w:p>
       <w:pPr>
         <w:widowControl w:val="0"/>
@@ -26628,7 +26958,7 @@
       </w:r>
     </w:p>
   </w:comment>
-  <w:comment w:id="113" w:author="Claude" w:date="2026-06-23T00:00:00Z" w:initials="C">
+  <w:comment w:id="119" w:author="Claude" w:date="2026-06-23T00:00:00Z" w:initials="C">
     <w:p>
       <w:pPr>
         <w:pStyle w:val="CommentText"/>
@@ -26644,7 +26974,7 @@
       </w:r>
     </w:p>
   </w:comment>
-  <w:comment w:id="116" w:author="Daan Luttik" w:date="2026-05-31T16:54:00Z" w:initials="">
+  <w:comment w:id="122" w:author="Daan Luttik" w:date="2026-05-31T16:54:00Z" w:initials="">
     <w:p>
       <w:pPr>
         <w:widowControl w:val="0"/>
@@ -26677,7 +27007,7 @@
       </w:r>
     </w:p>
   </w:comment>
-  <w:comment w:id="117" w:author="Daan Luttik" w:date="2026-05-31T16:53:00Z" w:initials="">
+  <w:comment w:id="123" w:author="Daan Luttik" w:date="2026-05-31T16:53:00Z" w:initials="">
     <w:p>
       <w:pPr>
         <w:widowControl w:val="0"/>
@@ -26710,7 +27040,7 @@
       </w:r>
     </w:p>
   </w:comment>
-  <w:comment w:id="120" w:author="Beninger, Stefanie" w:date="2026-06-10T13:40:00Z" w:initials="BS">
+  <w:comment w:id="126" w:author="Beninger, Stefanie" w:date="2026-06-10T13:40:00Z" w:initials="BS">
     <w:p>
       <w:pPr>
         <w:pStyle w:val="CommentText"/>
@@ -26726,7 +27056,7 @@
       </w:r>
     </w:p>
   </w:comment>
-  <w:comment w:id="121" w:author="Beninger, Stefanie" w:date="2026-06-10T13:40:00Z" w:initials="BS">
+  <w:comment w:id="127" w:author="Beninger, Stefanie" w:date="2026-06-10T13:40:00Z" w:initials="BS">
     <w:p>
       <w:pPr>
         <w:pStyle w:val="CommentText"/>
@@ -26742,7 +27072,7 @@
       </w:r>
     </w:p>
   </w:comment>
-  <w:comment w:id="122" w:author="Beninger, Stefanie" w:date="2026-06-10T13:41:00Z" w:initials="BS">
+  <w:comment w:id="128" w:author="Beninger, Stefanie" w:date="2026-06-10T13:41:00Z" w:initials="BS">
     <w:p>
       <w:pPr>
         <w:pStyle w:val="CommentText"/>
@@ -26758,7 +27088,7 @@
       </w:r>
     </w:p>
   </w:comment>
-  <w:comment w:id="123" w:author="Luttik, Daan" w:date="2026-06-10T14:12:00Z" w:initials="DL">
+  <w:comment w:id="129" w:author="Luttik, Daan" w:date="2026-06-10T14:12:00Z" w:initials="DL">
     <w:p>
       <w:pPr>
         <w:pStyle w:val="CommentText"/>
@@ -26775,7 +27105,7 @@
       </w:r>
     </w:p>
   </w:comment>
-  <w:comment w:id="124" w:author="Beninger, Stefanie" w:date="2026-06-12T10:23:00Z" w:initials="BS">
+  <w:comment w:id="130" w:author="Beninger, Stefanie" w:date="2026-06-12T10:23:00Z" w:initials="BS">
     <w:p>
       <w:pPr>
         <w:pStyle w:val="CommentText"/>
@@ -26791,7 +27121,7 @@
       </w:r>
     </w:p>
   </w:comment>
-  <w:comment w:id="119" w:author="Luttik, Daan" w:date="2026-06-12T19:26:00Z" w:initials="DL">
+  <w:comment w:id="125" w:author="Luttik, Daan" w:date="2026-06-12T19:26:00Z" w:initials="DL">
     <w:p>
       <w:pPr>
         <w:pStyle w:val="CommentText"/>
@@ -26808,7 +27138,7 @@
       </w:r>
     </w:p>
   </w:comment>
-  <w:comment w:id="127" w:author="Beninger, Stefanie" w:date="2026-06-13T14:10:00Z" w:initials="SB">
+  <w:comment w:id="133" w:author="Beninger, Stefanie" w:date="2026-06-13T14:10:00Z" w:initials="SB">
     <w:p>
       <w:pPr>
         <w:pStyle w:val="CommentText"/>
@@ -26828,7 +27158,7 @@
       </w:r>
     </w:p>
   </w:comment>
-  <w:comment w:id="129" w:author="Beninger, Stefanie" w:date="2026-06-13T14:10:00Z" w:initials="SB">
+  <w:comment w:id="135" w:author="Beninger, Stefanie" w:date="2026-06-13T14:10:00Z" w:initials="SB">
     <w:p>
       <w:pPr>
         <w:pStyle w:val="CommentText"/>
@@ -26848,7 +27178,7 @@
       </w:r>
     </w:p>
   </w:comment>
-  <w:comment w:id="131" w:author="Beninger, Stefanie" w:date="2026-06-10T13:48:00Z" w:initials="BS">
+  <w:comment w:id="137" w:author="Beninger, Stefanie" w:date="2026-06-10T13:48:00Z" w:initials="BS">
     <w:p>
       <w:pPr>
         <w:pStyle w:val="CommentText"/>
@@ -26864,7 +27194,7 @@
       </w:r>
     </w:p>
   </w:comment>
-  <w:comment w:id="132" w:author="Beninger, Stefanie" w:date="2026-06-10T13:46:00Z" w:initials="BS">
+  <w:comment w:id="138" w:author="Beninger, Stefanie" w:date="2026-06-10T13:46:00Z" w:initials="BS">
     <w:p>
       <w:pPr>
         <w:pStyle w:val="CommentText"/>
@@ -26880,7 +27210,7 @@
       </w:r>
     </w:p>
   </w:comment>
-  <w:comment w:id="133" w:author="Beninger, Stefanie" w:date="2026-06-10T13:47:00Z" w:initials="BS">
+  <w:comment w:id="139" w:author="Beninger, Stefanie" w:date="2026-06-10T13:47:00Z" w:initials="BS">
     <w:p>
       <w:pPr>
         <w:pStyle w:val="CommentText"/>
@@ -26896,7 +27226,7 @@
       </w:r>
     </w:p>
   </w:comment>
-  <w:comment w:id="134" w:author="Beninger, Stefanie" w:date="2026-06-10T13:47:00Z" w:initials="BS">
+  <w:comment w:id="140" w:author="Beninger, Stefanie" w:date="2026-06-10T13:47:00Z" w:initials="BS">
     <w:p>
       <w:pPr>
         <w:pStyle w:val="CommentText"/>
@@ -26912,7 +27242,7 @@
       </w:r>
     </w:p>
   </w:comment>
-  <w:comment w:id="135" w:author="Luttik, Daan" w:date="2026-06-10T15:04:00Z" w:initials="DL">
+  <w:comment w:id="141" w:author="Luttik, Daan" w:date="2026-06-10T15:04:00Z" w:initials="DL">
     <w:p>
       <w:pPr>
         <w:pStyle w:val="CommentText"/>
@@ -26929,7 +27259,7 @@
       </w:r>
     </w:p>
   </w:comment>
-  <w:comment w:id="136" w:author="Luttik, Daan" w:date="2026-06-12T23:39:00Z" w:initials="DL">
+  <w:comment w:id="142" w:author="Luttik, Daan" w:date="2026-06-12T23:39:00Z" w:initials="DL">
     <w:p>
       <w:pPr>
         <w:pStyle w:val="CommentText"/>
@@ -26946,7 +27276,7 @@
       </w:r>
     </w:p>
   </w:comment>
-  <w:comment w:id="137" w:author="Beninger, Stefanie" w:date="2026-06-13T14:12:00Z" w:initials="SB">
+  <w:comment w:id="143" w:author="Beninger, Stefanie" w:date="2026-06-13T14:12:00Z" w:initials="SB">
     <w:p>
       <w:pPr>
         <w:pStyle w:val="CommentText"/>
@@ -26966,7 +27296,7 @@
       </w:r>
     </w:p>
   </w:comment>
-  <w:comment w:id="139" w:author="Beninger, Stefanie" w:date="2026-06-10T13:54:00Z" w:initials="BS">
+  <w:comment w:id="145" w:author="Beninger, Stefanie" w:date="2026-06-10T13:54:00Z" w:initials="BS">
     <w:p>
       <w:pPr>
         <w:pStyle w:val="CommentText"/>
@@ -26982,7 +27312,7 @@
       </w:r>
     </w:p>
   </w:comment>
-  <w:comment w:id="140" w:author="Daan Luttik" w:date="2026-06-01T18:21:00Z" w:initials="">
+  <w:comment w:id="146" w:author="Daan Luttik" w:date="2026-06-01T18:21:00Z" w:initials="">
     <w:p>
       <w:pPr>
         <w:widowControl w:val="0"/>
@@ -27015,7 +27345,7 @@
       </w:r>
     </w:p>
   </w:comment>
-  <w:comment w:id="141" w:author="Beninger, Stefanie" w:date="2026-06-10T13:49:00Z" w:initials="BS">
+  <w:comment w:id="147" w:author="Beninger, Stefanie" w:date="2026-06-10T13:49:00Z" w:initials="BS">
     <w:p>
       <w:pPr>
         <w:pStyle w:val="CommentText"/>
@@ -27031,7 +27361,7 @@
       </w:r>
     </w:p>
   </w:comment>
-  <w:comment w:id="142" w:author="Beninger, Stefanie" w:date="2026-06-10T13:50:00Z" w:initials="BS">
+  <w:comment w:id="148" w:author="Beninger, Stefanie" w:date="2026-06-10T13:50:00Z" w:initials="BS">
     <w:p>
       <w:pPr>
         <w:pStyle w:val="CommentText"/>
@@ -27047,7 +27377,7 @@
       </w:r>
     </w:p>
   </w:comment>
-  <w:comment w:id="143" w:author="Luttik, Daan" w:date="2026-06-11T19:50:00Z" w:initials="DL">
+  <w:comment w:id="149" w:author="Luttik, Daan" w:date="2026-06-11T19:50:00Z" w:initials="DL">
     <w:p>
       <w:pPr>
         <w:pStyle w:val="CommentText"/>
@@ -27064,7 +27394,7 @@
       </w:r>
     </w:p>
   </w:comment>
-  <w:comment w:id="144" w:author="Luttik, Daan" w:date="2026-06-12T09:56:00Z" w:initials="DL">
+  <w:comment w:id="150" w:author="Luttik, Daan" w:date="2026-06-12T09:56:00Z" w:initials="DL">
     <w:p>
       <w:pPr>
         <w:pStyle w:val="CommentText"/>
@@ -27081,7 +27411,7 @@
       </w:r>
     </w:p>
   </w:comment>
-  <w:comment w:id="145" w:author="Beninger, Stefanie" w:date="2026-06-12T10:24:00Z" w:initials="BS">
+  <w:comment w:id="151" w:author="Beninger, Stefanie" w:date="2026-06-12T10:24:00Z" w:initials="BS">
     <w:p>
       <w:pPr>
         <w:pStyle w:val="CommentText"/>
@@ -27097,7 +27427,7 @@
       </w:r>
     </w:p>
   </w:comment>
-  <w:comment w:id="146" w:author="Beninger, Stefanie" w:date="2026-06-10T13:50:00Z" w:initials="BS">
+  <w:comment w:id="152" w:author="Beninger, Stefanie" w:date="2026-06-10T13:50:00Z" w:initials="BS">
     <w:p>
       <w:pPr>
         <w:pStyle w:val="CommentText"/>
@@ -27113,7 +27443,7 @@
       </w:r>
     </w:p>
   </w:comment>
-  <w:comment w:id="147" w:author="Luttik, Daan" w:date="2026-06-13T00:02:00Z" w:initials="DL">
+  <w:comment w:id="153" w:author="Luttik, Daan" w:date="2026-06-13T00:02:00Z" w:initials="DL">
     <w:p>
       <w:pPr>
         <w:pStyle w:val="CommentText"/>
@@ -27130,7 +27460,7 @@
       </w:r>
     </w:p>
   </w:comment>
-  <w:comment w:id="150" w:author="Daan Luttik" w:date="2026-06-01T18:23:00Z" w:initials="">
+  <w:comment w:id="156" w:author="Daan Luttik" w:date="2026-06-01T18:23:00Z" w:initials="">
     <w:p>
       <w:pPr>
         <w:widowControl w:val="0"/>
@@ -27163,7 +27493,7 @@
       </w:r>
     </w:p>
   </w:comment>
-  <w:comment w:id="154" w:author="Luttik, Daan" w:date="2026-06-12T11:34:00Z" w:initials="DL">
+  <w:comment w:id="160" w:author="Luttik, Daan" w:date="2026-06-12T11:34:00Z" w:initials="DL">
     <w:p>
       <w:pPr>
         <w:pStyle w:val="CommentText"/>
@@ -27180,7 +27510,7 @@
       </w:r>
     </w:p>
   </w:comment>
-  <w:comment w:id="153" w:author="Luttik, Daan" w:date="2026-06-12T11:44:00Z" w:initials="DL">
+  <w:comment w:id="159" w:author="Luttik, Daan" w:date="2026-06-12T11:44:00Z" w:initials="DL">
     <w:p>
       <w:pPr>
         <w:pStyle w:val="CommentText"/>
@@ -27197,7 +27527,7 @@
       </w:r>
     </w:p>
   </w:comment>
-  <w:comment w:id="151" w:author="Luttik, Daan" w:date="2026-06-12T23:45:00Z" w:initials="DL">
+  <w:comment w:id="157" w:author="Luttik, Daan" w:date="2026-06-12T23:45:00Z" w:initials="DL">
     <w:p>
       <w:pPr>
         <w:pStyle w:val="CommentText"/>
@@ -27215,11 +27545,11 @@
       <w:r>
         <w:instrText>HYPERLINK "mailto:s.beninger@nyenrode.nl"</w:instrText>
       </w:r>
-      <w:bookmarkStart w:id="155" w:name="_@_4D2E2173561E4304BBB44C940BFC8766Z"/>
+      <w:bookmarkStart w:id="161" w:name="_@_4D2E2173561E4304BBB44C940BFC8766Z"/>
       <w:r>
         <w:fldChar w:fldCharType="separate"/>
       </w:r>
-      <w:bookmarkEnd w:id="155"/>
+      <w:bookmarkEnd w:id="161"/>
       <w:r>
         <w:rPr>
           <w:rStyle w:val="Mention"/>
@@ -27235,7 +27565,7 @@
       </w:r>
     </w:p>
   </w:comment>
-  <w:comment w:id="152" w:author="Beninger, Stefanie" w:date="2026-06-13T14:14:00Z" w:initials="SB">
+  <w:comment w:id="158" w:author="Beninger, Stefanie" w:date="2026-06-13T14:14:00Z" w:initials="SB">
     <w:p>
       <w:pPr>
         <w:pStyle w:val="CommentText"/>
@@ -27255,7 +27585,7 @@
       </w:r>
     </w:p>
   </w:comment>
-  <w:comment w:id="156" w:author="Luttik, Daan" w:date="2026-06-12T15:33:00Z" w:initials="DL">
+  <w:comment w:id="162" w:author="Luttik, Daan" w:date="2026-06-12T15:33:00Z" w:initials="DL">
     <w:p>
       <w:pPr>
         <w:pStyle w:val="CommentText"/>
@@ -27272,7 +27602,7 @@
       </w:r>
     </w:p>
   </w:comment>
-  <w:comment w:id="158" w:author="Luttik, Daan" w:date="2026-06-12T22:15:00Z" w:initials="DL">
+  <w:comment w:id="164" w:author="Luttik, Daan" w:date="2026-06-12T22:15:00Z" w:initials="DL">
     <w:p>
       <w:pPr>
         <w:pStyle w:val="CommentText"/>
@@ -27290,11 +27620,11 @@
       <w:r>
         <w:instrText>HYPERLINK "mailto:s.beninger@nyenrode.nl"</w:instrText>
       </w:r>
-      <w:bookmarkStart w:id="160" w:name="_@_F74A959799DE4D9F825B4C2BF7D4BEECZ"/>
+      <w:bookmarkStart w:id="166" w:name="_@_F74A959799DE4D9F825B4C2BF7D4BEECZ"/>
       <w:r>
         <w:fldChar w:fldCharType="separate"/>
       </w:r>
-      <w:bookmarkEnd w:id="160"/>
+      <w:bookmarkEnd w:id="166"/>
       <w:r>
         <w:rPr>
           <w:rStyle w:val="Mention"/>
@@ -27337,7 +27667,7 @@
       </w:r>
     </w:p>
   </w:comment>
-  <w:comment w:id="159" w:author="Beninger, Stefanie" w:date="2026-06-13T14:16:00Z" w:initials="SB">
+  <w:comment w:id="165" w:author="Beninger, Stefanie" w:date="2026-06-13T14:16:00Z" w:initials="SB">
     <w:p>
       <w:pPr>
         <w:pStyle w:val="CommentText"/>
@@ -27357,7 +27687,7 @@
       </w:r>
     </w:p>
   </w:comment>
-  <w:comment w:id="161" w:author="Beninger, Stefanie" w:date="2026-06-13T14:17:00Z" w:initials="SB">
+  <w:comment w:id="167" w:author="Beninger, Stefanie" w:date="2026-06-13T14:17:00Z" w:initials="SB">
     <w:p>
       <w:pPr>
         <w:pStyle w:val="CommentText"/>
@@ -27377,7 +27707,7 @@
       </w:r>
     </w:p>
   </w:comment>
-  <w:comment w:id="163" w:author="Beninger, Stefanie" w:date="2026-06-10T14:26:00Z" w:initials="BS">
+  <w:comment w:id="169" w:author="Claude" w:date="2026-07-09T00:00:00Z" w:initials="C">
     <w:p>
       <w:pPr>
         <w:pStyle w:val="CommentText"/>
@@ -27389,11 +27719,27 @@
         <w:annotationRef/>
       </w:r>
       <w:r>
+        <w:t>Trimmed the repeated 'CTO's best friend' quote/explanation here: it's the same interviewee, same quote, same point already made one paragraph earlier (4.2.2's opening). Kept this paragraph's non-redundant content (no clear pattern of altering these conditions).</w:t>
+      </w:r>
+    </w:p>
+  </w:comment>
+  <w:comment w:id="170" w:author="Beninger, Stefanie" w:date="2026-06-10T14:26:00Z" w:initials="BS">
+    <w:p>
+      <w:pPr>
+        <w:pStyle w:val="CommentText"/>
+      </w:pPr>
+      <w:r>
+        <w:rPr>
+          <w:rStyle w:val="CommentReference"/>
+        </w:rPr>
+        <w:annotationRef/>
+      </w:r>
+      <w:r>
         <w:t>I would suggest to further synthesize and reduce this section - it is related to capabilities around data and the technical - this can be moved upwards into the part talking about lack of capabilities (page 30) to avoid repetition and enhance coherence, depth, clarity</w:t>
       </w:r>
     </w:p>
   </w:comment>
-  <w:comment w:id="166" w:author="Luttik, Daan" w:date="2026-06-12T11:03:00Z" w:initials="DL">
+  <w:comment w:id="173" w:author="Luttik, Daan" w:date="2026-06-12T11:03:00Z" w:initials="DL">
     <w:p>
       <w:pPr>
         <w:pStyle w:val="CommentText"/>
@@ -27410,7 +27756,7 @@
       </w:r>
     </w:p>
   </w:comment>
-  <w:comment w:id="169" w:author="Luttik, Daan" w:date="2026-06-12T11:11:00Z" w:initials="DL">
+  <w:comment w:id="176" w:author="Luttik, Daan" w:date="2026-06-12T11:11:00Z" w:initials="DL">
     <w:p>
       <w:pPr>
         <w:pStyle w:val="CommentText"/>
@@ -27427,7 +27773,7 @@
       </w:r>
     </w:p>
   </w:comment>
-  <w:comment w:id="167" w:author="Luttik, Daan" w:date="2026-06-12T16:10:00Z" w:initials="DL">
+  <w:comment w:id="174" w:author="Luttik, Daan" w:date="2026-06-12T16:10:00Z" w:initials="DL">
     <w:p>
       <w:pPr>
         <w:pStyle w:val="CommentText"/>
@@ -27444,7 +27790,7 @@
       </w:r>
     </w:p>
   </w:comment>
-  <w:comment w:id="168" w:author="Luttik, Daan" w:date="2026-06-12T16:10:00Z" w:initials="DL">
+  <w:comment w:id="175" w:author="Luttik, Daan" w:date="2026-06-12T16:10:00Z" w:initials="DL">
     <w:p>
       <w:pPr>
         <w:pStyle w:val="CommentText"/>
@@ -27461,7 +27807,7 @@
       </w:r>
     </w:p>
   </w:comment>
-  <w:comment w:id="170" w:author="Beninger, Stefanie" w:date="2026-06-13T14:21:00Z" w:initials="SB">
+  <w:comment w:id="177" w:author="Beninger, Stefanie" w:date="2026-06-13T14:21:00Z" w:initials="SB">
     <w:p>
       <w:pPr>
         <w:pStyle w:val="CommentText"/>
@@ -27481,7 +27827,7 @@
       </w:r>
     </w:p>
   </w:comment>
-  <w:comment w:id="172" w:author="Luttik, Daan" w:date="2026-06-11T21:03:00Z" w:initials="DL">
+  <w:comment w:id="179" w:author="Luttik, Daan" w:date="2026-06-11T21:03:00Z" w:initials="DL">
     <w:p>
       <w:pPr>
         <w:pStyle w:val="CommentText"/>
@@ -27498,7 +27844,7 @@
       </w:r>
     </w:p>
   </w:comment>
-  <w:comment w:id="173" w:author="Beninger, Stefanie" w:date="2026-06-10T14:37:00Z" w:initials="BS">
+  <w:comment w:id="180" w:author="Beninger, Stefanie" w:date="2026-06-10T14:37:00Z" w:initials="BS">
     <w:p>
       <w:pPr>
         <w:pStyle w:val="CommentText"/>
@@ -27514,7 +27860,7 @@
       </w:r>
     </w:p>
   </w:comment>
-  <w:comment w:id="175" w:author="Beninger, Stefanie" w:date="2026-06-13T14:23:00Z" w:initials="SB">
+  <w:comment w:id="182" w:author="Beninger, Stefanie" w:date="2026-06-13T14:23:00Z" w:initials="SB">
     <w:p>
       <w:pPr>
         <w:pStyle w:val="CommentText"/>
@@ -27534,7 +27880,7 @@
       </w:r>
     </w:p>
   </w:comment>
-  <w:comment w:id="174" w:author="Beninger, Stefanie" w:date="2026-06-13T14:23:00Z" w:initials="SB">
+  <w:comment w:id="181" w:author="Beninger, Stefanie" w:date="2026-06-13T14:23:00Z" w:initials="SB">
     <w:p>
       <w:pPr>
         <w:pStyle w:val="CommentText"/>
@@ -27554,7 +27900,7 @@
       </w:r>
     </w:p>
   </w:comment>
-  <w:comment w:id="178" w:author="Daan Luttik" w:date="2026-05-25T16:35:00Z" w:initials="">
+  <w:comment w:id="185" w:author="Daan Luttik" w:date="2026-05-25T16:35:00Z" w:initials="">
     <w:p>
       <w:pPr>
         <w:widowControl w:val="0"/>
@@ -27587,7 +27933,7 @@
       </w:r>
     </w:p>
   </w:comment>
-  <w:comment w:id="179" w:author="Beninger, Stefanie" w:date="2026-06-10T14:43:00Z" w:initials="BS">
+  <w:comment w:id="186" w:author="Beninger, Stefanie" w:date="2026-06-10T14:43:00Z" w:initials="BS">
     <w:p>
       <w:pPr>
         <w:pStyle w:val="CommentText"/>
@@ -27603,7 +27949,7 @@
       </w:r>
     </w:p>
   </w:comment>
-  <w:comment w:id="180" w:author="Beninger, Stefanie" w:date="2026-06-13T14:25:00Z" w:initials="SB">
+  <w:comment w:id="187" w:author="Beninger, Stefanie" w:date="2026-06-13T14:25:00Z" w:initials="SB">
     <w:p>
       <w:pPr>
         <w:pStyle w:val="CommentText"/>
@@ -27623,7 +27969,7 @@
       </w:r>
     </w:p>
   </w:comment>
-  <w:comment w:id="181" w:author="Beninger, Stefanie" w:date="2026-06-10T14:45:00Z" w:initials="BS">
+  <w:comment w:id="188" w:author="Beninger, Stefanie" w:date="2026-06-10T14:45:00Z" w:initials="BS">
     <w:p>
       <w:pPr>
         <w:pStyle w:val="CommentText"/>
@@ -27639,7 +27985,7 @@
       </w:r>
     </w:p>
   </w:comment>
-  <w:comment w:id="182" w:author="Luttik, Daan" w:date="2026-06-12T23:34:00Z" w:initials="DL">
+  <w:comment w:id="189" w:author="Luttik, Daan" w:date="2026-06-12T23:34:00Z" w:initials="DL">
     <w:p>
       <w:pPr>
         <w:pStyle w:val="CommentText"/>
@@ -27656,7 +28002,7 @@
       </w:r>
     </w:p>
   </w:comment>
-  <w:comment w:id="184" w:author="Beninger, Stefanie" w:date="2026-06-10T14:44:00Z" w:initials="BS">
+  <w:comment w:id="191" w:author="Beninger, Stefanie" w:date="2026-06-10T14:44:00Z" w:initials="BS">
     <w:p>
       <w:pPr>
         <w:pStyle w:val="CommentText"/>
@@ -27672,7 +28018,7 @@
       </w:r>
     </w:p>
   </w:comment>
-  <w:comment w:id="185" w:author="Beninger, Stefanie" w:date="2026-06-10T14:44:00Z" w:initials="BS">
+  <w:comment w:id="192" w:author="Beninger, Stefanie" w:date="2026-06-10T14:44:00Z" w:initials="BS">
     <w:p>
       <w:pPr>
         <w:pStyle w:val="CommentText"/>
@@ -27688,7 +28034,7 @@
       </w:r>
     </w:p>
   </w:comment>
-  <w:comment w:id="186" w:author="Beninger, Stefanie" w:date="2026-06-10T14:45:00Z" w:initials="BS">
+  <w:comment w:id="193" w:author="Beninger, Stefanie" w:date="2026-06-10T14:45:00Z" w:initials="BS">
     <w:p>
       <w:pPr>
         <w:pStyle w:val="CommentText"/>
@@ -27704,7 +28050,7 @@
       </w:r>
     </w:p>
   </w:comment>
-  <w:comment w:id="189" w:author="Beninger, Stefanie" w:date="2026-06-13T14:29:00Z" w:initials="SB">
+  <w:comment w:id="196" w:author="Beninger, Stefanie" w:date="2026-06-13T14:29:00Z" w:initials="SB">
     <w:p>
       <w:pPr>
         <w:pStyle w:val="CommentText"/>
@@ -27724,7 +28070,7 @@
       </w:r>
     </w:p>
   </w:comment>
-  <w:comment w:id="190" w:author="Luttik, Daan" w:date="2026-06-11T21:04:00Z" w:initials="DL">
+  <w:comment w:id="197" w:author="Luttik, Daan" w:date="2026-06-11T21:04:00Z" w:initials="DL">
     <w:p>
       <w:pPr>
         <w:pStyle w:val="CommentText"/>
@@ -27741,7 +28087,7 @@
       </w:r>
     </w:p>
   </w:comment>
-  <w:comment w:id="191" w:author="Luttik, Daan" w:date="2026-06-12T23:33:00Z" w:initials="DL">
+  <w:comment w:id="198" w:author="Luttik, Daan" w:date="2026-06-12T23:33:00Z" w:initials="DL">
     <w:p>
       <w:pPr>
         <w:pStyle w:val="CommentText"/>
@@ -27759,11 +28105,11 @@
       <w:r>
         <w:instrText>HYPERLINK "mailto:s.beninger@nyenrode.nl"</w:instrText>
       </w:r>
-      <w:bookmarkStart w:id="192" w:name="_@_966A57235E2841AB9D1C216A25F44671Z"/>
+      <w:bookmarkStart w:id="199" w:name="_@_966A57235E2841AB9D1C216A25F44671Z"/>
       <w:r>
         <w:fldChar w:fldCharType="separate"/>
       </w:r>
-      <w:bookmarkEnd w:id="192"/>
+      <w:bookmarkEnd w:id="199"/>
       <w:r>
         <w:rPr>
           <w:rStyle w:val="Mention"/>
@@ -27779,7 +28125,7 @@
       </w:r>
     </w:p>
   </w:comment>
-  <w:comment w:id="194" w:author="Luttik, Daan" w:date="2026-06-14T20:26:00Z" w:initials="DL">
+  <w:comment w:id="201" w:author="Luttik, Daan" w:date="2026-06-14T20:26:00Z" w:initials="DL">
     <w:p>
       <w:pPr>
         <w:pStyle w:val="CommentText"/>
@@ -27796,7 +28142,7 @@
       </w:r>
     </w:p>
   </w:comment>
-  <w:comment w:id="196" w:author="Beninger, Stefanie" w:date="2026-06-10T15:03:00Z" w:initials="BS">
+  <w:comment w:id="203" w:author="Beninger, Stefanie" w:date="2026-06-10T15:03:00Z" w:initials="BS">
     <w:p>
       <w:pPr>
         <w:pStyle w:val="CommentText"/>
@@ -27812,7 +28158,7 @@
       </w:r>
     </w:p>
   </w:comment>
-  <w:comment w:id="197" w:author="Luttik, Daan" w:date="2026-06-09T19:07:00Z" w:initials="DL">
+  <w:comment w:id="204" w:author="Luttik, Daan" w:date="2026-06-09T19:07:00Z" w:initials="DL">
     <w:p>
       <w:pPr>
         <w:pStyle w:val="CommentText"/>
@@ -27829,7 +28175,7 @@
       </w:r>
     </w:p>
   </w:comment>
-  <w:comment w:id="198" w:author="Beninger, Stefanie" w:date="2026-06-10T15:02:00Z" w:initials="BS">
+  <w:comment w:id="205" w:author="Beninger, Stefanie" w:date="2026-06-10T15:02:00Z" w:initials="BS">
     <w:p>
       <w:pPr>
         <w:pStyle w:val="CommentText"/>
@@ -27845,7 +28191,7 @@
       </w:r>
     </w:p>
   </w:comment>
-  <w:comment w:id="199" w:author="Stefanie B." w:date="2026-05-11T12:54:00Z" w:initials="">
+  <w:comment w:id="206" w:author="Stefanie B." w:date="2026-05-11T12:54:00Z" w:initials="">
     <w:p>
       <w:pPr>
         <w:widowControl w:val="0"/>
@@ -27878,7 +28224,7 @@
       </w:r>
     </w:p>
   </w:comment>
-  <w:comment w:id="200" w:author="Beninger, Stefanie" w:date="2026-06-10T15:03:00Z" w:initials="BS">
+  <w:comment w:id="207" w:author="Beninger, Stefanie" w:date="2026-06-10T15:03:00Z" w:initials="BS">
     <w:p>
       <w:pPr>
         <w:pStyle w:val="CommentText"/>
@@ -27894,7 +28240,7 @@
       </w:r>
     </w:p>
   </w:comment>
-  <w:comment w:id="195" w:author="Beninger, Stefanie" w:date="2026-06-10T15:03:00Z" w:initials="BS">
+  <w:comment w:id="202" w:author="Beninger, Stefanie" w:date="2026-06-10T15:03:00Z" w:initials="BS">
     <w:p>
       <w:pPr>
         <w:pStyle w:val="CommentText"/>
@@ -27910,7 +28256,7 @@
       </w:r>
     </w:p>
   </w:comment>
-  <w:comment w:id="202" w:author="Luttik, Daan" w:date="2026-06-14T09:53:00Z" w:initials="DL">
+  <w:comment w:id="209" w:author="Luttik, Daan" w:date="2026-06-14T09:53:00Z" w:initials="DL">
     <w:p>
       <w:pPr>
         <w:pStyle w:val="CommentText"/>
@@ -27927,7 +28273,7 @@
       </w:r>
     </w:p>
   </w:comment>
-  <w:comment w:id="205" w:author="Beninger, Stefanie" w:date="2026-06-10T15:07:00Z" w:initials="BS">
+  <w:comment w:id="212" w:author="Beninger, Stefanie" w:date="2026-06-10T15:07:00Z" w:initials="BS">
     <w:p>
       <w:pPr>
         <w:pStyle w:val="CommentText"/>
@@ -27943,7 +28289,7 @@
       </w:r>
     </w:p>
   </w:comment>
-  <w:comment w:id="206" w:author="" w:initials="">
+  <w:comment w:id="213" w:author="" w:initials="">
     <w:p>
       <w:pPr>
         <w:pStyle w:val="CommentText"/>
@@ -27953,67 +28299,6 @@
           <w:rStyle w:val="CommentReference"/>
         </w:rPr>
         <w:annotationRef/>
-      </w:r>
-    </w:p>
-  </w:comment>
-  <w:comment w:id="207" w:author="" w:initials="">
-    <w:p>
-      <w:pPr>
-        <w:pStyle w:val="CommentText"/>
-      </w:pPr>
-      <w:r>
-        <w:rPr>
-          <w:rStyle w:val="CommentReference"/>
-        </w:rPr>
-        <w:annotationRef/>
-      </w:r>
-    </w:p>
-  </w:comment>
-  <w:comment w:id="208" w:author="Beninger, Stefanie" w:date="2026-06-10T15:07:00Z" w:initials="BS">
-    <w:p>
-      <w:pPr>
-        <w:pStyle w:val="CommentText"/>
-      </w:pPr>
-      <w:r>
-        <w:rPr>
-          <w:rStyle w:val="CommentReference"/>
-        </w:rPr>
-        <w:annotationRef/>
-      </w:r>
-      <w:r>
-        <w:t>avoid using 'this' and 'it' with a subject... check the thesis for this</w:t>
-      </w:r>
-    </w:p>
-  </w:comment>
-  <w:comment w:id="210" w:author="Beninger, Stefanie" w:date="2026-06-10T15:07:00Z" w:initials="BS">
-    <w:p>
-      <w:pPr>
-        <w:pStyle w:val="CommentText"/>
-      </w:pPr>
-      <w:r>
-        <w:rPr>
-          <w:rStyle w:val="CommentReference"/>
-        </w:rPr>
-        <w:annotationRef/>
-      </w:r>
-      <w:r>
-        <w:t>no need to italizs</w:t>
-      </w:r>
-    </w:p>
-  </w:comment>
-  <w:comment w:id="213" w:author="Beninger, Stefanie" w:date="2026-06-10T15:12:00Z" w:initials="BS">
-    <w:p>
-      <w:pPr>
-        <w:pStyle w:val="CommentText"/>
-      </w:pPr>
-      <w:r>
-        <w:rPr>
-          <w:rStyle w:val="CommentReference"/>
-        </w:rPr>
-        <w:annotationRef/>
-      </w:r>
-      <w:r>
-        <w:t xml:space="preserve">cite the works here and list what it is that they signaled </w:t>
       </w:r>
     </w:p>
   </w:comment>
@@ -28030,7 +28315,7 @@
       </w:r>
     </w:p>
   </w:comment>
-  <w:comment w:id="215" w:author="" w:initials="">
+  <w:comment w:id="215" w:author="Beninger, Stefanie" w:date="2026-06-10T15:07:00Z" w:initials="BS">
     <w:p>
       <w:pPr>
         <w:pStyle w:val="CommentText"/>
@@ -28041,9 +28326,12 @@
         </w:rPr>
         <w:annotationRef/>
       </w:r>
+      <w:r>
+        <w:t>avoid using 'this' and 'it' with a subject... check the thesis for this</w:t>
+      </w:r>
     </w:p>
   </w:comment>
-  <w:comment w:id="216" w:author="Beninger, Stefanie" w:date="2026-06-10T15:12:00Z" w:initials="BS">
+  <w:comment w:id="217" w:author="Beninger, Stefanie" w:date="2026-06-10T15:07:00Z" w:initials="BS">
     <w:p>
       <w:pPr>
         <w:pStyle w:val="CommentText"/>
@@ -28055,11 +28343,69 @@
         <w:annotationRef/>
       </w:r>
       <w:r>
+        <w:t>no need to italizs</w:t>
+      </w:r>
+    </w:p>
+  </w:comment>
+  <w:comment w:id="220" w:author="Beninger, Stefanie" w:date="2026-06-10T15:12:00Z" w:initials="BS">
+    <w:p>
+      <w:pPr>
+        <w:pStyle w:val="CommentText"/>
+      </w:pPr>
+      <w:r>
+        <w:rPr>
+          <w:rStyle w:val="CommentReference"/>
+        </w:rPr>
+        <w:annotationRef/>
+      </w:r>
+      <w:r>
+        <w:t xml:space="preserve">cite the works here and list what it is that they signaled </w:t>
+      </w:r>
+    </w:p>
+  </w:comment>
+  <w:comment w:id="221" w:author="" w:initials="">
+    <w:p>
+      <w:pPr>
+        <w:pStyle w:val="CommentText"/>
+      </w:pPr>
+      <w:r>
+        <w:rPr>
+          <w:rStyle w:val="CommentReference"/>
+        </w:rPr>
+        <w:annotationRef/>
+      </w:r>
+    </w:p>
+  </w:comment>
+  <w:comment w:id="222" w:author="" w:initials="">
+    <w:p>
+      <w:pPr>
+        <w:pStyle w:val="CommentText"/>
+      </w:pPr>
+      <w:r>
+        <w:rPr>
+          <w:rStyle w:val="CommentReference"/>
+        </w:rPr>
+        <w:annotationRef/>
+      </w:r>
+    </w:p>
+  </w:comment>
+  <w:comment w:id="223" w:author="Beninger, Stefanie" w:date="2026-06-10T15:12:00Z" w:initials="BS">
+    <w:p>
+      <w:pPr>
+        <w:pStyle w:val="CommentText"/>
+      </w:pPr>
+      <w:r>
+        <w:rPr>
+          <w:rStyle w:val="CommentReference"/>
+        </w:rPr>
+        <w:annotationRef/>
+      </w:r>
+      <w:r>
         <w:t>which ones?</w:t>
       </w:r>
     </w:p>
   </w:comment>
-  <w:comment w:id="217" w:author="Beninger, Stefanie" w:date="2026-06-10T15:12:00Z" w:initials="BS">
+  <w:comment w:id="224" w:author="Beninger, Stefanie" w:date="2026-06-10T15:12:00Z" w:initials="BS">
     <w:p>
       <w:pPr>
         <w:pStyle w:val="CommentText"/>
@@ -28075,7 +28421,7 @@
       </w:r>
     </w:p>
   </w:comment>
-  <w:comment w:id="204" w:author="Luttik, Daan" w:date="2026-06-14T09:55:00Z" w:initials="DL">
+  <w:comment w:id="211" w:author="Luttik, Daan" w:date="2026-06-14T09:55:00Z" w:initials="DL">
     <w:p>
       <w:pPr>
         <w:pStyle w:val="CommentText"/>
@@ -28092,7 +28438,7 @@
       </w:r>
     </w:p>
   </w:comment>
-  <w:comment w:id="219" w:author="Beninger, Stefanie" w:date="2026-06-10T15:13:00Z" w:initials="BS">
+  <w:comment w:id="226" w:author="Beninger, Stefanie" w:date="2026-06-10T15:13:00Z" w:initials="BS">
     <w:p>
       <w:pPr>
         <w:pStyle w:val="CommentText"/>
@@ -28108,7 +28454,7 @@
       </w:r>
     </w:p>
   </w:comment>
-  <w:comment w:id="218" w:author="Beninger, Stefanie" w:date="2026-06-13T14:04:00Z" w:initials="SB">
+  <w:comment w:id="225" w:author="Beninger, Stefanie" w:date="2026-06-13T14:04:00Z" w:initials="SB">
     <w:p>
       <w:pPr>
         <w:pStyle w:val="CommentText"/>
@@ -28128,7 +28474,7 @@
       </w:r>
     </w:p>
   </w:comment>
-  <w:comment w:id="220" w:author="Beninger, Stefanie" w:date="2026-06-10T15:16:00Z" w:initials="BS">
+  <w:comment w:id="227" w:author="Beninger, Stefanie" w:date="2026-06-10T15:16:00Z" w:initials="BS">
     <w:p>
       <w:pPr>
         <w:pStyle w:val="CommentText"/>
@@ -28144,7 +28490,7 @@
       </w:r>
     </w:p>
   </w:comment>
-  <w:comment w:id="221" w:author="Beninger, Stefanie" w:date="2026-06-10T15:18:00Z" w:initials="BS">
+  <w:comment w:id="228" w:author="Beninger, Stefanie" w:date="2026-06-10T15:18:00Z" w:initials="BS">
     <w:p>
       <w:pPr>
         <w:pStyle w:val="CommentText"/>
@@ -28160,7 +28506,7 @@
       </w:r>
     </w:p>
   </w:comment>
-  <w:comment w:id="222" w:author="Beninger, Stefanie" w:date="2026-06-10T15:19:00Z" w:initials="BS">
+  <w:comment w:id="229" w:author="Beninger, Stefanie" w:date="2026-06-10T15:19:00Z" w:initials="BS">
     <w:p>
       <w:pPr>
         <w:pStyle w:val="CommentText"/>
@@ -28176,7 +28522,7 @@
       </w:r>
     </w:p>
   </w:comment>
-  <w:comment w:id="223" w:author="Beninger, Stefanie" w:date="2026-06-10T15:20:00Z" w:initials="BS">
+  <w:comment w:id="230" w:author="Beninger, Stefanie" w:date="2026-06-10T15:20:00Z" w:initials="BS">
     <w:p>
       <w:pPr>
         <w:pStyle w:val="CommentText"/>
@@ -28192,7 +28538,7 @@
       </w:r>
     </w:p>
   </w:comment>
-  <w:comment w:id="224" w:author="Luttik, Daan" w:date="2026-06-14T11:31:00Z" w:initials="DL">
+  <w:comment w:id="231" w:author="Luttik, Daan" w:date="2026-06-14T11:31:00Z" w:initials="DL">
     <w:p>
       <w:pPr>
         <w:pStyle w:val="CommentText"/>
@@ -28209,7 +28555,7 @@
       </w:r>
     </w:p>
   </w:comment>
-  <w:comment w:id="225" w:author="Luttik, Daan" w:date="2026-06-14T17:32:00Z" w:initials="DL">
+  <w:comment w:id="232" w:author="Luttik, Daan" w:date="2026-06-14T17:32:00Z" w:initials="DL">
     <w:p>
       <w:pPr>
         <w:pStyle w:val="CommentText"/>
@@ -28226,7 +28572,7 @@
       </w:r>
     </w:p>
   </w:comment>
-  <w:comment w:id="227" w:author="Luttik, Daan" w:date="2026-06-14T19:27:00Z" w:initials="DL">
+  <w:comment w:id="234" w:author="Luttik, Daan" w:date="2026-06-14T19:27:00Z" w:initials="DL">
     <w:p>
       <w:pPr>
         <w:pStyle w:val="CommentText"/>
@@ -28243,7 +28589,7 @@
       </w:r>
     </w:p>
   </w:comment>
-  <w:comment w:id="228" w:author="Luttik, Daan" w:date="2026-06-14T18:19:00Z" w:initials="DL">
+  <w:comment w:id="235" w:author="Luttik, Daan" w:date="2026-06-14T18:19:00Z" w:initials="DL">
     <w:p>
       <w:pPr>
         <w:pStyle w:val="CommentText"/>
@@ -28260,7 +28606,7 @@
       </w:r>
     </w:p>
   </w:comment>
-  <w:comment w:id="229" w:author="Beninger, Stefanie" w:date="2026-06-10T15:07:00Z" w:initials="BS">
+  <w:comment w:id="237" w:author="Claude" w:date="2026-07-09T00:00:00Z" w:initials="C">
     <w:p>
       <w:pPr>
         <w:pStyle w:val="CommentText"/>
@@ -28272,11 +28618,27 @@
         <w:annotationRef/>
       </w:r>
       <w:r>
+        <w:t>This sentence ('digital leaders should become business leaders' / 'marketing leaders should also become digital leaders...') is close to verbatim the same claim made in 5.1 (paragraph on Fernandez-Vidal et al., 2022). Consider stating it once and cross-referencing from the other section.</w:t>
+      </w:r>
+    </w:p>
+  </w:comment>
+  <w:comment w:id="236" w:author="Beninger, Stefanie" w:date="2026-06-10T15:07:00Z" w:initials="BS">
+    <w:p>
+      <w:pPr>
+        <w:pStyle w:val="CommentText"/>
+      </w:pPr>
+      <w:r>
+        <w:rPr>
+          <w:rStyle w:val="CommentReference"/>
+        </w:rPr>
+        <w:annotationRef/>
+      </w:r>
+      <w:r>
         <w:t xml:space="preserve">Cool! If it is then that you think the reverse - that business leaders need to become digital leaders? Then explicitly state that in a 'laymans' sentence. </w:t>
       </w:r>
     </w:p>
   </w:comment>
-  <w:comment w:id="231" w:author="Beninger, Stefanie" w:date="2026-06-10T15:26:00Z" w:initials="BS">
+  <w:comment w:id="239" w:author="Beninger, Stefanie" w:date="2026-06-10T15:26:00Z" w:initials="BS">
     <w:p>
       <w:pPr>
         <w:pStyle w:val="CommentText"/>
@@ -28292,7 +28654,7 @@
       </w:r>
     </w:p>
   </w:comment>
-  <w:comment w:id="232" w:author="" w:initials="">
+  <w:comment w:id="240" w:author="" w:initials="">
     <w:p>
       <w:pPr>
         <w:pStyle w:val="CommentText"/>
@@ -28305,7 +28667,7 @@
       </w:r>
     </w:p>
   </w:comment>
-  <w:comment w:id="233" w:author="" w:initials="">
+  <w:comment w:id="241" w:author="" w:initials="">
     <w:p>
       <w:pPr>
         <w:pStyle w:val="CommentText"/>
@@ -28318,7 +28680,7 @@
       </w:r>
     </w:p>
   </w:comment>
-  <w:comment w:id="234" w:author="Beninger, Stefanie" w:date="2026-06-10T15:26:00Z" w:initials="BS">
+  <w:comment w:id="242" w:author="Beninger, Stefanie" w:date="2026-06-10T15:26:00Z" w:initials="BS">
     <w:p>
       <w:pPr>
         <w:pStyle w:val="CommentText"/>
@@ -28334,7 +28696,7 @@
       </w:r>
     </w:p>
   </w:comment>
-  <w:comment w:id="235" w:author="Beninger, Stefanie" w:date="2026-06-10T15:27:00Z" w:initials="BS">
+  <w:comment w:id="243" w:author="Beninger, Stefanie" w:date="2026-06-10T15:27:00Z" w:initials="BS">
     <w:p>
       <w:pPr>
         <w:pStyle w:val="CommentText"/>
@@ -28350,7 +28712,7 @@
       </w:r>
     </w:p>
   </w:comment>
-  <w:comment w:id="236" w:author="Beninger, Stefanie" w:date="2026-06-10T15:27:00Z" w:initials="BS">
+  <w:comment w:id="244" w:author="Beninger, Stefanie" w:date="2026-06-10T15:27:00Z" w:initials="BS">
     <w:p>
       <w:pPr>
         <w:pStyle w:val="CommentText"/>
@@ -28366,7 +28728,7 @@
       </w:r>
     </w:p>
   </w:comment>
-  <w:comment w:id="237" w:author="" w:initials="">
+  <w:comment w:id="245" w:author="" w:initials="">
     <w:p>
       <w:pPr>
         <w:pStyle w:val="CommentText"/>
@@ -28379,7 +28741,7 @@
       </w:r>
     </w:p>
   </w:comment>
-  <w:comment w:id="238" w:author="Beninger, Stefanie" w:date="2026-06-10T15:29:00Z" w:initials="BS">
+  <w:comment w:id="246" w:author="Claude" w:date="2026-07-09T00:00:00Z" w:initials="C">
     <w:p>
       <w:pPr>
         <w:pStyle w:val="CommentText"/>
@@ -28391,11 +28753,11 @@
         <w:annotationRef/>
       </w:r>
       <w:r>
-        <w:t xml:space="preserve">revisit once you have revised the findings </w:t>
+        <w:t>Found a garbled, duplicated sentence here starting 'how s seems to rarely analyze...' -- it restated the same point as the sentence before it (this research doesn't examine how technical features/configurations affect outcomes) and contained what looks like a typo fragment ('how s'). Deleted it; also fixed the comma splice in the sentence it duplicated.</w:t>
       </w:r>
     </w:p>
   </w:comment>
-  <w:comment w:id="239" w:author="Beninger, Stefanie" w:date="2026-06-10T15:30:00Z" w:initials="BS">
+  <w:comment w:id="247" w:author="Beninger, Stefanie" w:date="2026-06-10T15:30:00Z" w:initials="BS">
     <w:p>
       <w:pPr>
         <w:pStyle w:val="CommentText"/>
@@ -28411,7 +28773,7 @@
       </w:r>
     </w:p>
   </w:comment>
-  <w:comment w:id="241" w:author="Beninger, Stefanie" w:date="2026-06-10T15:31:00Z" w:initials="BS">
+  <w:comment w:id="249" w:author="Beninger, Stefanie" w:date="2026-06-10T15:31:00Z" w:initials="BS">
     <w:p>
       <w:pPr>
         <w:pStyle w:val="CommentText"/>
@@ -28427,7 +28789,7 @@
       </w:r>
     </w:p>
   </w:comment>
-  <w:comment w:id="242" w:author="Beninger, Stefanie" w:date="2026-06-10T15:33:00Z" w:initials="BS">
+  <w:comment w:id="250" w:author="Beninger, Stefanie" w:date="2026-06-10T15:33:00Z" w:initials="BS">
     <w:p>
       <w:pPr>
         <w:pStyle w:val="CommentText"/>
@@ -28443,7 +28805,7 @@
       </w:r>
     </w:p>
   </w:comment>
-  <w:comment w:id="244" w:author="Luttik, Daan" w:date="2026-06-14T23:09:00Z" w:initials="DL">
+  <w:comment w:id="252" w:author="Luttik, Daan" w:date="2026-06-14T23:09:00Z" w:initials="DL">
     <w:p>
       <w:pPr>
         <w:pStyle w:val="CommentText"/>
@@ -28460,7 +28822,7 @@
       </w:r>
     </w:p>
   </w:comment>
-  <w:comment w:id="248" w:author="Luttik, Daan" w:date="2026-06-07T21:28:00Z" w:initials="DL">
+  <w:comment w:id="256" w:author="Luttik, Daan" w:date="2026-06-07T21:28:00Z" w:initials="DL">
     <w:p>
       <w:pPr>
         <w:pStyle w:val="CommentText"/>
@@ -28474,6 +28836,54 @@
       </w:r>
       <w:r>
         <w:t>Reconsider later.</w:t>
+      </w:r>
+    </w:p>
+  </w:comment>
+  <w:comment w:id="257" w:author="Claude" w:date="2026-07-09T00:00:00Z" w:initials="C">
+    <w:p>
+      <w:pPr>
+        <w:pStyle w:val="CommentText"/>
+      </w:pPr>
+      <w:r>
+        <w:rPr>
+          <w:rStyle w:val="CommentReference"/>
+        </w:rPr>
+        <w:annotationRef/>
+      </w:r>
+      <w:r>
+        <w:t>Updated to match the structure below: the original said 'five stages' but only four headings exist (Observing / Navigating / Applying / [Mediating or Obtaining] Value Outcomes) -- 'auditing the organizational conditions' and 'steering the organization' read like they were meant to be separate stages but got merged into one Navigating section without updating this sentence. Also changed the ending to 'obtaining the resulting value outcomes' to match the term used everywhere else (Ch1, Ch4.4, Ch5, Ch6, Executive Summary) -- see the paired rename on the heading below. Revert both if 'mediating' was a deliberate, more specific choice for this appendix.</w:t>
+      </w:r>
+    </w:p>
+  </w:comment>
+  <w:comment w:id="261" w:author="Claude" w:date="2026-07-09T00:00:00Z" w:initials="C">
+    <w:p>
+      <w:pPr>
+        <w:pStyle w:val="CommentText"/>
+      </w:pPr>
+      <w:r>
+        <w:rPr>
+          <w:rStyle w:val="CommentReference"/>
+        </w:rPr>
+        <w:annotationRef/>
+      </w:r>
+      <w:r>
+        <w:t>This is the only use case in 4.3 that gets a dedicated, specific checklist item -- analytics/insights, content creation, and generic agents only appear in the parenthetical list in the item above. Ch4.3 has specific findings for each (e.g. data connectivity for analytics per interviewees 3/4/15; validation/governance scaffolding for content per interviewees 6/9/11/16). Could add a parallel one-line item for each -- didn't draft new content here since that's more of an authorial call than a copyedit. Say the word and I'll draft them.</w:t>
+      </w:r>
+    </w:p>
+  </w:comment>
+  <w:comment w:id="263" w:author="Claude" w:date="2026-07-09T00:00:00Z" w:initials="C">
+    <w:p>
+      <w:pPr>
+        <w:pStyle w:val="CommentText"/>
+      </w:pPr>
+      <w:r>
+        <w:rPr>
+          <w:rStyle w:val="CommentReference"/>
+        </w:rPr>
+        <w:annotationRef/>
+      </w:r>
+      <w:r>
+        <w:t>Renamed to match the term used everywhere else in the thesis ('obtaining value outcomes' -- Ch1, Ch4.4, Ch5, Ch6, Executive Summary). Paired with the intro-paragraph edit above.</w:t>
       </w:r>
     </w:p>
   </w:comment>
@@ -28484,8 +28894,8 @@
 <w15:commentsEx xmlns:wpc="http://schemas.microsoft.com/office/word/2010/wordprocessingCanvas" xmlns:cx="http://schemas.microsoft.com/office/drawing/2014/chartex" xmlns:cx1="http://schemas.microsoft.com/office/drawing/2015/9/8/chartex" xmlns:cx2="http://schemas.microsoft.com/office/drawing/2015/10/21/chartex" xmlns:cx3="http://schemas.microsoft.com/office/drawing/2016/5/9/chartex" xmlns:cx4="http://schemas.microsoft.com/office/drawing/2016/5/10/chartex" xmlns:cx5="http://schemas.microsoft.com/office/drawing/2016/5/11/chartex" xmlns:cx6="http://schemas.microsoft.com/office/drawing/2016/5/12/chartex" xmlns:cx7="http://schemas.microsoft.com/office/drawing/2016/5/13/chartex" xmlns:cx8="http://schemas.microsoft.com/office/drawing/2016/5/14/chartex" xmlns:mc="http://schemas.openxmlformats.org/markup-compatibility/2006" xmlns:aink="http://schemas.microsoft.com/office/drawing/2016/ink" xmlns:am3d="http://schemas.microsoft.com/office/drawing/2017/model3d" xmlns:o="urn:schemas-microsoft-com:office:office" xmlns:oel="http://schemas.microsoft.com/office/2019/extlst" xmlns:r="http://schemas.openxmlformats.org/officeDocument/2006/relationships" xmlns:m="http://schemas.openxmlformats.org/officeDocument/2006/math" xmlns:v="urn:schemas-microsoft-com:vml" xmlns:wp14="http://schemas.microsoft.com/office/word/2010/wordprocessingDrawing" xmlns:wp="http://schemas.openxmlformats.org/drawingml/2006/wordprocessingDrawing" xmlns:w10="urn:schemas-microsoft-com:office:word" xmlns:w="http://schemas.openxmlformats.org/wordprocessingml/2006/main" xmlns:w14="http://schemas.microsoft.com/office/word/2010/wordml" xmlns:w15="http://schemas.microsoft.com/office/word/2012/wordml" xmlns:w16cex="http://schemas.microsoft.com/office/word/2018/wordml/cex" xmlns:w16cid="http://schemas.microsoft.com/office/word/2016/wordml/cid" xmlns:w16="http://schemas.microsoft.com/office/word/2018/wordml" xmlns:w16du="http://schemas.microsoft.com/office/word/2023/wordml/word16du" xmlns:w16sdtdh="http://schemas.microsoft.com/office/word/2020/wordml/sdtdatahash" xmlns:w16sdtfl="http://schemas.microsoft.com/office/word/2024/wordml/sdtformatlock" xmlns:w16se="http://schemas.microsoft.com/office/word/2015/wordml/symex" xmlns:wpg="http://schemas.microsoft.com/office/word/2010/wordprocessingGroup" xmlns:wpi="http://schemas.microsoft.com/office/word/2010/wordprocessingInk" xmlns:wne="http://schemas.microsoft.com/office/word/2006/wordml" xmlns:wps="http://schemas.microsoft.com/office/word/2010/wordprocessingShape" mc:Ignorable="w14 w15 w16se w16cid w16 w16cex w16sdtdh w16sdtfl w16du wp14">
   <w15:commentEx w15:paraId="0B8B48CF" w15:done="1"/>
   <w15:commentEx w15:paraId="01EAA619" w15:done="1"/>
-  <w15:commentEx w15:paraId="4F59B47D" w15:done="1"/>
   <w15:commentEx w15:paraId="09D9E6E8" w15:done="1"/>
+  <w15:commentEx w15:paraId="0C300001" w15:done="1"/>
   <w15:commentEx w15:paraId="3C6ECAFF" w15:done="1"/>
   <w15:commentEx w15:paraId="449B510B" w15:done="1"/>
   <w15:commentEx w15:paraId="6BE92B1C" w15:done="1"/>
@@ -28532,6 +28942,7 @@
   <w15:commentEx w15:paraId="44AE7C43" w15:done="1"/>
   <w15:commentEx w15:paraId="120E2083" w15:done="1"/>
   <w15:commentEx w15:paraId="4301ED33" w15:done="1"/>
+  <w15:commentEx w15:paraId="0C300002" w15:done="1"/>
   <w15:commentEx w15:paraId="3BF58C6D" w15:done="0"/>
   <w15:commentEx w15:paraId="561915B3" w15:done="0"/>
   <w15:commentEx w15:paraId="1B6267A5" w15:done="0"/>
@@ -28552,11 +28963,15 @@
   <w15:commentEx w15:paraId="186AA0F7" w15:done="1"/>
   <w15:commentEx w15:paraId="4DADDD80" w15:done="1"/>
   <w15:commentEx w15:paraId="22175E91" w15:done="1"/>
+  <w15:commentEx w15:paraId="0C200001" w15:done="0"/>
+  <w15:commentEx w15:paraId="0C200002" w15:done="0"/>
   <w15:commentEx w15:paraId="0C1A0001" w15:done="1"/>
+  <w15:commentEx w15:paraId="0C200003" w15:done="1"/>
   <w15:commentEx w15:paraId="0C1A0002" w15:done="1"/>
   <w15:commentEx w15:paraId="5BCBAA79" w15:done="1"/>
   <w15:commentEx w15:paraId="2F57BDA6" w15:done="1"/>
   <w15:commentEx w15:paraId="0C1A0003" w15:done="1"/>
+  <w15:commentEx w15:paraId="0C200006" w15:done="0"/>
   <w15:commentEx w15:paraId="54134D0A" w15:done="1"/>
   <w15:commentEx w15:paraId="090321C1" w15:paraIdParent="54134D0A" w15:done="1"/>
   <w15:commentEx w15:paraId="037F5A45" w15:done="1"/>
@@ -28567,6 +28982,7 @@
   <w15:commentEx w15:paraId="0C1A0004" w15:done="1"/>
   <w15:commentEx w15:paraId="5CD3F50D" w15:done="1"/>
   <w15:commentEx w15:paraId="35DEC75E" w15:paraIdParent="5CD3F50D" w15:done="1"/>
+  <w15:commentEx w15:paraId="0C200004" w15:done="0"/>
   <w15:commentEx w15:paraId="3B8F7620" w15:done="1"/>
   <w15:commentEx w15:paraId="09B38857" w15:paraIdParent="3B8F7620" w15:done="1"/>
   <w15:commentEx w15:paraId="20F10B18" w15:paraIdParent="3B8F7620" w15:done="1"/>
@@ -28611,6 +29027,7 @@
   <w15:commentEx w15:paraId="430EE7A7" w15:done="1"/>
   <w15:commentEx w15:paraId="4C82D5CF" w15:paraIdParent="430EE7A7" w15:done="1"/>
   <w15:commentEx w15:paraId="1DECD98E" w15:done="1"/>
+  <w15:commentEx w15:paraId="0C300003" w15:done="1"/>
   <w15:commentEx w15:paraId="15333CDE" w15:done="1"/>
   <w15:commentEx w15:paraId="2956EBDE" w15:done="1"/>
   <w15:commentEx w15:paraId="6FD157D9" w15:done="1"/>
@@ -28661,20 +29078,24 @@
   <w15:commentEx w15:paraId="71696960" w15:done="1"/>
   <w15:commentEx w15:paraId="355B4A45" w15:done="0"/>
   <w15:commentEx w15:paraId="1BE79CA6" w15:done="0"/>
+  <w15:commentEx w15:paraId="0C300004" w15:done="0"/>
   <w15:commentEx w15:paraId="0E41AEDE" w15:done="1"/>
-  <w15:commentEx w15:paraId="74B246A8" w15:done="0"/>
+  <w15:commentEx w15:paraId="74B246A8" w15:done="1"/>
   <w15:commentEx w15:paraId="386E5830" w15:done="1"/>
   <w15:commentEx w15:paraId="7C39E8D3" w15:done="1"/>
   <w15:commentEx w15:paraId="61AC8DD7" w15:done="1"/>
   <w15:commentEx w15:paraId="010BC082" w15:done="1"/>
   <w15:commentEx w15:paraId="6D32B570" w15:done="1"/>
   <w15:commentEx w15:paraId="20F59D9A" w15:done="1"/>
-  <w15:commentEx w15:paraId="74BA41EE" w15:done="1"/>
+  <w15:commentEx w15:paraId="0C300005" w15:done="0"/>
   <w15:commentEx w15:paraId="7EB6DA13" w15:done="1"/>
   <w15:commentEx w15:paraId="4A9D048D" w15:done="1"/>
   <w15:commentEx w15:paraId="6C8EAFE9" w15:done="1"/>
   <w15:commentEx w15:paraId="594265F5" w15:done="1"/>
   <w15:commentEx w15:paraId="05D2FABE" w15:done="1"/>
+  <w15:commentEx w15:paraId="0C400001" w15:done="1"/>
+  <w15:commentEx w15:paraId="0C400004" w15:done="0"/>
+  <w15:commentEx w15:paraId="0C400002" w15:done="0"/>
 </w15:commentsEx>
 </file>
 
@@ -28682,7 +29103,6 @@
 <w16cex:commentsExtensible xmlns:wpc="http://schemas.microsoft.com/office/word/2010/wordprocessingCanvas" xmlns:cx="http://schemas.microsoft.com/office/drawing/2014/chartex" xmlns:cx1="http://schemas.microsoft.com/office/drawing/2015/9/8/chartex" xmlns:cx2="http://schemas.microsoft.com/office/drawing/2015/10/21/chartex" xmlns:cx3="http://schemas.microsoft.com/office/drawing/2016/5/9/chartex" xmlns:cx4="http://schemas.microsoft.com/office/drawing/2016/5/10/chartex" xmlns:cx5="http://schemas.microsoft.com/office/drawing/2016/5/11/chartex" xmlns:cx6="http://schemas.microsoft.com/office/drawing/2016/5/12/chartex" xmlns:cx7="http://schemas.microsoft.com/office/drawing/2016/5/13/chartex" xmlns:cx8="http://schemas.microsoft.com/office/drawing/2016/5/14/chartex" xmlns:cr="http://schemas.microsoft.com/office/comments/2020/reactions" xmlns:mc="http://schemas.openxmlformats.org/markup-compatibility/2006" xmlns:aink="http://schemas.microsoft.com/office/drawing/2016/ink" xmlns:am3d="http://schemas.microsoft.com/office/drawing/2017/model3d" xmlns:o="urn:schemas-microsoft-com:office:office" xmlns:oel="http://schemas.microsoft.com/office/2019/extlst" xmlns:r="http://schemas.openxmlformats.org/officeDocument/2006/relationships" xmlns:m="http://schemas.openxmlformats.org/officeDocument/2006/math" xmlns:v="urn:schemas-microsoft-com:vml" xmlns:wp14="http://schemas.microsoft.com/office/word/2010/wordprocessingDrawing" xmlns:wp="http://schemas.openxmlformats.org/drawingml/2006/wordprocessingDrawing" xmlns:w10="urn:schemas-microsoft-com:office:word" xmlns:w="http://schemas.openxmlformats.org/wordprocessingml/2006/main" xmlns:w14="http://schemas.microsoft.com/office/word/2010/wordml" xmlns:w15="http://schemas.microsoft.com/office/word/2012/wordml" xmlns:w16cex="http://schemas.microsoft.com/office/word/2018/wordml/cex" xmlns:w16cid="http://schemas.microsoft.com/office/word/2016/wordml/cid" xmlns:w16="http://schemas.microsoft.com/office/word/2018/wordml" xmlns:w16du="http://schemas.microsoft.com/office/word/2023/wordml/word16du" xmlns:w16sdtdh="http://schemas.microsoft.com/office/word/2020/wordml/sdtdatahash" xmlns:w16sdtfl="http://schemas.microsoft.com/office/word/2024/wordml/sdtformatlock" xmlns:w16se="http://schemas.microsoft.com/office/word/2015/wordml/symex" xmlns:wpg="http://schemas.microsoft.com/office/word/2010/wordprocessingGroup" xmlns:wpi="http://schemas.microsoft.com/office/word/2010/wordprocessingInk" xmlns:wne="http://schemas.microsoft.com/office/word/2006/wordml" xmlns:wps="http://schemas.microsoft.com/office/word/2010/wordprocessingShape" mc:Ignorable="w14 w15 w16se w16cid w16 w16cex w16sdtdh w16sdtfl cr w16du wp14">
   <w16cex:commentExtensible w16cex:durableId="507A6D53" w16cex:dateUtc="2026-06-09T20:08:00Z"/>
   <w16cex:commentExtensible w16cex:durableId="6639DE21" w16cex:dateUtc="2026-06-09T20:08:00Z"/>
-  <w16cex:commentExtensible w16cex:durableId="512D665F" w16cex:dateUtc="2026-06-13T17:10:00Z"/>
   <w16cex:commentExtensible w16cex:durableId="71F24D43" w16cex:dateUtc="2026-06-13T12:01:00Z"/>
   <w16cex:commentExtensible w16cex:durableId="0458994D" w16cex:dateUtc="2026-06-13T20:16:00Z"/>
   <w16cex:commentExtensible w16cex:durableId="4AB6A759" w16cex:dateUtc="2026-06-12T09:41:00Z"/>
@@ -28900,7 +29320,6 @@
   <w16cex:commentExtensible w16cex:durableId="5B89CCE8" w16cex:dateUtc="2026-06-10T13:26:00Z"/>
   <w16cex:commentExtensible w16cex:durableId="300D9C02" w16cex:dateUtc="2026-06-10T13:27:00Z"/>
   <w16cex:commentExtensible w16cex:durableId="63E5C0C8" w16cex:dateUtc="2026-06-10T13:27:00Z"/>
-  <w16cex:commentExtensible w16cex:durableId="6B90F659" w16cex:dateUtc="2026-06-10T13:29:00Z"/>
   <w16cex:commentExtensible w16cex:durableId="602B39AF" w16cex:dateUtc="2026-06-10T13:30:00Z"/>
   <w16cex:commentExtensible w16cex:durableId="0974B017" w16cex:dateUtc="2026-06-10T13:31:00Z"/>
   <w16cex:commentExtensible w16cex:durableId="6B1DFA73" w16cex:dateUtc="2026-06-10T13:33:00Z"/>
@@ -28913,8 +29332,8 @@
 <w16cid:commentsIds xmlns:wpc="http://schemas.microsoft.com/office/word/2010/wordprocessingCanvas" xmlns:cx="http://schemas.microsoft.com/office/drawing/2014/chartex" xmlns:cx1="http://schemas.microsoft.com/office/drawing/2015/9/8/chartex" xmlns:cx2="http://schemas.microsoft.com/office/drawing/2015/10/21/chartex" xmlns:cx3="http://schemas.microsoft.com/office/drawing/2016/5/9/chartex" xmlns:cx4="http://schemas.microsoft.com/office/drawing/2016/5/10/chartex" xmlns:cx5="http://schemas.microsoft.com/office/drawing/2016/5/11/chartex" xmlns:cx6="http://schemas.microsoft.com/office/drawing/2016/5/12/chartex" xmlns:cx7="http://schemas.microsoft.com/office/drawing/2016/5/13/chartex" xmlns:cx8="http://schemas.microsoft.com/office/drawing/2016/5/14/chartex" xmlns:mc="http://schemas.openxmlformats.org/markup-compatibility/2006" xmlns:aink="http://schemas.microsoft.com/office/drawing/2016/ink" xmlns:am3d="http://schemas.microsoft.com/office/drawing/2017/model3d" xmlns:o="urn:schemas-microsoft-com:office:office" xmlns:oel="http://schemas.microsoft.com/office/2019/extlst" xmlns:r="http://schemas.openxmlformats.org/officeDocument/2006/relationships" xmlns:m="http://schemas.openxmlformats.org/officeDocument/2006/math" xmlns:v="urn:schemas-microsoft-com:vml" xmlns:wp14="http://schemas.microsoft.com/office/word/2010/wordprocessingDrawing" xmlns:wp="http://schemas.openxmlformats.org/drawingml/2006/wordprocessingDrawing" xmlns:w10="urn:schemas-microsoft-com:office:word" xmlns:w="http://schemas.openxmlformats.org/wordprocessingml/2006/main" xmlns:w14="http://schemas.microsoft.com/office/word/2010/wordml" xmlns:w15="http://schemas.microsoft.com/office/word/2012/wordml" xmlns:w16cex="http://schemas.microsoft.com/office/word/2018/wordml/cex" xmlns:w16cid="http://schemas.microsoft.com/office/word/2016/wordml/cid" xmlns:w16="http://schemas.microsoft.com/office/word/2018/wordml" xmlns:w16du="http://schemas.microsoft.com/office/word/2023/wordml/word16du" xmlns:w16sdtdh="http://schemas.microsoft.com/office/word/2020/wordml/sdtdatahash" xmlns:w16sdtfl="http://schemas.microsoft.com/office/word/2024/wordml/sdtformatlock" xmlns:w16se="http://schemas.microsoft.com/office/word/2015/wordml/symex" xmlns:wpg="http://schemas.microsoft.com/office/word/2010/wordprocessingGroup" xmlns:wpi="http://schemas.microsoft.com/office/word/2010/wordprocessingInk" xmlns:wne="http://schemas.microsoft.com/office/word/2006/wordml" xmlns:wps="http://schemas.microsoft.com/office/word/2010/wordprocessingShape" mc:Ignorable="w14 w15 w16se w16cid w16 w16cex w16sdtdh w16sdtfl w16du wp14">
   <w16cid:commentId w16cid:paraId="0B8B48CF" w16cid:durableId="507A6D53"/>
   <w16cid:commentId w16cid:paraId="01EAA619" w16cid:durableId="6639DE21"/>
-  <w16cid:commentId w16cid:paraId="4F59B47D" w16cid:durableId="512D665F"/>
   <w16cid:commentId w16cid:paraId="09D9E6E8" w16cid:durableId="55D79311"/>
+  <w16cid:commentId w16cid:paraId="0C300001" w16cid:durableId="7F52E95D"/>
   <w16cid:commentId w16cid:paraId="3C6ECAFF" w16cid:durableId="7119C612"/>
   <w16cid:commentId w16cid:paraId="449B510B" w16cid:durableId="71F24D43"/>
   <w16cid:commentId w16cid:paraId="6BE92B1C" w16cid:durableId="0458994D"/>
@@ -28961,6 +29380,7 @@
   <w16cid:commentId w16cid:paraId="44AE7C43" w16cid:durableId="18A3F0FC"/>
   <w16cid:commentId w16cid:paraId="120E2083" w16cid:durableId="5947355D"/>
   <w16cid:commentId w16cid:paraId="4301ED33" w16cid:durableId="3C426A19"/>
+  <w16cid:commentId w16cid:paraId="0C300002" w16cid:durableId="7F52E95E"/>
   <w16cid:commentId w16cid:paraId="3BF58C6D" w16cid:durableId="38619D44"/>
   <w16cid:commentId w16cid:paraId="561915B3" w16cid:durableId="06A212A6"/>
   <w16cid:commentId w16cid:paraId="1B6267A5" w16cid:durableId="73801F68"/>
@@ -28981,11 +29401,15 @@
   <w16cid:commentId w16cid:paraId="186AA0F7" w16cid:durableId="5F6EB33A"/>
   <w16cid:commentId w16cid:paraId="4DADDD80" w16cid:durableId="5FAE51FB"/>
   <w16cid:commentId w16cid:paraId="22175E91" w16cid:durableId="219724EA"/>
+  <w16cid:commentId w16cid:paraId="0C200001" w16cid:durableId="7F52E957"/>
+  <w16cid:commentId w16cid:paraId="0C200002" w16cid:durableId="7F52E958"/>
   <w16cid:commentId w16cid:paraId="0C1A0001" w16cid:durableId="7F52E950"/>
+  <w16cid:commentId w16cid:paraId="0C200003" w16cid:durableId="7F52E959"/>
   <w16cid:commentId w16cid:paraId="0C1A0002" w16cid:durableId="7F52E951"/>
   <w16cid:commentId w16cid:paraId="5BCBAA79" w16cid:durableId="72840D20"/>
   <w16cid:commentId w16cid:paraId="2F57BDA6" w16cid:durableId="171B368D"/>
   <w16cid:commentId w16cid:paraId="0C1A0003" w16cid:durableId="7F52E952"/>
+  <w16cid:commentId w16cid:paraId="0C200006" w16cid:durableId="7F52E95C"/>
   <w16cid:commentId w16cid:paraId="54134D0A" w16cid:durableId="0CB95174"/>
   <w16cid:commentId w16cid:paraId="090321C1" w16cid:durableId="01F51D8C"/>
   <w16cid:commentId w16cid:paraId="037F5A45" w16cid:durableId="4BAB4CFF"/>
@@ -28996,6 +29420,7 @@
   <w16cid:commentId w16cid:paraId="0C1A0004" w16cid:durableId="7F52E953"/>
   <w16cid:commentId w16cid:paraId="5CD3F50D" w16cid:durableId="6CB94E6D"/>
   <w16cid:commentId w16cid:paraId="35DEC75E" w16cid:durableId="6AC543F1"/>
+  <w16cid:commentId w16cid:paraId="0C200004" w16cid:durableId="7F52E95A"/>
   <w16cid:commentId w16cid:paraId="3B8F7620" w16cid:durableId="00EF287A"/>
   <w16cid:commentId w16cid:paraId="09B38857" w16cid:durableId="14AEC299"/>
   <w16cid:commentId w16cid:paraId="20F10B18" w16cid:durableId="0000A0F1"/>
@@ -29040,6 +29465,7 @@
   <w16cid:commentId w16cid:paraId="430EE7A7" w16cid:durableId="14223475"/>
   <w16cid:commentId w16cid:paraId="4C82D5CF" w16cid:durableId="4B46021E"/>
   <w16cid:commentId w16cid:paraId="1DECD98E" w16cid:durableId="43071D4E"/>
+  <w16cid:commentId w16cid:paraId="0C300003" w16cid:durableId="7F52E95F"/>
   <w16cid:commentId w16cid:paraId="15333CDE" w16cid:durableId="1FE14087"/>
   <w16cid:commentId w16cid:paraId="2956EBDE" w16cid:durableId="5A424C3C"/>
   <w16cid:commentId w16cid:paraId="6FD157D9" w16cid:durableId="06E3F178"/>
@@ -29090,6 +29516,7 @@
   <w16cid:commentId w16cid:paraId="71696960" w16cid:durableId="0ABB2AEC"/>
   <w16cid:commentId w16cid:paraId="355B4A45" w16cid:durableId="7F378811"/>
   <w16cid:commentId w16cid:paraId="1BE79CA6" w16cid:durableId="53A3B9AC"/>
+  <w16cid:commentId w16cid:paraId="0C300004" w16cid:durableId="7F52E960"/>
   <w16cid:commentId w16cid:paraId="0E41AEDE" w16cid:durableId="465DDD6E"/>
   <w16cid:commentId w16cid:paraId="74B246A8" w16cid:durableId="75D99EE9"/>
   <w16cid:commentId w16cid:paraId="386E5830" w16cid:durableId="386E5830"/>
@@ -29098,12 +29525,15 @@
   <w16cid:commentId w16cid:paraId="010BC082" w16cid:durableId="300D9C02"/>
   <w16cid:commentId w16cid:paraId="6D32B570" w16cid:durableId="63E5C0C8"/>
   <w16cid:commentId w16cid:paraId="20F59D9A" w16cid:durableId="20F59D9A"/>
-  <w16cid:commentId w16cid:paraId="74BA41EE" w16cid:durableId="6B90F659"/>
+  <w16cid:commentId w16cid:paraId="0C300005" w16cid:durableId="7F52E961"/>
   <w16cid:commentId w16cid:paraId="7EB6DA13" w16cid:durableId="602B39AF"/>
   <w16cid:commentId w16cid:paraId="4A9D048D" w16cid:durableId="0974B017"/>
   <w16cid:commentId w16cid:paraId="6C8EAFE9" w16cid:durableId="6B1DFA73"/>
   <w16cid:commentId w16cid:paraId="594265F5" w16cid:durableId="496525E7"/>
   <w16cid:commentId w16cid:paraId="05D2FABE" w16cid:durableId="05C4F418"/>
+  <w16cid:commentId w16cid:paraId="0C400001" w16cid:durableId="7F52E962"/>
+  <w16cid:commentId w16cid:paraId="0C400004" w16cid:durableId="7F52E965"/>
+  <w16cid:commentId w16cid:paraId="0C400002" w16cid:durableId="7F52E963"/>
 </w16cid:commentsIds>
 </file>
 
